--- a/RESEARCH/Подготовка к постеру.docx
+++ b/RESEARCH/Подготовка к постеру.docx
@@ -1,6 +1,6 @@
 
 <file path=word/document.xml><?xml version="1.0" encoding="utf-8"?>
-<w:document xmlns:wpc="http://schemas.microsoft.com/office/word/2010/wordprocessingCanvas" xmlns:cx="http://schemas.microsoft.com/office/drawing/2014/chartex" xmlns:cx1="http://schemas.microsoft.com/office/drawing/2015/9/8/chartex" xmlns:cx2="http://schemas.microsoft.com/office/drawing/2015/10/21/chartex" xmlns:cx3="http://schemas.microsoft.com/office/drawing/2016/5/9/chartex" xmlns:cx4="http://schemas.microsoft.com/office/drawing/2016/5/10/chartex" xmlns:cx5="http://schemas.microsoft.com/office/drawing/2016/5/11/chartex" xmlns:cx6="http://schemas.microsoft.com/office/drawing/2016/5/12/chartex" xmlns:cx7="http://schemas.microsoft.com/office/drawing/2016/5/13/chartex" xmlns:cx8="http://schemas.microsoft.com/office/drawing/2016/5/14/chartex" xmlns:mc="http://schemas.openxmlformats.org/markup-compatibility/2006" xmlns:aink="http://schemas.microsoft.com/office/drawing/2016/ink" xmlns:am3d="http://schemas.microsoft.com/office/drawing/2017/model3d" xmlns:o="urn:schemas-microsoft-com:office:office" xmlns:oel="http://schemas.microsoft.com/office/2019/extlst" xmlns:r="http://schemas.openxmlformats.org/officeDocument/2006/relationships" xmlns:m="http://schemas.openxmlformats.org/officeDocument/2006/math" xmlns:v="urn:schemas-microsoft-com:vml" xmlns:wp14="http://schemas.microsoft.com/office/word/2010/wordprocessingDrawing" xmlns:wp="http://schemas.openxmlformats.org/drawingml/2006/wordprocessingDrawing" xmlns:w10="urn:schemas-microsoft-com:office:word" xmlns:w="http://schemas.openxmlformats.org/wordprocessingml/2006/main" xmlns:w14="http://schemas.microsoft.com/office/word/2010/wordml" xmlns:w15="http://schemas.microsoft.com/office/word/2012/wordml" xmlns:w16cex="http://schemas.microsoft.com/office/word/2018/wordml/cex" xmlns:w16cid="http://schemas.microsoft.com/office/word/2016/wordml/cid" xmlns:w16="http://schemas.microsoft.com/office/word/2018/wordml" xmlns:w16sdtdh="http://schemas.microsoft.com/office/word/2020/wordml/sdtdatahash" xmlns:w16se="http://schemas.microsoft.com/office/word/2015/wordml/symex" xmlns:wpg="http://schemas.microsoft.com/office/word/2010/wordprocessingGroup" xmlns:wpi="http://schemas.microsoft.com/office/word/2010/wordprocessingInk" xmlns:wne="http://schemas.microsoft.com/office/word/2006/wordml" xmlns:wps="http://schemas.microsoft.com/office/word/2010/wordprocessingShape" mc:Ignorable="w14 w15 w16se w16cid w16 w16cex w16sdtdh wp14">
+<w:document xmlns:wpc="http://schemas.microsoft.com/office/word/2010/wordprocessingCanvas" xmlns:cx="http://schemas.microsoft.com/office/drawing/2014/chartex" xmlns:cx1="http://schemas.microsoft.com/office/drawing/2015/9/8/chartex" xmlns:cx2="http://schemas.microsoft.com/office/drawing/2015/10/21/chartex" xmlns:cx3="http://schemas.microsoft.com/office/drawing/2016/5/9/chartex" xmlns:cx4="http://schemas.microsoft.com/office/drawing/2016/5/10/chartex" xmlns:cx5="http://schemas.microsoft.com/office/drawing/2016/5/11/chartex" xmlns:cx6="http://schemas.microsoft.com/office/drawing/2016/5/12/chartex" xmlns:cx7="http://schemas.microsoft.com/office/drawing/2016/5/13/chartex" xmlns:cx8="http://schemas.microsoft.com/office/drawing/2016/5/14/chartex" xmlns:mc="http://schemas.openxmlformats.org/markup-compatibility/2006" xmlns:aink="http://schemas.microsoft.com/office/drawing/2016/ink" xmlns:am3d="http://schemas.microsoft.com/office/drawing/2017/model3d" xmlns:o="urn:schemas-microsoft-com:office:office" xmlns:r="http://schemas.openxmlformats.org/officeDocument/2006/relationships" xmlns:m="http://schemas.openxmlformats.org/officeDocument/2006/math" xmlns:v="urn:schemas-microsoft-com:vml" xmlns:wp14="http://schemas.microsoft.com/office/word/2010/wordprocessingDrawing" xmlns:wp="http://schemas.openxmlformats.org/drawingml/2006/wordprocessingDrawing" xmlns:w10="urn:schemas-microsoft-com:office:word" xmlns:w="http://schemas.openxmlformats.org/wordprocessingml/2006/main" xmlns:w14="http://schemas.microsoft.com/office/word/2010/wordml" xmlns:w15="http://schemas.microsoft.com/office/word/2012/wordml" xmlns:w16cex="http://schemas.microsoft.com/office/word/2018/wordml/cex" xmlns:w16cid="http://schemas.microsoft.com/office/word/2016/wordml/cid" xmlns:w16="http://schemas.microsoft.com/office/word/2018/wordml" xmlns:w16sdtdh="http://schemas.microsoft.com/office/word/2020/wordml/sdtdatahash" xmlns:w16se="http://schemas.microsoft.com/office/word/2015/wordml/symex" xmlns:wpg="http://schemas.microsoft.com/office/word/2010/wordprocessingGroup" xmlns:wpi="http://schemas.microsoft.com/office/word/2010/wordprocessingInk" xmlns:wne="http://schemas.microsoft.com/office/word/2006/wordml" xmlns:wps="http://schemas.microsoft.com/office/word/2010/wordprocessingShape" mc:Ignorable="w14 w15 w16se w16cid w16 w16cex w16sdtdh wp14">
   <w:body>
     <w:p>
       <w:pPr>
@@ -34,25 +34,7 @@
           <w:bCs/>
           <w:lang w:val="en-US"/>
         </w:rPr>
-        <w:t xml:space="preserve">1. Kernel density estimation on the rotation group </w:t>
-      </w:r>
-      <w:proofErr w:type="gramStart"/>
-      <w:r>
-        <w:rPr>
-          <w:b/>
-          <w:bCs/>
-          <w:lang w:val="en-US"/>
-        </w:rPr>
-        <w:t>SO(</w:t>
-      </w:r>
-      <w:proofErr w:type="gramEnd"/>
-      <w:r>
-        <w:rPr>
-          <w:b/>
-          <w:bCs/>
-          <w:lang w:val="en-US"/>
-        </w:rPr>
-        <w:t>3) for crystallographic texture analysis</w:t>
+        <w:t>1. Kernel density estimation on the rotation group SO(3) for crystallographic texture analysis</w:t>
       </w:r>
     </w:p>
     <w:p>
@@ -96,15 +78,7 @@
         <w:t>Краткое описание:</w:t>
       </w:r>
       <w:r>
-        <w:t xml:space="preserve"> Применение KDE на группе вращений </w:t>
-      </w:r>
-      <w:proofErr w:type="gramStart"/>
-      <w:r>
-        <w:t>SO(</w:t>
-      </w:r>
-      <w:proofErr w:type="gramEnd"/>
-      <w:r>
-        <w:t>3) для анализа кристаллографической текстуры. Доказаны асимптотически оптимальные скорости сходимости для различных классов функций. Включает быстрый алгоритм для больших выборок и бенчмарк различных семейств ядерных функций.</w:t>
+        <w:t xml:space="preserve"> Применение KDE на группе вращений SO(3) для анализа кристаллографической текстуры. Доказаны асимптотически оптимальные скорости сходимости для различных классов функций. Включает быстрый алгоритм для больших выборок и бенчмарк различных семейств ядерных функций.</w:t>
       </w:r>
     </w:p>
     <w:p>
@@ -497,11 +471,7 @@
       </w:r>
       <w:proofErr w:type="spellEnd"/>
       <w:r>
-        <w:t xml:space="preserve">. Вероятностный вывод для вычисления </w:t>
-      </w:r>
-      <w:r>
-        <w:lastRenderedPageBreak/>
-        <w:t xml:space="preserve">распределения координат каждой аминокислоты. </w:t>
+        <w:t xml:space="preserve">. Вероятностный вывод для вычисления распределения координат каждой аминокислоты. </w:t>
       </w:r>
       <w:proofErr w:type="spellStart"/>
       <w:r>
@@ -559,6 +529,7 @@
           <w:b/>
           <w:bCs/>
         </w:rPr>
+        <w:lastRenderedPageBreak/>
         <w:t>Ссылка:</w:t>
       </w:r>
       <w:r>
@@ -1127,8 +1098,828 @@
       </w:r>
     </w:p>
     <w:p>
-      <w:r>
+      <w:pPr>
+        <w:pStyle w:val="2"/>
+      </w:pPr>
+      <w:r>
+        <w:rPr>
+          <w:rStyle w:val="ae"/>
+          <w:b w:val="0"/>
+          <w:bCs w:val="0"/>
+        </w:rPr>
         <w:lastRenderedPageBreak/>
+        <w:t>ПАТЕНТЫ:</w:t>
+      </w:r>
+    </w:p>
+    <w:p>
+      <w:pPr>
+        <w:pStyle w:val="3"/>
+      </w:pPr>
+      <w:r>
+        <w:t>1. US9524450B2</w:t>
+      </w:r>
+    </w:p>
+    <w:p>
+      <w:pPr>
+        <w:pStyle w:val="whitespace-normal"/>
+        <w:numPr>
+          <w:ilvl w:val="0"/>
+          <w:numId w:val="11"/>
+        </w:numPr>
+        <w:rPr>
+          <w:lang w:val="en-US"/>
+        </w:rPr>
+      </w:pPr>
+      <w:r>
+        <w:rPr>
+          <w:rStyle w:val="ae"/>
+          <w:rFonts w:eastAsiaTheme="majorEastAsia"/>
+        </w:rPr>
+        <w:t>Название</w:t>
+      </w:r>
+      <w:r>
+        <w:rPr>
+          <w:rStyle w:val="ae"/>
+          <w:rFonts w:eastAsiaTheme="majorEastAsia"/>
+          <w:lang w:val="en-US"/>
+        </w:rPr>
+        <w:t>:</w:t>
+      </w:r>
+      <w:r>
+        <w:rPr>
+          <w:lang w:val="en-US"/>
+        </w:rPr>
+        <w:t xml:space="preserve"> Crystal structure analysis method and apparatus</w:t>
+      </w:r>
+    </w:p>
+    <w:p>
+      <w:pPr>
+        <w:pStyle w:val="whitespace-normal"/>
+        <w:numPr>
+          <w:ilvl w:val="0"/>
+          <w:numId w:val="11"/>
+        </w:numPr>
+      </w:pPr>
+      <w:r>
+        <w:rPr>
+          <w:rStyle w:val="ae"/>
+          <w:rFonts w:eastAsiaTheme="majorEastAsia"/>
+        </w:rPr>
+        <w:t>Год:</w:t>
+      </w:r>
+      <w:r>
+        <w:t xml:space="preserve"> 2016</w:t>
+      </w:r>
+    </w:p>
+    <w:p>
+      <w:pPr>
+        <w:pStyle w:val="whitespace-normal"/>
+        <w:numPr>
+          <w:ilvl w:val="0"/>
+          <w:numId w:val="11"/>
+        </w:numPr>
+      </w:pPr>
+      <w:r>
+        <w:rPr>
+          <w:rStyle w:val="ae"/>
+          <w:rFonts w:eastAsiaTheme="majorEastAsia"/>
+        </w:rPr>
+        <w:t>Авторы:</w:t>
+      </w:r>
+      <w:r>
+        <w:t xml:space="preserve"> </w:t>
+      </w:r>
+      <w:proofErr w:type="spellStart"/>
+      <w:r>
+        <w:t>Ohashi</w:t>
+      </w:r>
+      <w:proofErr w:type="spellEnd"/>
+      <w:r>
+        <w:t xml:space="preserve"> K., </w:t>
+      </w:r>
+      <w:proofErr w:type="spellStart"/>
+      <w:r>
+        <w:t>Yamazaki</w:t>
+      </w:r>
+      <w:proofErr w:type="spellEnd"/>
+      <w:r>
+        <w:t xml:space="preserve"> T.</w:t>
+      </w:r>
+    </w:p>
+    <w:p>
+      <w:pPr>
+        <w:pStyle w:val="whitespace-normal"/>
+        <w:numPr>
+          <w:ilvl w:val="0"/>
+          <w:numId w:val="11"/>
+        </w:numPr>
+      </w:pPr>
+      <w:r>
+        <w:rPr>
+          <w:rStyle w:val="ae"/>
+          <w:rFonts w:eastAsiaTheme="majorEastAsia"/>
+        </w:rPr>
+        <w:t>Краткое описание:</w:t>
+      </w:r>
+      <w:r>
+        <w:t xml:space="preserve"> Патент на метод и устройство для анализа кристаллической структуры с использованием компьютерной обработки дифракционных данных. Автоматизированное определение параметров решетки и пространственной группы из порошковых XRD паттернов.</w:t>
+      </w:r>
+    </w:p>
+    <w:p>
+      <w:pPr>
+        <w:pStyle w:val="3"/>
+      </w:pPr>
+      <w:r>
+        <w:t>2. EP1527334A1</w:t>
+      </w:r>
+    </w:p>
+    <w:p>
+      <w:pPr>
+        <w:pStyle w:val="whitespace-normal"/>
+        <w:numPr>
+          <w:ilvl w:val="0"/>
+          <w:numId w:val="12"/>
+        </w:numPr>
+        <w:rPr>
+          <w:lang w:val="en-US"/>
+        </w:rPr>
+      </w:pPr>
+      <w:r>
+        <w:rPr>
+          <w:rStyle w:val="ae"/>
+          <w:rFonts w:eastAsiaTheme="majorEastAsia"/>
+        </w:rPr>
+        <w:t>Название</w:t>
+      </w:r>
+      <w:r>
+        <w:rPr>
+          <w:rStyle w:val="ae"/>
+          <w:rFonts w:eastAsiaTheme="majorEastAsia"/>
+          <w:lang w:val="en-US"/>
+        </w:rPr>
+        <w:t>:</w:t>
+      </w:r>
+      <w:r>
+        <w:rPr>
+          <w:lang w:val="en-US"/>
+        </w:rPr>
+        <w:t xml:space="preserve"> Method and apparatus for crystal structure analysis</w:t>
+      </w:r>
+    </w:p>
+    <w:p>
+      <w:pPr>
+        <w:pStyle w:val="whitespace-normal"/>
+        <w:numPr>
+          <w:ilvl w:val="0"/>
+          <w:numId w:val="12"/>
+        </w:numPr>
+      </w:pPr>
+      <w:r>
+        <w:rPr>
+          <w:rStyle w:val="ae"/>
+          <w:rFonts w:eastAsiaTheme="majorEastAsia"/>
+        </w:rPr>
+        <w:t>Год:</w:t>
+      </w:r>
+      <w:r>
+        <w:t xml:space="preserve"> 2005</w:t>
+      </w:r>
+    </w:p>
+    <w:p>
+      <w:pPr>
+        <w:pStyle w:val="whitespace-normal"/>
+        <w:numPr>
+          <w:ilvl w:val="0"/>
+          <w:numId w:val="12"/>
+        </w:numPr>
+      </w:pPr>
+      <w:r>
+        <w:rPr>
+          <w:rStyle w:val="ae"/>
+          <w:rFonts w:eastAsiaTheme="majorEastAsia"/>
+        </w:rPr>
+        <w:t>Авторы:</w:t>
+      </w:r>
+      <w:r>
+        <w:t xml:space="preserve"> European </w:t>
+      </w:r>
+      <w:proofErr w:type="spellStart"/>
+      <w:r>
+        <w:t>patent</w:t>
+      </w:r>
+      <w:proofErr w:type="spellEnd"/>
+      <w:r>
+        <w:t xml:space="preserve"> </w:t>
+      </w:r>
+      <w:proofErr w:type="spellStart"/>
+      <w:r>
+        <w:t>applicants</w:t>
+      </w:r>
+      <w:proofErr w:type="spellEnd"/>
+    </w:p>
+    <w:p>
+      <w:pPr>
+        <w:pStyle w:val="whitespace-normal"/>
+        <w:numPr>
+          <w:ilvl w:val="0"/>
+          <w:numId w:val="12"/>
+        </w:numPr>
+      </w:pPr>
+      <w:r>
+        <w:rPr>
+          <w:rStyle w:val="ae"/>
+          <w:rFonts w:eastAsiaTheme="majorEastAsia"/>
+        </w:rPr>
+        <w:t>Краткое описание:</w:t>
+      </w:r>
+      <w:r>
+        <w:t xml:space="preserve"> Европейский патент на метод анализа кристаллических структур с использованием рентгеновской дифракции. Включает способы обработки дифракционных паттернов и автоматического определения структурных параметров.</w:t>
+      </w:r>
+    </w:p>
+    <w:p>
+      <w:pPr>
+        <w:pStyle w:val="3"/>
+      </w:pPr>
+      <w:r>
+        <w:t>3. PMC10833361</w:t>
+      </w:r>
+    </w:p>
+    <w:p>
+      <w:pPr>
+        <w:pStyle w:val="whitespace-normal"/>
+        <w:numPr>
+          <w:ilvl w:val="0"/>
+          <w:numId w:val="13"/>
+        </w:numPr>
+        <w:rPr>
+          <w:lang w:val="en-US"/>
+        </w:rPr>
+      </w:pPr>
+      <w:r>
+        <w:rPr>
+          <w:rStyle w:val="ae"/>
+          <w:rFonts w:eastAsiaTheme="majorEastAsia"/>
+        </w:rPr>
+        <w:t>Название</w:t>
+      </w:r>
+      <w:r>
+        <w:rPr>
+          <w:rStyle w:val="ae"/>
+          <w:rFonts w:eastAsiaTheme="majorEastAsia"/>
+          <w:lang w:val="en-US"/>
+        </w:rPr>
+        <w:t>:</w:t>
+      </w:r>
+      <w:r>
+        <w:rPr>
+          <w:lang w:val="en-US"/>
+        </w:rPr>
+        <w:t xml:space="preserve"> Deep learning system for protein crystal screening</w:t>
+      </w:r>
+    </w:p>
+    <w:p>
+      <w:pPr>
+        <w:pStyle w:val="whitespace-normal"/>
+        <w:numPr>
+          <w:ilvl w:val="0"/>
+          <w:numId w:val="13"/>
+        </w:numPr>
+      </w:pPr>
+      <w:r>
+        <w:rPr>
+          <w:rStyle w:val="ae"/>
+          <w:rFonts w:eastAsiaTheme="majorEastAsia"/>
+        </w:rPr>
+        <w:t>Год:</w:t>
+      </w:r>
+      <w:r>
+        <w:t xml:space="preserve"> 2024</w:t>
+      </w:r>
+    </w:p>
+    <w:p>
+      <w:pPr>
+        <w:pStyle w:val="whitespace-normal"/>
+        <w:numPr>
+          <w:ilvl w:val="0"/>
+          <w:numId w:val="13"/>
+        </w:numPr>
+        <w:rPr>
+          <w:lang w:val="en-US"/>
+        </w:rPr>
+      </w:pPr>
+      <w:r>
+        <w:rPr>
+          <w:rStyle w:val="ae"/>
+          <w:rFonts w:eastAsiaTheme="majorEastAsia"/>
+        </w:rPr>
+        <w:t>Авторы</w:t>
+      </w:r>
+      <w:r>
+        <w:rPr>
+          <w:rStyle w:val="ae"/>
+          <w:rFonts w:eastAsiaTheme="majorEastAsia"/>
+          <w:lang w:val="en-US"/>
+        </w:rPr>
+        <w:t>:</w:t>
+      </w:r>
+      <w:r>
+        <w:rPr>
+          <w:lang w:val="en-US"/>
+        </w:rPr>
+        <w:t xml:space="preserve"> Bruno A.E., et al.</w:t>
+      </w:r>
+    </w:p>
+    <w:p>
+      <w:pPr>
+        <w:pStyle w:val="whitespace-normal"/>
+        <w:numPr>
+          <w:ilvl w:val="0"/>
+          <w:numId w:val="13"/>
+        </w:numPr>
+      </w:pPr>
+      <w:r>
+        <w:rPr>
+          <w:rStyle w:val="ae"/>
+          <w:rFonts w:eastAsiaTheme="majorEastAsia"/>
+        </w:rPr>
+        <w:t>Краткое описание:</w:t>
+      </w:r>
+      <w:r>
+        <w:t xml:space="preserve"> Система глубокого обучения для автоматического скрининга белковых кристаллов. CNN для классификации изображений кристаллов на пригодные/непригодные для дифракционных экспериментов. Значительно ускоряет процесс отбора качественных кристаллов в структурной биологии.</w:t>
+      </w:r>
+    </w:p>
+    <w:p>
+      <w:pPr>
+        <w:pStyle w:val="3"/>
+      </w:pPr>
+      <w:r>
+        <w:t>4. US6118850A</w:t>
+      </w:r>
+    </w:p>
+    <w:p>
+      <w:pPr>
+        <w:pStyle w:val="whitespace-normal"/>
+        <w:numPr>
+          <w:ilvl w:val="0"/>
+          <w:numId w:val="14"/>
+        </w:numPr>
+        <w:rPr>
+          <w:lang w:val="en-US"/>
+        </w:rPr>
+      </w:pPr>
+      <w:r>
+        <w:rPr>
+          <w:rStyle w:val="ae"/>
+          <w:rFonts w:eastAsiaTheme="majorEastAsia"/>
+        </w:rPr>
+        <w:t>Название</w:t>
+      </w:r>
+      <w:r>
+        <w:rPr>
+          <w:rStyle w:val="ae"/>
+          <w:rFonts w:eastAsiaTheme="majorEastAsia"/>
+          <w:lang w:val="en-US"/>
+        </w:rPr>
+        <w:t>:</w:t>
+      </w:r>
+      <w:r>
+        <w:rPr>
+          <w:lang w:val="en-US"/>
+        </w:rPr>
+        <w:t xml:space="preserve"> Method and apparatus for x-ray analysis of particle size</w:t>
+      </w:r>
+    </w:p>
+    <w:p>
+      <w:pPr>
+        <w:pStyle w:val="whitespace-normal"/>
+        <w:numPr>
+          <w:ilvl w:val="0"/>
+          <w:numId w:val="14"/>
+        </w:numPr>
+      </w:pPr>
+      <w:r>
+        <w:rPr>
+          <w:rStyle w:val="ae"/>
+          <w:rFonts w:eastAsiaTheme="majorEastAsia"/>
+        </w:rPr>
+        <w:t>Год:</w:t>
+      </w:r>
+      <w:r>
+        <w:t xml:space="preserve"> 2000</w:t>
+      </w:r>
+    </w:p>
+    <w:p>
+      <w:pPr>
+        <w:pStyle w:val="whitespace-normal"/>
+        <w:numPr>
+          <w:ilvl w:val="0"/>
+          <w:numId w:val="14"/>
+        </w:numPr>
+      </w:pPr>
+      <w:r>
+        <w:rPr>
+          <w:rStyle w:val="ae"/>
+          <w:rFonts w:eastAsiaTheme="majorEastAsia"/>
+        </w:rPr>
+        <w:t>Авторы:</w:t>
+      </w:r>
+      <w:r>
+        <w:t xml:space="preserve"> </w:t>
+      </w:r>
+      <w:proofErr w:type="spellStart"/>
+      <w:r>
+        <w:t>Patent</w:t>
+      </w:r>
+      <w:proofErr w:type="spellEnd"/>
+      <w:r>
+        <w:t xml:space="preserve"> </w:t>
+      </w:r>
+      <w:proofErr w:type="spellStart"/>
+      <w:r>
+        <w:t>holders</w:t>
+      </w:r>
+      <w:proofErr w:type="spellEnd"/>
+    </w:p>
+    <w:p>
+      <w:pPr>
+        <w:pStyle w:val="whitespace-normal"/>
+        <w:numPr>
+          <w:ilvl w:val="0"/>
+          <w:numId w:val="14"/>
+        </w:numPr>
+      </w:pPr>
+      <w:r>
+        <w:rPr>
+          <w:rStyle w:val="ae"/>
+          <w:rFonts w:eastAsiaTheme="majorEastAsia"/>
+        </w:rPr>
+        <w:t>Краткое описание:</w:t>
+      </w:r>
+      <w:r>
+        <w:t xml:space="preserve"> Патент на метод и устройство для рентгеновского анализа размера частиц и кристаллитов. Использует </w:t>
+      </w:r>
+      <w:proofErr w:type="spellStart"/>
+      <w:r>
+        <w:t>line</w:t>
+      </w:r>
+      <w:proofErr w:type="spellEnd"/>
+      <w:r>
+        <w:t xml:space="preserve"> </w:t>
+      </w:r>
+      <w:proofErr w:type="spellStart"/>
+      <w:r>
+        <w:t>broadening</w:t>
+      </w:r>
+      <w:proofErr w:type="spellEnd"/>
+      <w:r>
+        <w:t xml:space="preserve"> </w:t>
+      </w:r>
+      <w:proofErr w:type="spellStart"/>
+      <w:r>
+        <w:t>analysis</w:t>
+      </w:r>
+      <w:proofErr w:type="spellEnd"/>
+      <w:r>
+        <w:t xml:space="preserve"> из XRD паттернов для определения размера кристаллических доменов.</w:t>
+      </w:r>
+    </w:p>
+    <w:p>
+      <w:pPr>
+        <w:pStyle w:val="3"/>
+      </w:pPr>
+      <w:r>
+        <w:t>5. US20230065841A1</w:t>
+      </w:r>
+    </w:p>
+    <w:p>
+      <w:pPr>
+        <w:pStyle w:val="whitespace-normal"/>
+        <w:numPr>
+          <w:ilvl w:val="0"/>
+          <w:numId w:val="15"/>
+        </w:numPr>
+        <w:rPr>
+          <w:lang w:val="en-US"/>
+        </w:rPr>
+      </w:pPr>
+      <w:r>
+        <w:rPr>
+          <w:rStyle w:val="ae"/>
+          <w:rFonts w:eastAsiaTheme="majorEastAsia"/>
+        </w:rPr>
+        <w:t>Название</w:t>
+      </w:r>
+      <w:r>
+        <w:rPr>
+          <w:rStyle w:val="ae"/>
+          <w:rFonts w:eastAsiaTheme="majorEastAsia"/>
+          <w:lang w:val="en-US"/>
+        </w:rPr>
+        <w:t>:</w:t>
+      </w:r>
+      <w:r>
+        <w:rPr>
+          <w:lang w:val="en-US"/>
+        </w:rPr>
+        <w:t xml:space="preserve"> Machine learning for crystal structure prediction</w:t>
+      </w:r>
+    </w:p>
+    <w:p>
+      <w:pPr>
+        <w:pStyle w:val="whitespace-normal"/>
+        <w:numPr>
+          <w:ilvl w:val="0"/>
+          <w:numId w:val="15"/>
+        </w:numPr>
+      </w:pPr>
+      <w:r>
+        <w:rPr>
+          <w:rStyle w:val="ae"/>
+          <w:rFonts w:eastAsiaTheme="majorEastAsia"/>
+        </w:rPr>
+        <w:t>Год:</w:t>
+      </w:r>
+      <w:r>
+        <w:t xml:space="preserve"> 2023</w:t>
+      </w:r>
+    </w:p>
+    <w:p>
+      <w:pPr>
+        <w:pStyle w:val="whitespace-normal"/>
+        <w:numPr>
+          <w:ilvl w:val="0"/>
+          <w:numId w:val="15"/>
+        </w:numPr>
+      </w:pPr>
+      <w:r>
+        <w:rPr>
+          <w:rStyle w:val="ae"/>
+          <w:rFonts w:eastAsiaTheme="majorEastAsia"/>
+        </w:rPr>
+        <w:t>Авторы:</w:t>
+      </w:r>
+      <w:r>
+        <w:t xml:space="preserve"> </w:t>
+      </w:r>
+      <w:proofErr w:type="spellStart"/>
+      <w:r>
+        <w:t>Patent</w:t>
+      </w:r>
+      <w:proofErr w:type="spellEnd"/>
+      <w:r>
+        <w:t xml:space="preserve"> </w:t>
+      </w:r>
+      <w:proofErr w:type="spellStart"/>
+      <w:r>
+        <w:t>applicants</w:t>
+      </w:r>
+      <w:proofErr w:type="spellEnd"/>
+    </w:p>
+    <w:p>
+      <w:pPr>
+        <w:pStyle w:val="whitespace-normal"/>
+        <w:numPr>
+          <w:ilvl w:val="0"/>
+          <w:numId w:val="15"/>
+        </w:numPr>
+      </w:pPr>
+      <w:r>
+        <w:rPr>
+          <w:rStyle w:val="ae"/>
+          <w:rFonts w:eastAsiaTheme="majorEastAsia"/>
+        </w:rPr>
+        <w:t>Краткое описание:</w:t>
+      </w:r>
+      <w:r>
+        <w:t xml:space="preserve"> Патентная заявка на использование машинного обучения для предсказания кристаллических структур. Методы включают нейронные сети для предсказания стабильных конфигураций атомов и пространственных групп на основе химического состава.</w:t>
+      </w:r>
+    </w:p>
+    <w:p>
+      <w:pPr>
+        <w:pStyle w:val="3"/>
+      </w:pPr>
+      <w:r>
+        <w:lastRenderedPageBreak/>
+        <w:t>6. US20130077827A1</w:t>
+      </w:r>
+    </w:p>
+    <w:p>
+      <w:pPr>
+        <w:pStyle w:val="whitespace-normal"/>
+        <w:numPr>
+          <w:ilvl w:val="0"/>
+          <w:numId w:val="16"/>
+        </w:numPr>
+        <w:rPr>
+          <w:lang w:val="en-US"/>
+        </w:rPr>
+      </w:pPr>
+      <w:r>
+        <w:rPr>
+          <w:rStyle w:val="ae"/>
+          <w:rFonts w:eastAsiaTheme="majorEastAsia"/>
+        </w:rPr>
+        <w:t>Название</w:t>
+      </w:r>
+      <w:r>
+        <w:rPr>
+          <w:rStyle w:val="ae"/>
+          <w:rFonts w:eastAsiaTheme="majorEastAsia"/>
+          <w:lang w:val="en-US"/>
+        </w:rPr>
+        <w:t>:</w:t>
+      </w:r>
+      <w:r>
+        <w:rPr>
+          <w:lang w:val="en-US"/>
+        </w:rPr>
+        <w:t xml:space="preserve"> System and method for automated crystal detection and evaluation</w:t>
+      </w:r>
+    </w:p>
+    <w:p>
+      <w:pPr>
+        <w:pStyle w:val="whitespace-normal"/>
+        <w:numPr>
+          <w:ilvl w:val="0"/>
+          <w:numId w:val="16"/>
+        </w:numPr>
+      </w:pPr>
+      <w:r>
+        <w:rPr>
+          <w:rStyle w:val="ae"/>
+          <w:rFonts w:eastAsiaTheme="majorEastAsia"/>
+        </w:rPr>
+        <w:t>Год:</w:t>
+      </w:r>
+      <w:r>
+        <w:t xml:space="preserve"> 2013</w:t>
+      </w:r>
+    </w:p>
+    <w:p>
+      <w:pPr>
+        <w:pStyle w:val="whitespace-normal"/>
+        <w:numPr>
+          <w:ilvl w:val="0"/>
+          <w:numId w:val="16"/>
+        </w:numPr>
+      </w:pPr>
+      <w:r>
+        <w:rPr>
+          <w:rStyle w:val="ae"/>
+          <w:rFonts w:eastAsiaTheme="majorEastAsia"/>
+        </w:rPr>
+        <w:t>Авторы:</w:t>
+      </w:r>
+      <w:r>
+        <w:t xml:space="preserve"> </w:t>
+      </w:r>
+      <w:proofErr w:type="spellStart"/>
+      <w:r>
+        <w:t>Patent</w:t>
+      </w:r>
+      <w:proofErr w:type="spellEnd"/>
+      <w:r>
+        <w:t xml:space="preserve"> </w:t>
+      </w:r>
+      <w:proofErr w:type="spellStart"/>
+      <w:r>
+        <w:t>applicants</w:t>
+      </w:r>
+      <w:proofErr w:type="spellEnd"/>
+    </w:p>
+    <w:p>
+      <w:pPr>
+        <w:pStyle w:val="whitespace-normal"/>
+        <w:numPr>
+          <w:ilvl w:val="0"/>
+          <w:numId w:val="16"/>
+        </w:numPr>
+      </w:pPr>
+      <w:r>
+        <w:rPr>
+          <w:rStyle w:val="ae"/>
+          <w:rFonts w:eastAsiaTheme="majorEastAsia"/>
+        </w:rPr>
+        <w:t>Краткое описание:</w:t>
+      </w:r>
+      <w:r>
+        <w:t xml:space="preserve"> Система и метод для автоматизированного обнаружения и оценки кристаллов. Компьютерное зрение и анализ изображений для идентификации кристаллов в капле для кристаллизации, оценка их качества для последующих дифракционных экспериментов.</w:t>
+      </w:r>
+    </w:p>
+    <w:p>
+      <w:pPr>
+        <w:pStyle w:val="3"/>
+      </w:pPr>
+      <w:r>
+        <w:t>7. US20020164812A1</w:t>
+      </w:r>
+    </w:p>
+    <w:p>
+      <w:pPr>
+        <w:pStyle w:val="whitespace-normal"/>
+        <w:numPr>
+          <w:ilvl w:val="0"/>
+          <w:numId w:val="17"/>
+        </w:numPr>
+        <w:rPr>
+          <w:lang w:val="en-US"/>
+        </w:rPr>
+      </w:pPr>
+      <w:r>
+        <w:rPr>
+          <w:rStyle w:val="ae"/>
+          <w:rFonts w:eastAsiaTheme="majorEastAsia"/>
+        </w:rPr>
+        <w:t>Название</w:t>
+      </w:r>
+      <w:r>
+        <w:rPr>
+          <w:rStyle w:val="ae"/>
+          <w:rFonts w:eastAsiaTheme="majorEastAsia"/>
+          <w:lang w:val="en-US"/>
+        </w:rPr>
+        <w:t>:</w:t>
+      </w:r>
+      <w:r>
+        <w:rPr>
+          <w:lang w:val="en-US"/>
+        </w:rPr>
+        <w:t xml:space="preserve"> Method for determining protein structure using NMR and crystallography</w:t>
+      </w:r>
+    </w:p>
+    <w:p>
+      <w:pPr>
+        <w:pStyle w:val="whitespace-normal"/>
+        <w:numPr>
+          <w:ilvl w:val="0"/>
+          <w:numId w:val="17"/>
+        </w:numPr>
+      </w:pPr>
+      <w:r>
+        <w:rPr>
+          <w:rStyle w:val="ae"/>
+          <w:rFonts w:eastAsiaTheme="majorEastAsia"/>
+        </w:rPr>
+        <w:t>Год:</w:t>
+      </w:r>
+      <w:r>
+        <w:t xml:space="preserve"> 2002</w:t>
+      </w:r>
+    </w:p>
+    <w:p>
+      <w:pPr>
+        <w:pStyle w:val="whitespace-normal"/>
+        <w:numPr>
+          <w:ilvl w:val="0"/>
+          <w:numId w:val="17"/>
+        </w:numPr>
+      </w:pPr>
+      <w:r>
+        <w:rPr>
+          <w:rStyle w:val="ae"/>
+          <w:rFonts w:eastAsiaTheme="majorEastAsia"/>
+        </w:rPr>
+        <w:t>Авторы:</w:t>
+      </w:r>
+      <w:r>
+        <w:t xml:space="preserve"> </w:t>
+      </w:r>
+      <w:proofErr w:type="spellStart"/>
+      <w:r>
+        <w:t>Patent</w:t>
+      </w:r>
+      <w:proofErr w:type="spellEnd"/>
+      <w:r>
+        <w:t xml:space="preserve"> </w:t>
+      </w:r>
+      <w:proofErr w:type="spellStart"/>
+      <w:r>
+        <w:t>applicants</w:t>
+      </w:r>
+      <w:proofErr w:type="spellEnd"/>
+    </w:p>
+    <w:p>
+      <w:pPr>
+        <w:pStyle w:val="whitespace-normal"/>
+        <w:numPr>
+          <w:ilvl w:val="0"/>
+          <w:numId w:val="17"/>
+        </w:numPr>
+      </w:pPr>
+      <w:r>
+        <w:rPr>
+          <w:rStyle w:val="ae"/>
+          <w:rFonts w:eastAsiaTheme="majorEastAsia"/>
+        </w:rPr>
+        <w:t>Краткое описание:</w:t>
+      </w:r>
+      <w:r>
+        <w:t xml:space="preserve"> Метод определения структуры белка, комбинирующий данные ЯМР-спектроскопии и кристаллографии. Интегрированный подход для улучшения точности определения структуры, особенно для гибких регионов белков.</w:t>
+      </w:r>
+    </w:p>
+    <w:p/>
+    <w:p>
+      <w:r>
         <w:t>Патенты:</w:t>
       </w:r>
     </w:p>
@@ -1205,6 +1996,1219 @@
           <w:lang w:val="en-US"/>
         </w:rPr>
         <w:t>https://patents.google.com/patent/US20020164812A1/en</w:t>
+      </w:r>
+    </w:p>
+    <w:p>
+      <w:pPr>
+        <w:rPr>
+          <w:lang w:val="en-US"/>
+        </w:rPr>
+      </w:pPr>
+    </w:p>
+    <w:p>
+      <w:pPr>
+        <w:rPr>
+          <w:lang w:val="en-US"/>
+        </w:rPr>
+      </w:pPr>
+      <w:r>
+        <w:rPr>
+          <w:lang w:val="en-US"/>
+        </w:rPr>
+        <w:br w:type="page"/>
+      </w:r>
+    </w:p>
+    <w:p>
+      <w:pPr>
+        <w:pStyle w:val="2"/>
+      </w:pPr>
+      <w:r>
+        <w:rPr>
+          <w:rStyle w:val="ae"/>
+          <w:b w:val="0"/>
+          <w:bCs w:val="0"/>
+        </w:rPr>
+        <w:lastRenderedPageBreak/>
+        <w:t>СТАТЬИ:</w:t>
+      </w:r>
+    </w:p>
+    <w:p>
+      <w:pPr>
+        <w:pStyle w:val="3"/>
+      </w:pPr>
+      <w:r>
+        <w:t xml:space="preserve">1. </w:t>
+      </w:r>
+      <w:hyperlink r:id="rId15" w:history="1">
+        <w:r>
+          <w:rPr>
+            <w:rStyle w:val="ac"/>
+          </w:rPr>
+          <w:t>https://arxiv.org/abs/2404.04810</w:t>
+        </w:r>
+      </w:hyperlink>
+    </w:p>
+    <w:p>
+      <w:pPr>
+        <w:pStyle w:val="whitespace-normal"/>
+        <w:numPr>
+          <w:ilvl w:val="0"/>
+          <w:numId w:val="18"/>
+        </w:numPr>
+        <w:rPr>
+          <w:lang w:val="en-US"/>
+        </w:rPr>
+      </w:pPr>
+      <w:r>
+        <w:rPr>
+          <w:rStyle w:val="ae"/>
+          <w:rFonts w:eastAsiaTheme="majorEastAsia"/>
+        </w:rPr>
+        <w:t>Название</w:t>
+      </w:r>
+      <w:r>
+        <w:rPr>
+          <w:rStyle w:val="ae"/>
+          <w:rFonts w:eastAsiaTheme="majorEastAsia"/>
+          <w:lang w:val="en-US"/>
+        </w:rPr>
+        <w:t>:</w:t>
+      </w:r>
+      <w:r>
+        <w:rPr>
+          <w:lang w:val="en-US"/>
+        </w:rPr>
+        <w:t xml:space="preserve"> AlphaCrystal-II: Distance matrix based crystal structure prediction using deep learning</w:t>
+      </w:r>
+    </w:p>
+    <w:p>
+      <w:pPr>
+        <w:pStyle w:val="whitespace-normal"/>
+        <w:numPr>
+          <w:ilvl w:val="0"/>
+          <w:numId w:val="18"/>
+        </w:numPr>
+      </w:pPr>
+      <w:r>
+        <w:rPr>
+          <w:rStyle w:val="ae"/>
+          <w:rFonts w:eastAsiaTheme="majorEastAsia"/>
+        </w:rPr>
+        <w:t>Год:</w:t>
+      </w:r>
+      <w:r>
+        <w:t xml:space="preserve"> 2024</w:t>
+      </w:r>
+    </w:p>
+    <w:p>
+      <w:pPr>
+        <w:pStyle w:val="whitespace-normal"/>
+        <w:numPr>
+          <w:ilvl w:val="0"/>
+          <w:numId w:val="18"/>
+        </w:numPr>
+        <w:rPr>
+          <w:lang w:val="en-US"/>
+        </w:rPr>
+      </w:pPr>
+      <w:r>
+        <w:rPr>
+          <w:rStyle w:val="ae"/>
+          <w:rFonts w:eastAsiaTheme="majorEastAsia"/>
+        </w:rPr>
+        <w:t>Авторы</w:t>
+      </w:r>
+      <w:r>
+        <w:rPr>
+          <w:rStyle w:val="ae"/>
+          <w:rFonts w:eastAsiaTheme="majorEastAsia"/>
+          <w:lang w:val="en-US"/>
+        </w:rPr>
+        <w:t>:</w:t>
+      </w:r>
+      <w:r>
+        <w:rPr>
+          <w:lang w:val="en-US"/>
+        </w:rPr>
+        <w:t xml:space="preserve"> Song Y., Siriwardane E.M.D., Li Y., Dong R., Hu J.</w:t>
+      </w:r>
+    </w:p>
+    <w:p>
+      <w:pPr>
+        <w:pStyle w:val="whitespace-normal"/>
+        <w:numPr>
+          <w:ilvl w:val="0"/>
+          <w:numId w:val="18"/>
+        </w:numPr>
+      </w:pPr>
+      <w:r>
+        <w:rPr>
+          <w:rStyle w:val="ae"/>
+          <w:rFonts w:eastAsiaTheme="majorEastAsia"/>
+        </w:rPr>
+        <w:t>Краткое описание:</w:t>
+      </w:r>
+      <w:r>
+        <w:t xml:space="preserve"> Предсказание кристаллических структур через матрицы межатомных расстояний. Deep </w:t>
+      </w:r>
+      <w:proofErr w:type="spellStart"/>
+      <w:r>
+        <w:t>residual</w:t>
+      </w:r>
+      <w:proofErr w:type="spellEnd"/>
+      <w:r>
+        <w:t xml:space="preserve"> </w:t>
+      </w:r>
+      <w:proofErr w:type="spellStart"/>
+      <w:r>
+        <w:t>neural</w:t>
+      </w:r>
+      <w:proofErr w:type="spellEnd"/>
+      <w:r>
+        <w:t xml:space="preserve"> </w:t>
+      </w:r>
+      <w:proofErr w:type="spellStart"/>
+      <w:r>
+        <w:t>networks</w:t>
+      </w:r>
+      <w:proofErr w:type="spellEnd"/>
+      <w:r>
+        <w:t xml:space="preserve"> предсказывают </w:t>
+      </w:r>
+      <w:proofErr w:type="spellStart"/>
+      <w:r>
+        <w:t>distance</w:t>
+      </w:r>
+      <w:proofErr w:type="spellEnd"/>
+      <w:r>
+        <w:t xml:space="preserve"> </w:t>
+      </w:r>
+      <w:proofErr w:type="spellStart"/>
+      <w:r>
+        <w:t>matrices</w:t>
+      </w:r>
+      <w:proofErr w:type="spellEnd"/>
+      <w:r>
+        <w:t>, затем генетический алгоритм восстанавливает 3D структуры. Матрица инвариантна к перестановкам и полностью описывает пространственные отношения между атомами.</w:t>
+      </w:r>
+    </w:p>
+    <w:p>
+      <w:pPr>
+        <w:pStyle w:val="3"/>
+      </w:pPr>
+      <w:r>
+        <w:t xml:space="preserve">2. </w:t>
+      </w:r>
+      <w:hyperlink r:id="rId16" w:history="1">
+        <w:r>
+          <w:rPr>
+            <w:rStyle w:val="ac"/>
+          </w:rPr>
+          <w:t>https://www.nature.com/articles/s41467-021-26511-5</w:t>
+        </w:r>
+      </w:hyperlink>
+    </w:p>
+    <w:p>
+      <w:pPr>
+        <w:pStyle w:val="whitespace-normal"/>
+        <w:numPr>
+          <w:ilvl w:val="0"/>
+          <w:numId w:val="19"/>
+        </w:numPr>
+        <w:rPr>
+          <w:lang w:val="en-US"/>
+        </w:rPr>
+      </w:pPr>
+      <w:r>
+        <w:rPr>
+          <w:rStyle w:val="ae"/>
+          <w:rFonts w:eastAsiaTheme="majorEastAsia"/>
+        </w:rPr>
+        <w:t>Название</w:t>
+      </w:r>
+      <w:r>
+        <w:rPr>
+          <w:rStyle w:val="ae"/>
+          <w:rFonts w:eastAsiaTheme="majorEastAsia"/>
+          <w:lang w:val="en-US"/>
+        </w:rPr>
+        <w:t>:</w:t>
+      </w:r>
+      <w:r>
+        <w:rPr>
+          <w:lang w:val="en-US"/>
+        </w:rPr>
+        <w:t xml:space="preserve"> Robust recognition and exploratory analysis of crystal structures via Bayesian deep learning (ARISE)</w:t>
+      </w:r>
+    </w:p>
+    <w:p>
+      <w:pPr>
+        <w:pStyle w:val="whitespace-normal"/>
+        <w:numPr>
+          <w:ilvl w:val="0"/>
+          <w:numId w:val="19"/>
+        </w:numPr>
+      </w:pPr>
+      <w:r>
+        <w:rPr>
+          <w:rStyle w:val="ae"/>
+          <w:rFonts w:eastAsiaTheme="majorEastAsia"/>
+        </w:rPr>
+        <w:t>Год:</w:t>
+      </w:r>
+      <w:r>
+        <w:t xml:space="preserve"> 2021</w:t>
+      </w:r>
+    </w:p>
+    <w:p>
+      <w:pPr>
+        <w:pStyle w:val="whitespace-normal"/>
+        <w:numPr>
+          <w:ilvl w:val="0"/>
+          <w:numId w:val="19"/>
+        </w:numPr>
+        <w:rPr>
+          <w:lang w:val="en-US"/>
+        </w:rPr>
+      </w:pPr>
+      <w:r>
+        <w:rPr>
+          <w:rStyle w:val="ae"/>
+          <w:rFonts w:eastAsiaTheme="majorEastAsia"/>
+        </w:rPr>
+        <w:t>Авторы</w:t>
+      </w:r>
+      <w:r>
+        <w:rPr>
+          <w:rStyle w:val="ae"/>
+          <w:rFonts w:eastAsiaTheme="majorEastAsia"/>
+          <w:lang w:val="en-US"/>
+        </w:rPr>
+        <w:t>:</w:t>
+      </w:r>
+      <w:r>
+        <w:rPr>
+          <w:lang w:val="en-US"/>
+        </w:rPr>
+        <w:t xml:space="preserve"> Leitherer A., Ziletti A., Ghiringhelli L.M.</w:t>
+      </w:r>
+    </w:p>
+    <w:p>
+      <w:pPr>
+        <w:pStyle w:val="whitespace-normal"/>
+        <w:numPr>
+          <w:ilvl w:val="0"/>
+          <w:numId w:val="19"/>
+        </w:numPr>
+      </w:pPr>
+      <w:r>
+        <w:rPr>
+          <w:rStyle w:val="ae"/>
+          <w:rFonts w:eastAsiaTheme="majorEastAsia"/>
+        </w:rPr>
+        <w:t>Краткое описание:</w:t>
+      </w:r>
+      <w:r>
+        <w:t xml:space="preserve"> ARISE - метод распознавания кристаллов на основе </w:t>
+      </w:r>
+      <w:proofErr w:type="spellStart"/>
+      <w:r>
+        <w:t>Bayesian</w:t>
+      </w:r>
+      <w:proofErr w:type="spellEnd"/>
+      <w:r>
+        <w:t xml:space="preserve"> </w:t>
+      </w:r>
+      <w:proofErr w:type="spellStart"/>
+      <w:r>
+        <w:t>deep</w:t>
+      </w:r>
+      <w:proofErr w:type="spellEnd"/>
+      <w:r>
+        <w:t xml:space="preserve"> </w:t>
+      </w:r>
+      <w:proofErr w:type="spellStart"/>
+      <w:r>
+        <w:t>learning</w:t>
+      </w:r>
+      <w:proofErr w:type="spellEnd"/>
+      <w:r>
+        <w:t>. Классифицирует 108 типов структур с &gt;97% точностью при 60% отсутствующих атомов. Использует SOAP дескрипторы (инвариантные к поворотам) и MLP с байесовской квантификацией неопределенности. Устойчив к шуму и температурным эффектам.</w:t>
+      </w:r>
+    </w:p>
+    <w:p>
+      <w:pPr>
+        <w:pStyle w:val="3"/>
+      </w:pPr>
+      <w:r>
+        <w:t xml:space="preserve">3. </w:t>
+      </w:r>
+      <w:hyperlink r:id="rId17" w:history="1">
+        <w:r>
+          <w:rPr>
+            <w:rStyle w:val="ac"/>
+          </w:rPr>
+          <w:t>https://www.sciencedirect.com/science/article/pii/S0927025621001610</w:t>
+        </w:r>
+      </w:hyperlink>
+    </w:p>
+    <w:p>
+      <w:pPr>
+        <w:pStyle w:val="whitespace-normal"/>
+        <w:numPr>
+          <w:ilvl w:val="0"/>
+          <w:numId w:val="20"/>
+        </w:numPr>
+        <w:rPr>
+          <w:lang w:val="en-US"/>
+        </w:rPr>
+      </w:pPr>
+      <w:r>
+        <w:rPr>
+          <w:rStyle w:val="ae"/>
+          <w:rFonts w:eastAsiaTheme="majorEastAsia"/>
+        </w:rPr>
+        <w:t>Название</w:t>
+      </w:r>
+      <w:r>
+        <w:rPr>
+          <w:rStyle w:val="ae"/>
+          <w:rFonts w:eastAsiaTheme="majorEastAsia"/>
+          <w:lang w:val="en-US"/>
+        </w:rPr>
+        <w:t>:</w:t>
+      </w:r>
+      <w:r>
+        <w:rPr>
+          <w:lang w:val="en-US"/>
+        </w:rPr>
+        <w:t xml:space="preserve"> Crystal structure prediction in a continuous representative space</w:t>
+      </w:r>
+    </w:p>
+    <w:p>
+      <w:pPr>
+        <w:pStyle w:val="whitespace-normal"/>
+        <w:numPr>
+          <w:ilvl w:val="0"/>
+          <w:numId w:val="20"/>
+        </w:numPr>
+      </w:pPr>
+      <w:r>
+        <w:rPr>
+          <w:rStyle w:val="ae"/>
+          <w:rFonts w:eastAsiaTheme="majorEastAsia"/>
+        </w:rPr>
+        <w:t>Год:</w:t>
+      </w:r>
+      <w:r>
+        <w:t xml:space="preserve"> 2021</w:t>
+      </w:r>
+    </w:p>
+    <w:p>
+      <w:pPr>
+        <w:pStyle w:val="whitespace-normal"/>
+        <w:numPr>
+          <w:ilvl w:val="0"/>
+          <w:numId w:val="20"/>
+        </w:numPr>
+      </w:pPr>
+      <w:r>
+        <w:rPr>
+          <w:rStyle w:val="ae"/>
+          <w:rFonts w:eastAsiaTheme="majorEastAsia"/>
+        </w:rPr>
+        <w:t>Авторы:</w:t>
+      </w:r>
+      <w:r>
+        <w:t xml:space="preserve"> </w:t>
+      </w:r>
+      <w:proofErr w:type="spellStart"/>
+      <w:r>
+        <w:t>Noh</w:t>
+      </w:r>
+      <w:proofErr w:type="spellEnd"/>
+      <w:r>
+        <w:t xml:space="preserve"> J., </w:t>
+      </w:r>
+      <w:proofErr w:type="spellStart"/>
+      <w:r>
+        <w:t>Gu</w:t>
+      </w:r>
+      <w:proofErr w:type="spellEnd"/>
+      <w:r>
+        <w:t xml:space="preserve"> G.H., </w:t>
+      </w:r>
+      <w:proofErr w:type="spellStart"/>
+      <w:r>
+        <w:t>Kim</w:t>
+      </w:r>
+      <w:proofErr w:type="spellEnd"/>
+      <w:r>
+        <w:t xml:space="preserve"> S., </w:t>
+      </w:r>
+      <w:proofErr w:type="spellStart"/>
+      <w:r>
+        <w:t>Jung</w:t>
+      </w:r>
+      <w:proofErr w:type="spellEnd"/>
+      <w:r>
+        <w:t xml:space="preserve"> Y.</w:t>
+      </w:r>
+    </w:p>
+    <w:p>
+      <w:pPr>
+        <w:pStyle w:val="whitespace-normal"/>
+        <w:numPr>
+          <w:ilvl w:val="0"/>
+          <w:numId w:val="20"/>
+        </w:numPr>
+      </w:pPr>
+      <w:r>
+        <w:rPr>
+          <w:rStyle w:val="ae"/>
+          <w:rFonts w:eastAsiaTheme="majorEastAsia"/>
+        </w:rPr>
+        <w:t>Краткое описание:</w:t>
+      </w:r>
+      <w:r>
+        <w:t xml:space="preserve"> </w:t>
+      </w:r>
+      <w:proofErr w:type="spellStart"/>
+      <w:r>
+        <w:t>Variational</w:t>
+      </w:r>
+      <w:proofErr w:type="spellEnd"/>
+      <w:r>
+        <w:t xml:space="preserve"> </w:t>
+      </w:r>
+      <w:proofErr w:type="spellStart"/>
+      <w:r>
+        <w:t>Autoencoder</w:t>
+      </w:r>
+      <w:proofErr w:type="spellEnd"/>
+      <w:r>
+        <w:t xml:space="preserve"> использует </w:t>
+      </w:r>
+      <w:proofErr w:type="spellStart"/>
+      <w:r>
+        <w:t>radial</w:t>
+      </w:r>
+      <w:proofErr w:type="spellEnd"/>
+      <w:r>
+        <w:t xml:space="preserve"> </w:t>
+      </w:r>
+      <w:proofErr w:type="spellStart"/>
+      <w:r>
+        <w:t>distribution</w:t>
+      </w:r>
+      <w:proofErr w:type="spellEnd"/>
+      <w:r>
+        <w:t xml:space="preserve"> </w:t>
+      </w:r>
+      <w:proofErr w:type="spellStart"/>
+      <w:r>
+        <w:t>function</w:t>
+      </w:r>
+      <w:proofErr w:type="spellEnd"/>
+      <w:r>
+        <w:t xml:space="preserve"> (RDF) для представления кристаллов в непрерывном латентном пространстве. RDF как универсальная характеристика для генерации новых кристаллических структур, подобных известным. Генеративная модель для </w:t>
+      </w:r>
+      <w:proofErr w:type="spellStart"/>
+      <w:r>
+        <w:t>crystal</w:t>
+      </w:r>
+      <w:proofErr w:type="spellEnd"/>
+      <w:r>
+        <w:t xml:space="preserve"> </w:t>
+      </w:r>
+      <w:proofErr w:type="spellStart"/>
+      <w:r>
+        <w:t>structure</w:t>
+      </w:r>
+      <w:proofErr w:type="spellEnd"/>
+      <w:r>
+        <w:t xml:space="preserve"> </w:t>
+      </w:r>
+      <w:proofErr w:type="spellStart"/>
+      <w:r>
+        <w:t>prediction</w:t>
+      </w:r>
+      <w:proofErr w:type="spellEnd"/>
+      <w:r>
+        <w:t>.</w:t>
+      </w:r>
+    </w:p>
+    <w:p>
+      <w:pPr>
+        <w:pStyle w:val="3"/>
+      </w:pPr>
+      <w:r>
+        <w:t xml:space="preserve">4. </w:t>
+      </w:r>
+      <w:hyperlink r:id="rId18" w:history="1">
+        <w:r>
+          <w:rPr>
+            <w:rStyle w:val="ac"/>
+          </w:rPr>
+          <w:t>https://link.aps.org/doi/10.1103/PhysRevMaterials.6.043801</w:t>
+        </w:r>
+      </w:hyperlink>
+    </w:p>
+    <w:p>
+      <w:pPr>
+        <w:pStyle w:val="whitespace-normal"/>
+        <w:numPr>
+          <w:ilvl w:val="0"/>
+          <w:numId w:val="21"/>
+        </w:numPr>
+        <w:rPr>
+          <w:lang w:val="en-US"/>
+        </w:rPr>
+      </w:pPr>
+      <w:r>
+        <w:rPr>
+          <w:rStyle w:val="ae"/>
+          <w:rFonts w:eastAsiaTheme="majorEastAsia"/>
+        </w:rPr>
+        <w:t>Название</w:t>
+      </w:r>
+      <w:r>
+        <w:rPr>
+          <w:rStyle w:val="ae"/>
+          <w:rFonts w:eastAsiaTheme="majorEastAsia"/>
+          <w:lang w:val="en-US"/>
+        </w:rPr>
+        <w:t>:</w:t>
+      </w:r>
+      <w:r>
+        <w:rPr>
+          <w:lang w:val="en-US"/>
+        </w:rPr>
+        <w:t xml:space="preserve"> Data-centric framework for crystal structure identification in atomistic simulations using machine learning</w:t>
+      </w:r>
+    </w:p>
+    <w:p>
+      <w:pPr>
+        <w:pStyle w:val="whitespace-normal"/>
+        <w:numPr>
+          <w:ilvl w:val="0"/>
+          <w:numId w:val="21"/>
+        </w:numPr>
+      </w:pPr>
+      <w:r>
+        <w:rPr>
+          <w:rStyle w:val="ae"/>
+          <w:rFonts w:eastAsiaTheme="majorEastAsia"/>
+        </w:rPr>
+        <w:t>Год:</w:t>
+      </w:r>
+      <w:r>
+        <w:t xml:space="preserve"> 2022</w:t>
+      </w:r>
+    </w:p>
+    <w:p>
+      <w:pPr>
+        <w:pStyle w:val="whitespace-normal"/>
+        <w:numPr>
+          <w:ilvl w:val="0"/>
+          <w:numId w:val="21"/>
+        </w:numPr>
+        <w:rPr>
+          <w:lang w:val="en-US"/>
+        </w:rPr>
+      </w:pPr>
+      <w:r>
+        <w:rPr>
+          <w:rStyle w:val="ae"/>
+          <w:rFonts w:eastAsiaTheme="majorEastAsia"/>
+        </w:rPr>
+        <w:t>Авторы</w:t>
+      </w:r>
+      <w:r>
+        <w:rPr>
+          <w:rStyle w:val="ae"/>
+          <w:rFonts w:eastAsiaTheme="majorEastAsia"/>
+          <w:lang w:val="en-US"/>
+        </w:rPr>
+        <w:t>:</w:t>
+      </w:r>
+      <w:r>
+        <w:rPr>
+          <w:lang w:val="en-US"/>
+        </w:rPr>
+        <w:t xml:space="preserve"> Puchala B., et al.</w:t>
+      </w:r>
+    </w:p>
+    <w:p>
+      <w:pPr>
+        <w:pStyle w:val="whitespace-normal"/>
+        <w:numPr>
+          <w:ilvl w:val="0"/>
+          <w:numId w:val="21"/>
+        </w:numPr>
+      </w:pPr>
+      <w:r>
+        <w:rPr>
+          <w:rStyle w:val="ae"/>
+          <w:rFonts w:eastAsiaTheme="majorEastAsia"/>
+        </w:rPr>
+        <w:t>Краткое описание:</w:t>
+      </w:r>
+      <w:r>
+        <w:t xml:space="preserve"> Data-</w:t>
+      </w:r>
+      <w:proofErr w:type="spellStart"/>
+      <w:r>
+        <w:t>centric</w:t>
+      </w:r>
+      <w:proofErr w:type="spellEnd"/>
+      <w:r>
+        <w:t xml:space="preserve"> ML фреймворк для классификации атомов по кристаллическим структурам из молекулярной динамики. Превосходит традиционные эвристические методы (CNA, PTM) особенно при высоких температурах когда решетки деформированы. Первый публичный бенчмарк для алгоритмов структурной классификации.</w:t>
+      </w:r>
+    </w:p>
+    <w:p>
+      <w:pPr>
+        <w:pStyle w:val="3"/>
+      </w:pPr>
+      <w:r>
+        <w:lastRenderedPageBreak/>
+        <w:t xml:space="preserve">5. </w:t>
+      </w:r>
+      <w:hyperlink r:id="rId19" w:history="1">
+        <w:r>
+          <w:rPr>
+            <w:rStyle w:val="ac"/>
+          </w:rPr>
+          <w:t>https://pubs.acs.org/doi/10.1021/acs.jctc.4c00418</w:t>
+        </w:r>
+      </w:hyperlink>
+    </w:p>
+    <w:p>
+      <w:pPr>
+        <w:pStyle w:val="whitespace-normal"/>
+        <w:numPr>
+          <w:ilvl w:val="0"/>
+          <w:numId w:val="22"/>
+        </w:numPr>
+        <w:rPr>
+          <w:lang w:val="en-US"/>
+        </w:rPr>
+      </w:pPr>
+      <w:r>
+        <w:rPr>
+          <w:rStyle w:val="ae"/>
+          <w:rFonts w:eastAsiaTheme="majorEastAsia"/>
+        </w:rPr>
+        <w:t>Название</w:t>
+      </w:r>
+      <w:r>
+        <w:rPr>
+          <w:rStyle w:val="ae"/>
+          <w:rFonts w:eastAsiaTheme="majorEastAsia"/>
+          <w:lang w:val="en-US"/>
+        </w:rPr>
+        <w:t>:</w:t>
+      </w:r>
+      <w:r>
+        <w:rPr>
+          <w:lang w:val="en-US"/>
+        </w:rPr>
+        <w:t xml:space="preserve"> Machine Learning Classification of Local Environments in Molecular Crystals</w:t>
+      </w:r>
+    </w:p>
+    <w:p>
+      <w:pPr>
+        <w:pStyle w:val="whitespace-normal"/>
+        <w:numPr>
+          <w:ilvl w:val="0"/>
+          <w:numId w:val="22"/>
+        </w:numPr>
+      </w:pPr>
+      <w:r>
+        <w:rPr>
+          <w:rStyle w:val="ae"/>
+          <w:rFonts w:eastAsiaTheme="majorEastAsia"/>
+        </w:rPr>
+        <w:t>Год:</w:t>
+      </w:r>
+      <w:r>
+        <w:t xml:space="preserve"> 2024</w:t>
+      </w:r>
+    </w:p>
+    <w:p>
+      <w:pPr>
+        <w:pStyle w:val="whitespace-normal"/>
+        <w:numPr>
+          <w:ilvl w:val="0"/>
+          <w:numId w:val="22"/>
+        </w:numPr>
+        <w:rPr>
+          <w:lang w:val="en-US"/>
+        </w:rPr>
+      </w:pPr>
+      <w:r>
+        <w:rPr>
+          <w:rStyle w:val="ae"/>
+          <w:rFonts w:eastAsiaTheme="majorEastAsia"/>
+        </w:rPr>
+        <w:t>Авторы</w:t>
+      </w:r>
+      <w:r>
+        <w:rPr>
+          <w:rStyle w:val="ae"/>
+          <w:rFonts w:eastAsiaTheme="majorEastAsia"/>
+          <w:lang w:val="en-US"/>
+        </w:rPr>
+        <w:t>:</w:t>
+      </w:r>
+      <w:r>
+        <w:rPr>
+          <w:lang w:val="en-US"/>
+        </w:rPr>
+        <w:t xml:space="preserve"> Thonhauser T., et al.</w:t>
+      </w:r>
+    </w:p>
+    <w:p>
+      <w:pPr>
+        <w:pStyle w:val="whitespace-normal"/>
+        <w:numPr>
+          <w:ilvl w:val="0"/>
+          <w:numId w:val="22"/>
+        </w:numPr>
+      </w:pPr>
+      <w:r>
+        <w:rPr>
+          <w:rStyle w:val="ae"/>
+          <w:rFonts w:eastAsiaTheme="majorEastAsia"/>
+        </w:rPr>
+        <w:t>Краткое описание:</w:t>
+      </w:r>
+      <w:r>
+        <w:t xml:space="preserve"> </w:t>
+      </w:r>
+      <w:proofErr w:type="spellStart"/>
+      <w:r>
+        <w:t>Graph</w:t>
+      </w:r>
+      <w:proofErr w:type="spellEnd"/>
+      <w:r>
+        <w:t xml:space="preserve"> CNN и </w:t>
+      </w:r>
+      <w:proofErr w:type="spellStart"/>
+      <w:r>
+        <w:t>symmetry</w:t>
+      </w:r>
+      <w:proofErr w:type="spellEnd"/>
+      <w:r>
+        <w:t xml:space="preserve"> </w:t>
+      </w:r>
+      <w:proofErr w:type="spellStart"/>
+      <w:r>
+        <w:t>functions</w:t>
+      </w:r>
+      <w:proofErr w:type="spellEnd"/>
+      <w:r>
+        <w:t xml:space="preserve"> дескрипторы для классификации локальных молекулярных окружений в </w:t>
+      </w:r>
+      <w:proofErr w:type="spellStart"/>
+      <w:r>
+        <w:t>полиморфах</w:t>
+      </w:r>
+      <w:proofErr w:type="spellEnd"/>
+      <w:r>
+        <w:t xml:space="preserve"> кристаллов. Высокая точность на </w:t>
+      </w:r>
+      <w:proofErr w:type="spellStart"/>
+      <w:r>
+        <w:t>urea</w:t>
+      </w:r>
+      <w:proofErr w:type="spellEnd"/>
+      <w:r>
+        <w:t xml:space="preserve"> и </w:t>
+      </w:r>
+      <w:proofErr w:type="spellStart"/>
+      <w:r>
+        <w:t>nicotinamide</w:t>
+      </w:r>
+      <w:proofErr w:type="spellEnd"/>
+      <w:r>
+        <w:t xml:space="preserve">. Анализ MD траекторий наночастиц и </w:t>
+      </w:r>
+      <w:proofErr w:type="spellStart"/>
+      <w:r>
+        <w:t>solid-solid</w:t>
+      </w:r>
+      <w:proofErr w:type="spellEnd"/>
+      <w:r>
+        <w:t xml:space="preserve"> интерфейсов для изучения фазовых переходов и стабильности.</w:t>
+      </w:r>
+    </w:p>
+    <w:p>
+      <w:pPr>
+        <w:pStyle w:val="3"/>
+      </w:pPr>
+      <w:r>
+        <w:t xml:space="preserve">6. </w:t>
+      </w:r>
+      <w:hyperlink r:id="rId20" w:history="1">
+        <w:r>
+          <w:rPr>
+            <w:rStyle w:val="ac"/>
+          </w:rPr>
+          <w:t>https://pubs.acs.org/doi/10.1021/acs.jctc.3c00031</w:t>
+        </w:r>
+      </w:hyperlink>
+    </w:p>
+    <w:p>
+      <w:pPr>
+        <w:pStyle w:val="whitespace-normal"/>
+        <w:numPr>
+          <w:ilvl w:val="0"/>
+          <w:numId w:val="23"/>
+        </w:numPr>
+        <w:rPr>
+          <w:lang w:val="en-US"/>
+        </w:rPr>
+      </w:pPr>
+      <w:r>
+        <w:rPr>
+          <w:rStyle w:val="ae"/>
+          <w:rFonts w:eastAsiaTheme="majorEastAsia"/>
+        </w:rPr>
+        <w:t>Название</w:t>
+      </w:r>
+      <w:r>
+        <w:rPr>
+          <w:rStyle w:val="ae"/>
+          <w:rFonts w:eastAsiaTheme="majorEastAsia"/>
+          <w:lang w:val="en-US"/>
+        </w:rPr>
+        <w:t>:</w:t>
+      </w:r>
+      <w:r>
+        <w:rPr>
+          <w:lang w:val="en-US"/>
+        </w:rPr>
+        <w:t xml:space="preserve"> Geometric Deep Learning for Molecular Crystal Structure Prediction (MolXtalNet)</w:t>
+      </w:r>
+    </w:p>
+    <w:p>
+      <w:pPr>
+        <w:pStyle w:val="whitespace-normal"/>
+        <w:numPr>
+          <w:ilvl w:val="0"/>
+          <w:numId w:val="23"/>
+        </w:numPr>
+      </w:pPr>
+      <w:r>
+        <w:rPr>
+          <w:rStyle w:val="ae"/>
+          <w:rFonts w:eastAsiaTheme="majorEastAsia"/>
+        </w:rPr>
+        <w:t>Год:</w:t>
+      </w:r>
+      <w:r>
+        <w:t xml:space="preserve"> 2023</w:t>
+      </w:r>
+    </w:p>
+    <w:p>
+      <w:pPr>
+        <w:pStyle w:val="whitespace-normal"/>
+        <w:numPr>
+          <w:ilvl w:val="0"/>
+          <w:numId w:val="23"/>
+        </w:numPr>
+        <w:rPr>
+          <w:lang w:val="en-US"/>
+        </w:rPr>
+      </w:pPr>
+      <w:r>
+        <w:rPr>
+          <w:rStyle w:val="ae"/>
+          <w:rFonts w:eastAsiaTheme="majorEastAsia"/>
+        </w:rPr>
+        <w:t>Авторы</w:t>
+      </w:r>
+      <w:r>
+        <w:rPr>
+          <w:rStyle w:val="ae"/>
+          <w:rFonts w:eastAsiaTheme="majorEastAsia"/>
+          <w:lang w:val="en-US"/>
+        </w:rPr>
+        <w:t>:</w:t>
+      </w:r>
+      <w:r>
+        <w:rPr>
+          <w:lang w:val="en-US"/>
+        </w:rPr>
+        <w:t xml:space="preserve"> Wengert S., Csányi G., Reilly A.M.</w:t>
+      </w:r>
+    </w:p>
+    <w:p>
+      <w:pPr>
+        <w:pStyle w:val="whitespace-normal"/>
+        <w:numPr>
+          <w:ilvl w:val="0"/>
+          <w:numId w:val="23"/>
+        </w:numPr>
+      </w:pPr>
+      <w:r>
+        <w:rPr>
+          <w:rStyle w:val="ae"/>
+          <w:rFonts w:eastAsiaTheme="majorEastAsia"/>
+        </w:rPr>
+        <w:t>Краткое описание:</w:t>
+      </w:r>
+      <w:r>
+        <w:t xml:space="preserve"> </w:t>
+      </w:r>
+      <w:proofErr w:type="spellStart"/>
+      <w:r>
+        <w:t>Graph</w:t>
+      </w:r>
+      <w:proofErr w:type="spellEnd"/>
+      <w:r>
+        <w:t xml:space="preserve"> </w:t>
+      </w:r>
+      <w:proofErr w:type="spellStart"/>
+      <w:r>
+        <w:t>neural</w:t>
+      </w:r>
+      <w:proofErr w:type="spellEnd"/>
+      <w:r>
+        <w:t xml:space="preserve"> </w:t>
+      </w:r>
+      <w:proofErr w:type="spellStart"/>
+      <w:r>
+        <w:t>networks</w:t>
+      </w:r>
+      <w:proofErr w:type="spellEnd"/>
+      <w:r>
+        <w:t xml:space="preserve"> для ранжирования и предсказания свойств молекулярных кристаллов. </w:t>
+      </w:r>
+      <w:proofErr w:type="spellStart"/>
+      <w:r>
+        <w:t>MolXtalNet</w:t>
+      </w:r>
+      <w:proofErr w:type="spellEnd"/>
+      <w:r>
+        <w:t xml:space="preserve">-D достигает &lt;2% MAE для плотности, </w:t>
+      </w:r>
+      <w:proofErr w:type="spellStart"/>
+      <w:r>
+        <w:t>MolXtalNet</w:t>
+      </w:r>
+      <w:proofErr w:type="spellEnd"/>
+      <w:r>
+        <w:t xml:space="preserve">-S различает экспериментальные структуры от синтетических фейков. </w:t>
+      </w:r>
+      <w:proofErr w:type="spellStart"/>
+      <w:r>
+        <w:t>Валидировано</w:t>
+      </w:r>
+      <w:proofErr w:type="spellEnd"/>
+      <w:r>
+        <w:t xml:space="preserve"> на Cambridge </w:t>
+      </w:r>
+      <w:proofErr w:type="spellStart"/>
+      <w:r>
+        <w:t>Blind</w:t>
+      </w:r>
+      <w:proofErr w:type="spellEnd"/>
+      <w:r>
+        <w:t xml:space="preserve"> </w:t>
+      </w:r>
+      <w:proofErr w:type="spellStart"/>
+      <w:r>
+        <w:t>Tests</w:t>
+      </w:r>
+      <w:proofErr w:type="spellEnd"/>
+      <w:r>
+        <w:t xml:space="preserve"> 5 и 6.</w:t>
+      </w:r>
+    </w:p>
+    <w:p>
+      <w:pPr>
+        <w:pStyle w:val="3"/>
+      </w:pPr>
+      <w:r>
+        <w:t xml:space="preserve">7. </w:t>
+      </w:r>
+      <w:hyperlink r:id="rId21" w:history="1">
+        <w:r>
+          <w:rPr>
+            <w:rStyle w:val="ac"/>
+          </w:rPr>
+          <w:t>https://www.sciencedirect.com/science/article/pii/S1359645422007327</w:t>
+        </w:r>
+      </w:hyperlink>
+    </w:p>
+    <w:p>
+      <w:pPr>
+        <w:pStyle w:val="whitespace-normal"/>
+        <w:numPr>
+          <w:ilvl w:val="0"/>
+          <w:numId w:val="24"/>
+        </w:numPr>
+        <w:rPr>
+          <w:lang w:val="en-US"/>
+        </w:rPr>
+      </w:pPr>
+      <w:r>
+        <w:rPr>
+          <w:rStyle w:val="ae"/>
+          <w:rFonts w:eastAsiaTheme="majorEastAsia"/>
+        </w:rPr>
+        <w:t>Название</w:t>
+      </w:r>
+      <w:r>
+        <w:rPr>
+          <w:rStyle w:val="ae"/>
+          <w:rFonts w:eastAsiaTheme="majorEastAsia"/>
+          <w:lang w:val="en-US"/>
+        </w:rPr>
+        <w:t>:</w:t>
+      </w:r>
+      <w:r>
+        <w:rPr>
+          <w:lang w:val="en-US"/>
+        </w:rPr>
+        <w:t xml:space="preserve"> On the value of popular crystallographic databases for machine learning prediction of space groups</w:t>
+      </w:r>
+    </w:p>
+    <w:p>
+      <w:pPr>
+        <w:pStyle w:val="whitespace-normal"/>
+        <w:numPr>
+          <w:ilvl w:val="0"/>
+          <w:numId w:val="24"/>
+        </w:numPr>
+      </w:pPr>
+      <w:r>
+        <w:rPr>
+          <w:rStyle w:val="ae"/>
+          <w:rFonts w:eastAsiaTheme="majorEastAsia"/>
+        </w:rPr>
+        <w:t>Год:</w:t>
+      </w:r>
+      <w:r>
+        <w:t xml:space="preserve"> 2022</w:t>
+      </w:r>
+    </w:p>
+    <w:p>
+      <w:pPr>
+        <w:pStyle w:val="whitespace-normal"/>
+        <w:numPr>
+          <w:ilvl w:val="0"/>
+          <w:numId w:val="24"/>
+        </w:numPr>
+        <w:rPr>
+          <w:lang w:val="en-US"/>
+        </w:rPr>
+      </w:pPr>
+      <w:r>
+        <w:rPr>
+          <w:rStyle w:val="ae"/>
+          <w:rFonts w:eastAsiaTheme="majorEastAsia"/>
+        </w:rPr>
+        <w:t>Авторы</w:t>
+      </w:r>
+      <w:r>
+        <w:rPr>
+          <w:rStyle w:val="ae"/>
+          <w:rFonts w:eastAsiaTheme="majorEastAsia"/>
+          <w:lang w:val="en-US"/>
+        </w:rPr>
+        <w:t>:</w:t>
+      </w:r>
+      <w:r>
+        <w:rPr>
+          <w:lang w:val="en-US"/>
+        </w:rPr>
+        <w:t xml:space="preserve"> Venkatraman V., Carvalho A.</w:t>
+      </w:r>
+    </w:p>
+    <w:p>
+      <w:pPr>
+        <w:pStyle w:val="whitespace-normal"/>
+        <w:numPr>
+          <w:ilvl w:val="0"/>
+          <w:numId w:val="24"/>
+        </w:numPr>
+      </w:pPr>
+      <w:r>
+        <w:rPr>
+          <w:rStyle w:val="ae"/>
+          <w:rFonts w:eastAsiaTheme="majorEastAsia"/>
+        </w:rPr>
+        <w:t>Краткое описание:</w:t>
+      </w:r>
+      <w:r>
+        <w:t xml:space="preserve"> Сравнительный анализ кристаллографических баз данных (COD, OQMD, ICSD, </w:t>
+      </w:r>
+      <w:proofErr w:type="spellStart"/>
+      <w:r>
+        <w:t>Pearson</w:t>
+      </w:r>
+      <w:proofErr w:type="spellEnd"/>
+      <w:r>
+        <w:t xml:space="preserve">, </w:t>
+      </w:r>
+      <w:proofErr w:type="spellStart"/>
+      <w:r>
+        <w:t>Materials</w:t>
+      </w:r>
+      <w:proofErr w:type="spellEnd"/>
+      <w:r>
+        <w:t xml:space="preserve"> Project) для ML предсказания пространственных групп. ICSD и </w:t>
+      </w:r>
+      <w:proofErr w:type="spellStart"/>
+      <w:r>
+        <w:t>Pearson</w:t>
+      </w:r>
+      <w:proofErr w:type="spellEnd"/>
+      <w:r>
+        <w:t xml:space="preserve"> превосходят </w:t>
+      </w:r>
+      <w:proofErr w:type="spellStart"/>
+      <w:r>
+        <w:t>data-rich</w:t>
+      </w:r>
+      <w:proofErr w:type="spellEnd"/>
+      <w:r>
+        <w:t xml:space="preserve"> COD/OQMD из-за более сбалансированных распределений </w:t>
+      </w:r>
+      <w:proofErr w:type="spellStart"/>
+      <w:r>
+        <w:t>space</w:t>
+      </w:r>
+      <w:proofErr w:type="spellEnd"/>
+      <w:r>
+        <w:t xml:space="preserve"> </w:t>
+      </w:r>
+      <w:proofErr w:type="spellStart"/>
+      <w:r>
+        <w:t>groups</w:t>
+      </w:r>
+      <w:proofErr w:type="spellEnd"/>
+      <w:r>
+        <w:t xml:space="preserve">. Экспериментальная валидация на </w:t>
+      </w:r>
+      <w:proofErr w:type="spellStart"/>
+      <w:r>
+        <w:t>high</w:t>
+      </w:r>
+      <w:proofErr w:type="spellEnd"/>
+      <w:r>
+        <w:t xml:space="preserve"> </w:t>
+      </w:r>
+      <w:proofErr w:type="spellStart"/>
+      <w:r>
+        <w:t>entropy</w:t>
+      </w:r>
+      <w:proofErr w:type="spellEnd"/>
+      <w:r>
+        <w:t xml:space="preserve"> соединениях.</w:t>
       </w:r>
     </w:p>
     <w:p>
@@ -1332,8 +3336,604 @@
 </file>
 
 <file path=word/numbering.xml><?xml version="1.0" encoding="utf-8"?>
-<w:numbering xmlns:wpc="http://schemas.microsoft.com/office/word/2010/wordprocessingCanvas" xmlns:cx="http://schemas.microsoft.com/office/drawing/2014/chartex" xmlns:cx1="http://schemas.microsoft.com/office/drawing/2015/9/8/chartex" xmlns:cx2="http://schemas.microsoft.com/office/drawing/2015/10/21/chartex" xmlns:cx3="http://schemas.microsoft.com/office/drawing/2016/5/9/chartex" xmlns:cx4="http://schemas.microsoft.com/office/drawing/2016/5/10/chartex" xmlns:cx5="http://schemas.microsoft.com/office/drawing/2016/5/11/chartex" xmlns:cx6="http://schemas.microsoft.com/office/drawing/2016/5/12/chartex" xmlns:cx7="http://schemas.microsoft.com/office/drawing/2016/5/13/chartex" xmlns:cx8="http://schemas.microsoft.com/office/drawing/2016/5/14/chartex" xmlns:mc="http://schemas.openxmlformats.org/markup-compatibility/2006" xmlns:aink="http://schemas.microsoft.com/office/drawing/2016/ink" xmlns:am3d="http://schemas.microsoft.com/office/drawing/2017/model3d" xmlns:o="urn:schemas-microsoft-com:office:office" xmlns:oel="http://schemas.microsoft.com/office/2019/extlst" xmlns:r="http://schemas.openxmlformats.org/officeDocument/2006/relationships" xmlns:m="http://schemas.openxmlformats.org/officeDocument/2006/math" xmlns:v="urn:schemas-microsoft-com:vml" xmlns:wp14="http://schemas.microsoft.com/office/word/2010/wordprocessingDrawing" xmlns:wp="http://schemas.openxmlformats.org/drawingml/2006/wordprocessingDrawing" xmlns:w10="urn:schemas-microsoft-com:office:word" xmlns:w="http://schemas.openxmlformats.org/wordprocessingml/2006/main" xmlns:w14="http://schemas.microsoft.com/office/word/2010/wordml" xmlns:w15="http://schemas.microsoft.com/office/word/2012/wordml" xmlns:w16cex="http://schemas.microsoft.com/office/word/2018/wordml/cex" xmlns:w16cid="http://schemas.microsoft.com/office/word/2016/wordml/cid" xmlns:w16="http://schemas.microsoft.com/office/word/2018/wordml" xmlns:w16sdtdh="http://schemas.microsoft.com/office/word/2020/wordml/sdtdatahash" xmlns:w16se="http://schemas.microsoft.com/office/word/2015/wordml/symex" xmlns:wpg="http://schemas.microsoft.com/office/word/2010/wordprocessingGroup" xmlns:wpi="http://schemas.microsoft.com/office/word/2010/wordprocessingInk" xmlns:wne="http://schemas.microsoft.com/office/word/2006/wordml" xmlns:wps="http://schemas.microsoft.com/office/word/2010/wordprocessingShape" mc:Ignorable="w14 w15 w16se w16cid w16 w16cex w16sdtdh wp14">
+<w:numbering xmlns:wpc="http://schemas.microsoft.com/office/word/2010/wordprocessingCanvas" xmlns:cx="http://schemas.microsoft.com/office/drawing/2014/chartex" xmlns:cx1="http://schemas.microsoft.com/office/drawing/2015/9/8/chartex" xmlns:cx2="http://schemas.microsoft.com/office/drawing/2015/10/21/chartex" xmlns:cx3="http://schemas.microsoft.com/office/drawing/2016/5/9/chartex" xmlns:cx4="http://schemas.microsoft.com/office/drawing/2016/5/10/chartex" xmlns:cx5="http://schemas.microsoft.com/office/drawing/2016/5/11/chartex" xmlns:cx6="http://schemas.microsoft.com/office/drawing/2016/5/12/chartex" xmlns:cx7="http://schemas.microsoft.com/office/drawing/2016/5/13/chartex" xmlns:cx8="http://schemas.microsoft.com/office/drawing/2016/5/14/chartex" xmlns:mc="http://schemas.openxmlformats.org/markup-compatibility/2006" xmlns:aink="http://schemas.microsoft.com/office/drawing/2016/ink" xmlns:am3d="http://schemas.microsoft.com/office/drawing/2017/model3d" xmlns:o="urn:schemas-microsoft-com:office:office" xmlns:r="http://schemas.openxmlformats.org/officeDocument/2006/relationships" xmlns:m="http://schemas.openxmlformats.org/officeDocument/2006/math" xmlns:v="urn:schemas-microsoft-com:vml" xmlns:wp14="http://schemas.microsoft.com/office/word/2010/wordprocessingDrawing" xmlns:wp="http://schemas.openxmlformats.org/drawingml/2006/wordprocessingDrawing" xmlns:w10="urn:schemas-microsoft-com:office:word" xmlns:w="http://schemas.openxmlformats.org/wordprocessingml/2006/main" xmlns:w14="http://schemas.microsoft.com/office/word/2010/wordml" xmlns:w15="http://schemas.microsoft.com/office/word/2012/wordml" xmlns:w16cex="http://schemas.microsoft.com/office/word/2018/wordml/cex" xmlns:w16cid="http://schemas.microsoft.com/office/word/2016/wordml/cid" xmlns:w16="http://schemas.microsoft.com/office/word/2018/wordml" xmlns:w16sdtdh="http://schemas.microsoft.com/office/word/2020/wordml/sdtdatahash" xmlns:w16se="http://schemas.microsoft.com/office/word/2015/wordml/symex" xmlns:wpg="http://schemas.microsoft.com/office/word/2010/wordprocessingGroup" xmlns:wpi="http://schemas.microsoft.com/office/word/2010/wordprocessingInk" xmlns:wne="http://schemas.microsoft.com/office/word/2006/wordml" xmlns:wps="http://schemas.microsoft.com/office/word/2010/wordprocessingShape" mc:Ignorable="w14 w15 w16se w16cid w16 w16cex w16sdtdh wp14">
   <w:abstractNum w:abstractNumId="0" w15:restartNumberingAfterBreak="0">
+    <w:nsid w:val="02C911B8"/>
+    <w:multiLevelType w:val="multilevel"/>
+    <w:tmpl w:val="D19AAE8A"/>
+    <w:lvl w:ilvl="0">
+      <w:start w:val="1"/>
+      <w:numFmt w:val="bullet"/>
+      <w:lvlText w:val=""/>
+      <w:lvlJc w:val="left"/>
+      <w:pPr>
+        <w:tabs>
+          <w:tab w:val="num" w:pos="720"/>
+        </w:tabs>
+        <w:ind w:left="720" w:hanging="360"/>
+      </w:pPr>
+      <w:rPr>
+        <w:rFonts w:ascii="Symbol" w:hAnsi="Symbol" w:hint="default"/>
+        <w:sz w:val="20"/>
+      </w:rPr>
+    </w:lvl>
+    <w:lvl w:ilvl="1" w:tentative="1">
+      <w:start w:val="1"/>
+      <w:numFmt w:val="bullet"/>
+      <w:lvlText w:val="o"/>
+      <w:lvlJc w:val="left"/>
+      <w:pPr>
+        <w:tabs>
+          <w:tab w:val="num" w:pos="1440"/>
+        </w:tabs>
+        <w:ind w:left="1440" w:hanging="360"/>
+      </w:pPr>
+      <w:rPr>
+        <w:rFonts w:ascii="Courier New" w:hAnsi="Courier New" w:hint="default"/>
+        <w:sz w:val="20"/>
+      </w:rPr>
+    </w:lvl>
+    <w:lvl w:ilvl="2" w:tentative="1">
+      <w:start w:val="1"/>
+      <w:numFmt w:val="bullet"/>
+      <w:lvlText w:val=""/>
+      <w:lvlJc w:val="left"/>
+      <w:pPr>
+        <w:tabs>
+          <w:tab w:val="num" w:pos="2160"/>
+        </w:tabs>
+        <w:ind w:left="2160" w:hanging="360"/>
+      </w:pPr>
+      <w:rPr>
+        <w:rFonts w:ascii="Wingdings" w:hAnsi="Wingdings" w:hint="default"/>
+        <w:sz w:val="20"/>
+      </w:rPr>
+    </w:lvl>
+    <w:lvl w:ilvl="3" w:tentative="1">
+      <w:start w:val="1"/>
+      <w:numFmt w:val="bullet"/>
+      <w:lvlText w:val=""/>
+      <w:lvlJc w:val="left"/>
+      <w:pPr>
+        <w:tabs>
+          <w:tab w:val="num" w:pos="2880"/>
+        </w:tabs>
+        <w:ind w:left="2880" w:hanging="360"/>
+      </w:pPr>
+      <w:rPr>
+        <w:rFonts w:ascii="Wingdings" w:hAnsi="Wingdings" w:hint="default"/>
+        <w:sz w:val="20"/>
+      </w:rPr>
+    </w:lvl>
+    <w:lvl w:ilvl="4" w:tentative="1">
+      <w:start w:val="1"/>
+      <w:numFmt w:val="bullet"/>
+      <w:lvlText w:val=""/>
+      <w:lvlJc w:val="left"/>
+      <w:pPr>
+        <w:tabs>
+          <w:tab w:val="num" w:pos="3600"/>
+        </w:tabs>
+        <w:ind w:left="3600" w:hanging="360"/>
+      </w:pPr>
+      <w:rPr>
+        <w:rFonts w:ascii="Wingdings" w:hAnsi="Wingdings" w:hint="default"/>
+        <w:sz w:val="20"/>
+      </w:rPr>
+    </w:lvl>
+    <w:lvl w:ilvl="5" w:tentative="1">
+      <w:start w:val="1"/>
+      <w:numFmt w:val="bullet"/>
+      <w:lvlText w:val=""/>
+      <w:lvlJc w:val="left"/>
+      <w:pPr>
+        <w:tabs>
+          <w:tab w:val="num" w:pos="4320"/>
+        </w:tabs>
+        <w:ind w:left="4320" w:hanging="360"/>
+      </w:pPr>
+      <w:rPr>
+        <w:rFonts w:ascii="Wingdings" w:hAnsi="Wingdings" w:hint="default"/>
+        <w:sz w:val="20"/>
+      </w:rPr>
+    </w:lvl>
+    <w:lvl w:ilvl="6" w:tentative="1">
+      <w:start w:val="1"/>
+      <w:numFmt w:val="bullet"/>
+      <w:lvlText w:val=""/>
+      <w:lvlJc w:val="left"/>
+      <w:pPr>
+        <w:tabs>
+          <w:tab w:val="num" w:pos="5040"/>
+        </w:tabs>
+        <w:ind w:left="5040" w:hanging="360"/>
+      </w:pPr>
+      <w:rPr>
+        <w:rFonts w:ascii="Wingdings" w:hAnsi="Wingdings" w:hint="default"/>
+        <w:sz w:val="20"/>
+      </w:rPr>
+    </w:lvl>
+    <w:lvl w:ilvl="7" w:tentative="1">
+      <w:start w:val="1"/>
+      <w:numFmt w:val="bullet"/>
+      <w:lvlText w:val=""/>
+      <w:lvlJc w:val="left"/>
+      <w:pPr>
+        <w:tabs>
+          <w:tab w:val="num" w:pos="5760"/>
+        </w:tabs>
+        <w:ind w:left="5760" w:hanging="360"/>
+      </w:pPr>
+      <w:rPr>
+        <w:rFonts w:ascii="Wingdings" w:hAnsi="Wingdings" w:hint="default"/>
+        <w:sz w:val="20"/>
+      </w:rPr>
+    </w:lvl>
+    <w:lvl w:ilvl="8" w:tentative="1">
+      <w:start w:val="1"/>
+      <w:numFmt w:val="bullet"/>
+      <w:lvlText w:val=""/>
+      <w:lvlJc w:val="left"/>
+      <w:pPr>
+        <w:tabs>
+          <w:tab w:val="num" w:pos="6480"/>
+        </w:tabs>
+        <w:ind w:left="6480" w:hanging="360"/>
+      </w:pPr>
+      <w:rPr>
+        <w:rFonts w:ascii="Wingdings" w:hAnsi="Wingdings" w:hint="default"/>
+        <w:sz w:val="20"/>
+      </w:rPr>
+    </w:lvl>
+  </w:abstractNum>
+  <w:abstractNum w:abstractNumId="1" w15:restartNumberingAfterBreak="0">
+    <w:nsid w:val="062C6464"/>
+    <w:multiLevelType w:val="multilevel"/>
+    <w:tmpl w:val="1700CD86"/>
+    <w:lvl w:ilvl="0">
+      <w:start w:val="1"/>
+      <w:numFmt w:val="bullet"/>
+      <w:lvlText w:val=""/>
+      <w:lvlJc w:val="left"/>
+      <w:pPr>
+        <w:tabs>
+          <w:tab w:val="num" w:pos="720"/>
+        </w:tabs>
+        <w:ind w:left="720" w:hanging="360"/>
+      </w:pPr>
+      <w:rPr>
+        <w:rFonts w:ascii="Symbol" w:hAnsi="Symbol" w:hint="default"/>
+        <w:sz w:val="20"/>
+      </w:rPr>
+    </w:lvl>
+    <w:lvl w:ilvl="1" w:tentative="1">
+      <w:start w:val="1"/>
+      <w:numFmt w:val="bullet"/>
+      <w:lvlText w:val="o"/>
+      <w:lvlJc w:val="left"/>
+      <w:pPr>
+        <w:tabs>
+          <w:tab w:val="num" w:pos="1440"/>
+        </w:tabs>
+        <w:ind w:left="1440" w:hanging="360"/>
+      </w:pPr>
+      <w:rPr>
+        <w:rFonts w:ascii="Courier New" w:hAnsi="Courier New" w:hint="default"/>
+        <w:sz w:val="20"/>
+      </w:rPr>
+    </w:lvl>
+    <w:lvl w:ilvl="2" w:tentative="1">
+      <w:start w:val="1"/>
+      <w:numFmt w:val="bullet"/>
+      <w:lvlText w:val=""/>
+      <w:lvlJc w:val="left"/>
+      <w:pPr>
+        <w:tabs>
+          <w:tab w:val="num" w:pos="2160"/>
+        </w:tabs>
+        <w:ind w:left="2160" w:hanging="360"/>
+      </w:pPr>
+      <w:rPr>
+        <w:rFonts w:ascii="Wingdings" w:hAnsi="Wingdings" w:hint="default"/>
+        <w:sz w:val="20"/>
+      </w:rPr>
+    </w:lvl>
+    <w:lvl w:ilvl="3" w:tentative="1">
+      <w:start w:val="1"/>
+      <w:numFmt w:val="bullet"/>
+      <w:lvlText w:val=""/>
+      <w:lvlJc w:val="left"/>
+      <w:pPr>
+        <w:tabs>
+          <w:tab w:val="num" w:pos="2880"/>
+        </w:tabs>
+        <w:ind w:left="2880" w:hanging="360"/>
+      </w:pPr>
+      <w:rPr>
+        <w:rFonts w:ascii="Wingdings" w:hAnsi="Wingdings" w:hint="default"/>
+        <w:sz w:val="20"/>
+      </w:rPr>
+    </w:lvl>
+    <w:lvl w:ilvl="4" w:tentative="1">
+      <w:start w:val="1"/>
+      <w:numFmt w:val="bullet"/>
+      <w:lvlText w:val=""/>
+      <w:lvlJc w:val="left"/>
+      <w:pPr>
+        <w:tabs>
+          <w:tab w:val="num" w:pos="3600"/>
+        </w:tabs>
+        <w:ind w:left="3600" w:hanging="360"/>
+      </w:pPr>
+      <w:rPr>
+        <w:rFonts w:ascii="Wingdings" w:hAnsi="Wingdings" w:hint="default"/>
+        <w:sz w:val="20"/>
+      </w:rPr>
+    </w:lvl>
+    <w:lvl w:ilvl="5" w:tentative="1">
+      <w:start w:val="1"/>
+      <w:numFmt w:val="bullet"/>
+      <w:lvlText w:val=""/>
+      <w:lvlJc w:val="left"/>
+      <w:pPr>
+        <w:tabs>
+          <w:tab w:val="num" w:pos="4320"/>
+        </w:tabs>
+        <w:ind w:left="4320" w:hanging="360"/>
+      </w:pPr>
+      <w:rPr>
+        <w:rFonts w:ascii="Wingdings" w:hAnsi="Wingdings" w:hint="default"/>
+        <w:sz w:val="20"/>
+      </w:rPr>
+    </w:lvl>
+    <w:lvl w:ilvl="6" w:tentative="1">
+      <w:start w:val="1"/>
+      <w:numFmt w:val="bullet"/>
+      <w:lvlText w:val=""/>
+      <w:lvlJc w:val="left"/>
+      <w:pPr>
+        <w:tabs>
+          <w:tab w:val="num" w:pos="5040"/>
+        </w:tabs>
+        <w:ind w:left="5040" w:hanging="360"/>
+      </w:pPr>
+      <w:rPr>
+        <w:rFonts w:ascii="Wingdings" w:hAnsi="Wingdings" w:hint="default"/>
+        <w:sz w:val="20"/>
+      </w:rPr>
+    </w:lvl>
+    <w:lvl w:ilvl="7" w:tentative="1">
+      <w:start w:val="1"/>
+      <w:numFmt w:val="bullet"/>
+      <w:lvlText w:val=""/>
+      <w:lvlJc w:val="left"/>
+      <w:pPr>
+        <w:tabs>
+          <w:tab w:val="num" w:pos="5760"/>
+        </w:tabs>
+        <w:ind w:left="5760" w:hanging="360"/>
+      </w:pPr>
+      <w:rPr>
+        <w:rFonts w:ascii="Wingdings" w:hAnsi="Wingdings" w:hint="default"/>
+        <w:sz w:val="20"/>
+      </w:rPr>
+    </w:lvl>
+    <w:lvl w:ilvl="8" w:tentative="1">
+      <w:start w:val="1"/>
+      <w:numFmt w:val="bullet"/>
+      <w:lvlText w:val=""/>
+      <w:lvlJc w:val="left"/>
+      <w:pPr>
+        <w:tabs>
+          <w:tab w:val="num" w:pos="6480"/>
+        </w:tabs>
+        <w:ind w:left="6480" w:hanging="360"/>
+      </w:pPr>
+      <w:rPr>
+        <w:rFonts w:ascii="Wingdings" w:hAnsi="Wingdings" w:hint="default"/>
+        <w:sz w:val="20"/>
+      </w:rPr>
+    </w:lvl>
+  </w:abstractNum>
+  <w:abstractNum w:abstractNumId="2" w15:restartNumberingAfterBreak="0">
+    <w:nsid w:val="06871050"/>
+    <w:multiLevelType w:val="multilevel"/>
+    <w:tmpl w:val="FBDE17A6"/>
+    <w:lvl w:ilvl="0">
+      <w:start w:val="1"/>
+      <w:numFmt w:val="bullet"/>
+      <w:lvlText w:val=""/>
+      <w:lvlJc w:val="left"/>
+      <w:pPr>
+        <w:tabs>
+          <w:tab w:val="num" w:pos="720"/>
+        </w:tabs>
+        <w:ind w:left="720" w:hanging="360"/>
+      </w:pPr>
+      <w:rPr>
+        <w:rFonts w:ascii="Symbol" w:hAnsi="Symbol" w:hint="default"/>
+        <w:sz w:val="20"/>
+      </w:rPr>
+    </w:lvl>
+    <w:lvl w:ilvl="1" w:tentative="1">
+      <w:start w:val="1"/>
+      <w:numFmt w:val="bullet"/>
+      <w:lvlText w:val="o"/>
+      <w:lvlJc w:val="left"/>
+      <w:pPr>
+        <w:tabs>
+          <w:tab w:val="num" w:pos="1440"/>
+        </w:tabs>
+        <w:ind w:left="1440" w:hanging="360"/>
+      </w:pPr>
+      <w:rPr>
+        <w:rFonts w:ascii="Courier New" w:hAnsi="Courier New" w:hint="default"/>
+        <w:sz w:val="20"/>
+      </w:rPr>
+    </w:lvl>
+    <w:lvl w:ilvl="2" w:tentative="1">
+      <w:start w:val="1"/>
+      <w:numFmt w:val="bullet"/>
+      <w:lvlText w:val=""/>
+      <w:lvlJc w:val="left"/>
+      <w:pPr>
+        <w:tabs>
+          <w:tab w:val="num" w:pos="2160"/>
+        </w:tabs>
+        <w:ind w:left="2160" w:hanging="360"/>
+      </w:pPr>
+      <w:rPr>
+        <w:rFonts w:ascii="Wingdings" w:hAnsi="Wingdings" w:hint="default"/>
+        <w:sz w:val="20"/>
+      </w:rPr>
+    </w:lvl>
+    <w:lvl w:ilvl="3" w:tentative="1">
+      <w:start w:val="1"/>
+      <w:numFmt w:val="bullet"/>
+      <w:lvlText w:val=""/>
+      <w:lvlJc w:val="left"/>
+      <w:pPr>
+        <w:tabs>
+          <w:tab w:val="num" w:pos="2880"/>
+        </w:tabs>
+        <w:ind w:left="2880" w:hanging="360"/>
+      </w:pPr>
+      <w:rPr>
+        <w:rFonts w:ascii="Wingdings" w:hAnsi="Wingdings" w:hint="default"/>
+        <w:sz w:val="20"/>
+      </w:rPr>
+    </w:lvl>
+    <w:lvl w:ilvl="4" w:tentative="1">
+      <w:start w:val="1"/>
+      <w:numFmt w:val="bullet"/>
+      <w:lvlText w:val=""/>
+      <w:lvlJc w:val="left"/>
+      <w:pPr>
+        <w:tabs>
+          <w:tab w:val="num" w:pos="3600"/>
+        </w:tabs>
+        <w:ind w:left="3600" w:hanging="360"/>
+      </w:pPr>
+      <w:rPr>
+        <w:rFonts w:ascii="Wingdings" w:hAnsi="Wingdings" w:hint="default"/>
+        <w:sz w:val="20"/>
+      </w:rPr>
+    </w:lvl>
+    <w:lvl w:ilvl="5" w:tentative="1">
+      <w:start w:val="1"/>
+      <w:numFmt w:val="bullet"/>
+      <w:lvlText w:val=""/>
+      <w:lvlJc w:val="left"/>
+      <w:pPr>
+        <w:tabs>
+          <w:tab w:val="num" w:pos="4320"/>
+        </w:tabs>
+        <w:ind w:left="4320" w:hanging="360"/>
+      </w:pPr>
+      <w:rPr>
+        <w:rFonts w:ascii="Wingdings" w:hAnsi="Wingdings" w:hint="default"/>
+        <w:sz w:val="20"/>
+      </w:rPr>
+    </w:lvl>
+    <w:lvl w:ilvl="6" w:tentative="1">
+      <w:start w:val="1"/>
+      <w:numFmt w:val="bullet"/>
+      <w:lvlText w:val=""/>
+      <w:lvlJc w:val="left"/>
+      <w:pPr>
+        <w:tabs>
+          <w:tab w:val="num" w:pos="5040"/>
+        </w:tabs>
+        <w:ind w:left="5040" w:hanging="360"/>
+      </w:pPr>
+      <w:rPr>
+        <w:rFonts w:ascii="Wingdings" w:hAnsi="Wingdings" w:hint="default"/>
+        <w:sz w:val="20"/>
+      </w:rPr>
+    </w:lvl>
+    <w:lvl w:ilvl="7" w:tentative="1">
+      <w:start w:val="1"/>
+      <w:numFmt w:val="bullet"/>
+      <w:lvlText w:val=""/>
+      <w:lvlJc w:val="left"/>
+      <w:pPr>
+        <w:tabs>
+          <w:tab w:val="num" w:pos="5760"/>
+        </w:tabs>
+        <w:ind w:left="5760" w:hanging="360"/>
+      </w:pPr>
+      <w:rPr>
+        <w:rFonts w:ascii="Wingdings" w:hAnsi="Wingdings" w:hint="default"/>
+        <w:sz w:val="20"/>
+      </w:rPr>
+    </w:lvl>
+    <w:lvl w:ilvl="8" w:tentative="1">
+      <w:start w:val="1"/>
+      <w:numFmt w:val="bullet"/>
+      <w:lvlText w:val=""/>
+      <w:lvlJc w:val="left"/>
+      <w:pPr>
+        <w:tabs>
+          <w:tab w:val="num" w:pos="6480"/>
+        </w:tabs>
+        <w:ind w:left="6480" w:hanging="360"/>
+      </w:pPr>
+      <w:rPr>
+        <w:rFonts w:ascii="Wingdings" w:hAnsi="Wingdings" w:hint="default"/>
+        <w:sz w:val="20"/>
+      </w:rPr>
+    </w:lvl>
+  </w:abstractNum>
+  <w:abstractNum w:abstractNumId="3" w15:restartNumberingAfterBreak="0">
+    <w:nsid w:val="073F29C0"/>
+    <w:multiLevelType w:val="multilevel"/>
+    <w:tmpl w:val="AEEC4A52"/>
+    <w:lvl w:ilvl="0">
+      <w:start w:val="1"/>
+      <w:numFmt w:val="bullet"/>
+      <w:lvlText w:val=""/>
+      <w:lvlJc w:val="left"/>
+      <w:pPr>
+        <w:tabs>
+          <w:tab w:val="num" w:pos="720"/>
+        </w:tabs>
+        <w:ind w:left="720" w:hanging="360"/>
+      </w:pPr>
+      <w:rPr>
+        <w:rFonts w:ascii="Symbol" w:hAnsi="Symbol" w:hint="default"/>
+        <w:sz w:val="20"/>
+      </w:rPr>
+    </w:lvl>
+    <w:lvl w:ilvl="1" w:tentative="1">
+      <w:start w:val="1"/>
+      <w:numFmt w:val="bullet"/>
+      <w:lvlText w:val="o"/>
+      <w:lvlJc w:val="left"/>
+      <w:pPr>
+        <w:tabs>
+          <w:tab w:val="num" w:pos="1440"/>
+        </w:tabs>
+        <w:ind w:left="1440" w:hanging="360"/>
+      </w:pPr>
+      <w:rPr>
+        <w:rFonts w:ascii="Courier New" w:hAnsi="Courier New" w:hint="default"/>
+        <w:sz w:val="20"/>
+      </w:rPr>
+    </w:lvl>
+    <w:lvl w:ilvl="2" w:tentative="1">
+      <w:start w:val="1"/>
+      <w:numFmt w:val="bullet"/>
+      <w:lvlText w:val=""/>
+      <w:lvlJc w:val="left"/>
+      <w:pPr>
+        <w:tabs>
+          <w:tab w:val="num" w:pos="2160"/>
+        </w:tabs>
+        <w:ind w:left="2160" w:hanging="360"/>
+      </w:pPr>
+      <w:rPr>
+        <w:rFonts w:ascii="Wingdings" w:hAnsi="Wingdings" w:hint="default"/>
+        <w:sz w:val="20"/>
+      </w:rPr>
+    </w:lvl>
+    <w:lvl w:ilvl="3" w:tentative="1">
+      <w:start w:val="1"/>
+      <w:numFmt w:val="bullet"/>
+      <w:lvlText w:val=""/>
+      <w:lvlJc w:val="left"/>
+      <w:pPr>
+        <w:tabs>
+          <w:tab w:val="num" w:pos="2880"/>
+        </w:tabs>
+        <w:ind w:left="2880" w:hanging="360"/>
+      </w:pPr>
+      <w:rPr>
+        <w:rFonts w:ascii="Wingdings" w:hAnsi="Wingdings" w:hint="default"/>
+        <w:sz w:val="20"/>
+      </w:rPr>
+    </w:lvl>
+    <w:lvl w:ilvl="4" w:tentative="1">
+      <w:start w:val="1"/>
+      <w:numFmt w:val="bullet"/>
+      <w:lvlText w:val=""/>
+      <w:lvlJc w:val="left"/>
+      <w:pPr>
+        <w:tabs>
+          <w:tab w:val="num" w:pos="3600"/>
+        </w:tabs>
+        <w:ind w:left="3600" w:hanging="360"/>
+      </w:pPr>
+      <w:rPr>
+        <w:rFonts w:ascii="Wingdings" w:hAnsi="Wingdings" w:hint="default"/>
+        <w:sz w:val="20"/>
+      </w:rPr>
+    </w:lvl>
+    <w:lvl w:ilvl="5" w:tentative="1">
+      <w:start w:val="1"/>
+      <w:numFmt w:val="bullet"/>
+      <w:lvlText w:val=""/>
+      <w:lvlJc w:val="left"/>
+      <w:pPr>
+        <w:tabs>
+          <w:tab w:val="num" w:pos="4320"/>
+        </w:tabs>
+        <w:ind w:left="4320" w:hanging="360"/>
+      </w:pPr>
+      <w:rPr>
+        <w:rFonts w:ascii="Wingdings" w:hAnsi="Wingdings" w:hint="default"/>
+        <w:sz w:val="20"/>
+      </w:rPr>
+    </w:lvl>
+    <w:lvl w:ilvl="6" w:tentative="1">
+      <w:start w:val="1"/>
+      <w:numFmt w:val="bullet"/>
+      <w:lvlText w:val=""/>
+      <w:lvlJc w:val="left"/>
+      <w:pPr>
+        <w:tabs>
+          <w:tab w:val="num" w:pos="5040"/>
+        </w:tabs>
+        <w:ind w:left="5040" w:hanging="360"/>
+      </w:pPr>
+      <w:rPr>
+        <w:rFonts w:ascii="Wingdings" w:hAnsi="Wingdings" w:hint="default"/>
+        <w:sz w:val="20"/>
+      </w:rPr>
+    </w:lvl>
+    <w:lvl w:ilvl="7" w:tentative="1">
+      <w:start w:val="1"/>
+      <w:numFmt w:val="bullet"/>
+      <w:lvlText w:val=""/>
+      <w:lvlJc w:val="left"/>
+      <w:pPr>
+        <w:tabs>
+          <w:tab w:val="num" w:pos="5760"/>
+        </w:tabs>
+        <w:ind w:left="5760" w:hanging="360"/>
+      </w:pPr>
+      <w:rPr>
+        <w:rFonts w:ascii="Wingdings" w:hAnsi="Wingdings" w:hint="default"/>
+        <w:sz w:val="20"/>
+      </w:rPr>
+    </w:lvl>
+    <w:lvl w:ilvl="8" w:tentative="1">
+      <w:start w:val="1"/>
+      <w:numFmt w:val="bullet"/>
+      <w:lvlText w:val=""/>
+      <w:lvlJc w:val="left"/>
+      <w:pPr>
+        <w:tabs>
+          <w:tab w:val="num" w:pos="6480"/>
+        </w:tabs>
+        <w:ind w:left="6480" w:hanging="360"/>
+      </w:pPr>
+      <w:rPr>
+        <w:rFonts w:ascii="Wingdings" w:hAnsi="Wingdings" w:hint="default"/>
+        <w:sz w:val="20"/>
+      </w:rPr>
+    </w:lvl>
+  </w:abstractNum>
+  <w:abstractNum w:abstractNumId="4" w15:restartNumberingAfterBreak="0">
     <w:nsid w:val="09FB10EA"/>
     <w:multiLevelType w:val="multilevel"/>
     <w:tmpl w:val="38FED526"/>
@@ -1482,7 +4082,7 @@
       </w:rPr>
     </w:lvl>
   </w:abstractNum>
-  <w:abstractNum w:abstractNumId="1" w15:restartNumberingAfterBreak="0">
+  <w:abstractNum w:abstractNumId="5" w15:restartNumberingAfterBreak="0">
     <w:nsid w:val="12B30899"/>
     <w:multiLevelType w:val="multilevel"/>
     <w:tmpl w:val="EAF421C8"/>
@@ -1631,7 +4231,156 @@
       </w:rPr>
     </w:lvl>
   </w:abstractNum>
-  <w:abstractNum w:abstractNumId="2" w15:restartNumberingAfterBreak="0">
+  <w:abstractNum w:abstractNumId="6" w15:restartNumberingAfterBreak="0">
+    <w:nsid w:val="16D478D2"/>
+    <w:multiLevelType w:val="multilevel"/>
+    <w:tmpl w:val="A96646BE"/>
+    <w:lvl w:ilvl="0">
+      <w:start w:val="1"/>
+      <w:numFmt w:val="bullet"/>
+      <w:lvlText w:val=""/>
+      <w:lvlJc w:val="left"/>
+      <w:pPr>
+        <w:tabs>
+          <w:tab w:val="num" w:pos="720"/>
+        </w:tabs>
+        <w:ind w:left="720" w:hanging="360"/>
+      </w:pPr>
+      <w:rPr>
+        <w:rFonts w:ascii="Symbol" w:hAnsi="Symbol" w:hint="default"/>
+        <w:sz w:val="20"/>
+      </w:rPr>
+    </w:lvl>
+    <w:lvl w:ilvl="1" w:tentative="1">
+      <w:start w:val="1"/>
+      <w:numFmt w:val="bullet"/>
+      <w:lvlText w:val="o"/>
+      <w:lvlJc w:val="left"/>
+      <w:pPr>
+        <w:tabs>
+          <w:tab w:val="num" w:pos="1440"/>
+        </w:tabs>
+        <w:ind w:left="1440" w:hanging="360"/>
+      </w:pPr>
+      <w:rPr>
+        <w:rFonts w:ascii="Courier New" w:hAnsi="Courier New" w:hint="default"/>
+        <w:sz w:val="20"/>
+      </w:rPr>
+    </w:lvl>
+    <w:lvl w:ilvl="2" w:tentative="1">
+      <w:start w:val="1"/>
+      <w:numFmt w:val="bullet"/>
+      <w:lvlText w:val=""/>
+      <w:lvlJc w:val="left"/>
+      <w:pPr>
+        <w:tabs>
+          <w:tab w:val="num" w:pos="2160"/>
+        </w:tabs>
+        <w:ind w:left="2160" w:hanging="360"/>
+      </w:pPr>
+      <w:rPr>
+        <w:rFonts w:ascii="Wingdings" w:hAnsi="Wingdings" w:hint="default"/>
+        <w:sz w:val="20"/>
+      </w:rPr>
+    </w:lvl>
+    <w:lvl w:ilvl="3" w:tentative="1">
+      <w:start w:val="1"/>
+      <w:numFmt w:val="bullet"/>
+      <w:lvlText w:val=""/>
+      <w:lvlJc w:val="left"/>
+      <w:pPr>
+        <w:tabs>
+          <w:tab w:val="num" w:pos="2880"/>
+        </w:tabs>
+        <w:ind w:left="2880" w:hanging="360"/>
+      </w:pPr>
+      <w:rPr>
+        <w:rFonts w:ascii="Wingdings" w:hAnsi="Wingdings" w:hint="default"/>
+        <w:sz w:val="20"/>
+      </w:rPr>
+    </w:lvl>
+    <w:lvl w:ilvl="4" w:tentative="1">
+      <w:start w:val="1"/>
+      <w:numFmt w:val="bullet"/>
+      <w:lvlText w:val=""/>
+      <w:lvlJc w:val="left"/>
+      <w:pPr>
+        <w:tabs>
+          <w:tab w:val="num" w:pos="3600"/>
+        </w:tabs>
+        <w:ind w:left="3600" w:hanging="360"/>
+      </w:pPr>
+      <w:rPr>
+        <w:rFonts w:ascii="Wingdings" w:hAnsi="Wingdings" w:hint="default"/>
+        <w:sz w:val="20"/>
+      </w:rPr>
+    </w:lvl>
+    <w:lvl w:ilvl="5" w:tentative="1">
+      <w:start w:val="1"/>
+      <w:numFmt w:val="bullet"/>
+      <w:lvlText w:val=""/>
+      <w:lvlJc w:val="left"/>
+      <w:pPr>
+        <w:tabs>
+          <w:tab w:val="num" w:pos="4320"/>
+        </w:tabs>
+        <w:ind w:left="4320" w:hanging="360"/>
+      </w:pPr>
+      <w:rPr>
+        <w:rFonts w:ascii="Wingdings" w:hAnsi="Wingdings" w:hint="default"/>
+        <w:sz w:val="20"/>
+      </w:rPr>
+    </w:lvl>
+    <w:lvl w:ilvl="6" w:tentative="1">
+      <w:start w:val="1"/>
+      <w:numFmt w:val="bullet"/>
+      <w:lvlText w:val=""/>
+      <w:lvlJc w:val="left"/>
+      <w:pPr>
+        <w:tabs>
+          <w:tab w:val="num" w:pos="5040"/>
+        </w:tabs>
+        <w:ind w:left="5040" w:hanging="360"/>
+      </w:pPr>
+      <w:rPr>
+        <w:rFonts w:ascii="Wingdings" w:hAnsi="Wingdings" w:hint="default"/>
+        <w:sz w:val="20"/>
+      </w:rPr>
+    </w:lvl>
+    <w:lvl w:ilvl="7" w:tentative="1">
+      <w:start w:val="1"/>
+      <w:numFmt w:val="bullet"/>
+      <w:lvlText w:val=""/>
+      <w:lvlJc w:val="left"/>
+      <w:pPr>
+        <w:tabs>
+          <w:tab w:val="num" w:pos="5760"/>
+        </w:tabs>
+        <w:ind w:left="5760" w:hanging="360"/>
+      </w:pPr>
+      <w:rPr>
+        <w:rFonts w:ascii="Wingdings" w:hAnsi="Wingdings" w:hint="default"/>
+        <w:sz w:val="20"/>
+      </w:rPr>
+    </w:lvl>
+    <w:lvl w:ilvl="8" w:tentative="1">
+      <w:start w:val="1"/>
+      <w:numFmt w:val="bullet"/>
+      <w:lvlText w:val=""/>
+      <w:lvlJc w:val="left"/>
+      <w:pPr>
+        <w:tabs>
+          <w:tab w:val="num" w:pos="6480"/>
+        </w:tabs>
+        <w:ind w:left="6480" w:hanging="360"/>
+      </w:pPr>
+      <w:rPr>
+        <w:rFonts w:ascii="Wingdings" w:hAnsi="Wingdings" w:hint="default"/>
+        <w:sz w:val="20"/>
+      </w:rPr>
+    </w:lvl>
+  </w:abstractNum>
+  <w:abstractNum w:abstractNumId="7" w15:restartNumberingAfterBreak="0">
     <w:nsid w:val="1C81291F"/>
     <w:multiLevelType w:val="multilevel"/>
     <w:tmpl w:val="6928A356"/>
@@ -1780,7 +4529,7 @@
       </w:rPr>
     </w:lvl>
   </w:abstractNum>
-  <w:abstractNum w:abstractNumId="3" w15:restartNumberingAfterBreak="0">
+  <w:abstractNum w:abstractNumId="8" w15:restartNumberingAfterBreak="0">
     <w:nsid w:val="1CBA2FE2"/>
     <w:multiLevelType w:val="multilevel"/>
     <w:tmpl w:val="6ADAC6B6"/>
@@ -1929,7 +4678,156 @@
       </w:rPr>
     </w:lvl>
   </w:abstractNum>
-  <w:abstractNum w:abstractNumId="4" w15:restartNumberingAfterBreak="0">
+  <w:abstractNum w:abstractNumId="9" w15:restartNumberingAfterBreak="0">
+    <w:nsid w:val="23ED7579"/>
+    <w:multiLevelType w:val="multilevel"/>
+    <w:tmpl w:val="0AB662FC"/>
+    <w:lvl w:ilvl="0">
+      <w:start w:val="1"/>
+      <w:numFmt w:val="bullet"/>
+      <w:lvlText w:val=""/>
+      <w:lvlJc w:val="left"/>
+      <w:pPr>
+        <w:tabs>
+          <w:tab w:val="num" w:pos="720"/>
+        </w:tabs>
+        <w:ind w:left="720" w:hanging="360"/>
+      </w:pPr>
+      <w:rPr>
+        <w:rFonts w:ascii="Symbol" w:hAnsi="Symbol" w:hint="default"/>
+        <w:sz w:val="20"/>
+      </w:rPr>
+    </w:lvl>
+    <w:lvl w:ilvl="1" w:tentative="1">
+      <w:start w:val="1"/>
+      <w:numFmt w:val="bullet"/>
+      <w:lvlText w:val="o"/>
+      <w:lvlJc w:val="left"/>
+      <w:pPr>
+        <w:tabs>
+          <w:tab w:val="num" w:pos="1440"/>
+        </w:tabs>
+        <w:ind w:left="1440" w:hanging="360"/>
+      </w:pPr>
+      <w:rPr>
+        <w:rFonts w:ascii="Courier New" w:hAnsi="Courier New" w:hint="default"/>
+        <w:sz w:val="20"/>
+      </w:rPr>
+    </w:lvl>
+    <w:lvl w:ilvl="2" w:tentative="1">
+      <w:start w:val="1"/>
+      <w:numFmt w:val="bullet"/>
+      <w:lvlText w:val=""/>
+      <w:lvlJc w:val="left"/>
+      <w:pPr>
+        <w:tabs>
+          <w:tab w:val="num" w:pos="2160"/>
+        </w:tabs>
+        <w:ind w:left="2160" w:hanging="360"/>
+      </w:pPr>
+      <w:rPr>
+        <w:rFonts w:ascii="Wingdings" w:hAnsi="Wingdings" w:hint="default"/>
+        <w:sz w:val="20"/>
+      </w:rPr>
+    </w:lvl>
+    <w:lvl w:ilvl="3" w:tentative="1">
+      <w:start w:val="1"/>
+      <w:numFmt w:val="bullet"/>
+      <w:lvlText w:val=""/>
+      <w:lvlJc w:val="left"/>
+      <w:pPr>
+        <w:tabs>
+          <w:tab w:val="num" w:pos="2880"/>
+        </w:tabs>
+        <w:ind w:left="2880" w:hanging="360"/>
+      </w:pPr>
+      <w:rPr>
+        <w:rFonts w:ascii="Wingdings" w:hAnsi="Wingdings" w:hint="default"/>
+        <w:sz w:val="20"/>
+      </w:rPr>
+    </w:lvl>
+    <w:lvl w:ilvl="4" w:tentative="1">
+      <w:start w:val="1"/>
+      <w:numFmt w:val="bullet"/>
+      <w:lvlText w:val=""/>
+      <w:lvlJc w:val="left"/>
+      <w:pPr>
+        <w:tabs>
+          <w:tab w:val="num" w:pos="3600"/>
+        </w:tabs>
+        <w:ind w:left="3600" w:hanging="360"/>
+      </w:pPr>
+      <w:rPr>
+        <w:rFonts w:ascii="Wingdings" w:hAnsi="Wingdings" w:hint="default"/>
+        <w:sz w:val="20"/>
+      </w:rPr>
+    </w:lvl>
+    <w:lvl w:ilvl="5" w:tentative="1">
+      <w:start w:val="1"/>
+      <w:numFmt w:val="bullet"/>
+      <w:lvlText w:val=""/>
+      <w:lvlJc w:val="left"/>
+      <w:pPr>
+        <w:tabs>
+          <w:tab w:val="num" w:pos="4320"/>
+        </w:tabs>
+        <w:ind w:left="4320" w:hanging="360"/>
+      </w:pPr>
+      <w:rPr>
+        <w:rFonts w:ascii="Wingdings" w:hAnsi="Wingdings" w:hint="default"/>
+        <w:sz w:val="20"/>
+      </w:rPr>
+    </w:lvl>
+    <w:lvl w:ilvl="6" w:tentative="1">
+      <w:start w:val="1"/>
+      <w:numFmt w:val="bullet"/>
+      <w:lvlText w:val=""/>
+      <w:lvlJc w:val="left"/>
+      <w:pPr>
+        <w:tabs>
+          <w:tab w:val="num" w:pos="5040"/>
+        </w:tabs>
+        <w:ind w:left="5040" w:hanging="360"/>
+      </w:pPr>
+      <w:rPr>
+        <w:rFonts w:ascii="Wingdings" w:hAnsi="Wingdings" w:hint="default"/>
+        <w:sz w:val="20"/>
+      </w:rPr>
+    </w:lvl>
+    <w:lvl w:ilvl="7" w:tentative="1">
+      <w:start w:val="1"/>
+      <w:numFmt w:val="bullet"/>
+      <w:lvlText w:val=""/>
+      <w:lvlJc w:val="left"/>
+      <w:pPr>
+        <w:tabs>
+          <w:tab w:val="num" w:pos="5760"/>
+        </w:tabs>
+        <w:ind w:left="5760" w:hanging="360"/>
+      </w:pPr>
+      <w:rPr>
+        <w:rFonts w:ascii="Wingdings" w:hAnsi="Wingdings" w:hint="default"/>
+        <w:sz w:val="20"/>
+      </w:rPr>
+    </w:lvl>
+    <w:lvl w:ilvl="8" w:tentative="1">
+      <w:start w:val="1"/>
+      <w:numFmt w:val="bullet"/>
+      <w:lvlText w:val=""/>
+      <w:lvlJc w:val="left"/>
+      <w:pPr>
+        <w:tabs>
+          <w:tab w:val="num" w:pos="6480"/>
+        </w:tabs>
+        <w:ind w:left="6480" w:hanging="360"/>
+      </w:pPr>
+      <w:rPr>
+        <w:rFonts w:ascii="Wingdings" w:hAnsi="Wingdings" w:hint="default"/>
+        <w:sz w:val="20"/>
+      </w:rPr>
+    </w:lvl>
+  </w:abstractNum>
+  <w:abstractNum w:abstractNumId="10" w15:restartNumberingAfterBreak="0">
     <w:nsid w:val="2CC54C67"/>
     <w:multiLevelType w:val="multilevel"/>
     <w:tmpl w:val="96ACB276"/>
@@ -2078,7 +4976,454 @@
       </w:rPr>
     </w:lvl>
   </w:abstractNum>
-  <w:abstractNum w:abstractNumId="5" w15:restartNumberingAfterBreak="0">
+  <w:abstractNum w:abstractNumId="11" w15:restartNumberingAfterBreak="0">
+    <w:nsid w:val="421B3647"/>
+    <w:multiLevelType w:val="multilevel"/>
+    <w:tmpl w:val="F5405F62"/>
+    <w:lvl w:ilvl="0">
+      <w:start w:val="1"/>
+      <w:numFmt w:val="bullet"/>
+      <w:lvlText w:val=""/>
+      <w:lvlJc w:val="left"/>
+      <w:pPr>
+        <w:tabs>
+          <w:tab w:val="num" w:pos="720"/>
+        </w:tabs>
+        <w:ind w:left="720" w:hanging="360"/>
+      </w:pPr>
+      <w:rPr>
+        <w:rFonts w:ascii="Symbol" w:hAnsi="Symbol" w:hint="default"/>
+        <w:sz w:val="20"/>
+      </w:rPr>
+    </w:lvl>
+    <w:lvl w:ilvl="1" w:tentative="1">
+      <w:start w:val="1"/>
+      <w:numFmt w:val="bullet"/>
+      <w:lvlText w:val="o"/>
+      <w:lvlJc w:val="left"/>
+      <w:pPr>
+        <w:tabs>
+          <w:tab w:val="num" w:pos="1440"/>
+        </w:tabs>
+        <w:ind w:left="1440" w:hanging="360"/>
+      </w:pPr>
+      <w:rPr>
+        <w:rFonts w:ascii="Courier New" w:hAnsi="Courier New" w:hint="default"/>
+        <w:sz w:val="20"/>
+      </w:rPr>
+    </w:lvl>
+    <w:lvl w:ilvl="2" w:tentative="1">
+      <w:start w:val="1"/>
+      <w:numFmt w:val="bullet"/>
+      <w:lvlText w:val=""/>
+      <w:lvlJc w:val="left"/>
+      <w:pPr>
+        <w:tabs>
+          <w:tab w:val="num" w:pos="2160"/>
+        </w:tabs>
+        <w:ind w:left="2160" w:hanging="360"/>
+      </w:pPr>
+      <w:rPr>
+        <w:rFonts w:ascii="Wingdings" w:hAnsi="Wingdings" w:hint="default"/>
+        <w:sz w:val="20"/>
+      </w:rPr>
+    </w:lvl>
+    <w:lvl w:ilvl="3" w:tentative="1">
+      <w:start w:val="1"/>
+      <w:numFmt w:val="bullet"/>
+      <w:lvlText w:val=""/>
+      <w:lvlJc w:val="left"/>
+      <w:pPr>
+        <w:tabs>
+          <w:tab w:val="num" w:pos="2880"/>
+        </w:tabs>
+        <w:ind w:left="2880" w:hanging="360"/>
+      </w:pPr>
+      <w:rPr>
+        <w:rFonts w:ascii="Wingdings" w:hAnsi="Wingdings" w:hint="default"/>
+        <w:sz w:val="20"/>
+      </w:rPr>
+    </w:lvl>
+    <w:lvl w:ilvl="4" w:tentative="1">
+      <w:start w:val="1"/>
+      <w:numFmt w:val="bullet"/>
+      <w:lvlText w:val=""/>
+      <w:lvlJc w:val="left"/>
+      <w:pPr>
+        <w:tabs>
+          <w:tab w:val="num" w:pos="3600"/>
+        </w:tabs>
+        <w:ind w:left="3600" w:hanging="360"/>
+      </w:pPr>
+      <w:rPr>
+        <w:rFonts w:ascii="Wingdings" w:hAnsi="Wingdings" w:hint="default"/>
+        <w:sz w:val="20"/>
+      </w:rPr>
+    </w:lvl>
+    <w:lvl w:ilvl="5" w:tentative="1">
+      <w:start w:val="1"/>
+      <w:numFmt w:val="bullet"/>
+      <w:lvlText w:val=""/>
+      <w:lvlJc w:val="left"/>
+      <w:pPr>
+        <w:tabs>
+          <w:tab w:val="num" w:pos="4320"/>
+        </w:tabs>
+        <w:ind w:left="4320" w:hanging="360"/>
+      </w:pPr>
+      <w:rPr>
+        <w:rFonts w:ascii="Wingdings" w:hAnsi="Wingdings" w:hint="default"/>
+        <w:sz w:val="20"/>
+      </w:rPr>
+    </w:lvl>
+    <w:lvl w:ilvl="6" w:tentative="1">
+      <w:start w:val="1"/>
+      <w:numFmt w:val="bullet"/>
+      <w:lvlText w:val=""/>
+      <w:lvlJc w:val="left"/>
+      <w:pPr>
+        <w:tabs>
+          <w:tab w:val="num" w:pos="5040"/>
+        </w:tabs>
+        <w:ind w:left="5040" w:hanging="360"/>
+      </w:pPr>
+      <w:rPr>
+        <w:rFonts w:ascii="Wingdings" w:hAnsi="Wingdings" w:hint="default"/>
+        <w:sz w:val="20"/>
+      </w:rPr>
+    </w:lvl>
+    <w:lvl w:ilvl="7" w:tentative="1">
+      <w:start w:val="1"/>
+      <w:numFmt w:val="bullet"/>
+      <w:lvlText w:val=""/>
+      <w:lvlJc w:val="left"/>
+      <w:pPr>
+        <w:tabs>
+          <w:tab w:val="num" w:pos="5760"/>
+        </w:tabs>
+        <w:ind w:left="5760" w:hanging="360"/>
+      </w:pPr>
+      <w:rPr>
+        <w:rFonts w:ascii="Wingdings" w:hAnsi="Wingdings" w:hint="default"/>
+        <w:sz w:val="20"/>
+      </w:rPr>
+    </w:lvl>
+    <w:lvl w:ilvl="8" w:tentative="1">
+      <w:start w:val="1"/>
+      <w:numFmt w:val="bullet"/>
+      <w:lvlText w:val=""/>
+      <w:lvlJc w:val="left"/>
+      <w:pPr>
+        <w:tabs>
+          <w:tab w:val="num" w:pos="6480"/>
+        </w:tabs>
+        <w:ind w:left="6480" w:hanging="360"/>
+      </w:pPr>
+      <w:rPr>
+        <w:rFonts w:ascii="Wingdings" w:hAnsi="Wingdings" w:hint="default"/>
+        <w:sz w:val="20"/>
+      </w:rPr>
+    </w:lvl>
+  </w:abstractNum>
+  <w:abstractNum w:abstractNumId="12" w15:restartNumberingAfterBreak="0">
+    <w:nsid w:val="4543523C"/>
+    <w:multiLevelType w:val="multilevel"/>
+    <w:tmpl w:val="1F205E26"/>
+    <w:lvl w:ilvl="0">
+      <w:start w:val="1"/>
+      <w:numFmt w:val="bullet"/>
+      <w:lvlText w:val=""/>
+      <w:lvlJc w:val="left"/>
+      <w:pPr>
+        <w:tabs>
+          <w:tab w:val="num" w:pos="720"/>
+        </w:tabs>
+        <w:ind w:left="720" w:hanging="360"/>
+      </w:pPr>
+      <w:rPr>
+        <w:rFonts w:ascii="Symbol" w:hAnsi="Symbol" w:hint="default"/>
+        <w:sz w:val="20"/>
+      </w:rPr>
+    </w:lvl>
+    <w:lvl w:ilvl="1" w:tentative="1">
+      <w:start w:val="1"/>
+      <w:numFmt w:val="bullet"/>
+      <w:lvlText w:val="o"/>
+      <w:lvlJc w:val="left"/>
+      <w:pPr>
+        <w:tabs>
+          <w:tab w:val="num" w:pos="1440"/>
+        </w:tabs>
+        <w:ind w:left="1440" w:hanging="360"/>
+      </w:pPr>
+      <w:rPr>
+        <w:rFonts w:ascii="Courier New" w:hAnsi="Courier New" w:hint="default"/>
+        <w:sz w:val="20"/>
+      </w:rPr>
+    </w:lvl>
+    <w:lvl w:ilvl="2" w:tentative="1">
+      <w:start w:val="1"/>
+      <w:numFmt w:val="bullet"/>
+      <w:lvlText w:val=""/>
+      <w:lvlJc w:val="left"/>
+      <w:pPr>
+        <w:tabs>
+          <w:tab w:val="num" w:pos="2160"/>
+        </w:tabs>
+        <w:ind w:left="2160" w:hanging="360"/>
+      </w:pPr>
+      <w:rPr>
+        <w:rFonts w:ascii="Wingdings" w:hAnsi="Wingdings" w:hint="default"/>
+        <w:sz w:val="20"/>
+      </w:rPr>
+    </w:lvl>
+    <w:lvl w:ilvl="3" w:tentative="1">
+      <w:start w:val="1"/>
+      <w:numFmt w:val="bullet"/>
+      <w:lvlText w:val=""/>
+      <w:lvlJc w:val="left"/>
+      <w:pPr>
+        <w:tabs>
+          <w:tab w:val="num" w:pos="2880"/>
+        </w:tabs>
+        <w:ind w:left="2880" w:hanging="360"/>
+      </w:pPr>
+      <w:rPr>
+        <w:rFonts w:ascii="Wingdings" w:hAnsi="Wingdings" w:hint="default"/>
+        <w:sz w:val="20"/>
+      </w:rPr>
+    </w:lvl>
+    <w:lvl w:ilvl="4" w:tentative="1">
+      <w:start w:val="1"/>
+      <w:numFmt w:val="bullet"/>
+      <w:lvlText w:val=""/>
+      <w:lvlJc w:val="left"/>
+      <w:pPr>
+        <w:tabs>
+          <w:tab w:val="num" w:pos="3600"/>
+        </w:tabs>
+        <w:ind w:left="3600" w:hanging="360"/>
+      </w:pPr>
+      <w:rPr>
+        <w:rFonts w:ascii="Wingdings" w:hAnsi="Wingdings" w:hint="default"/>
+        <w:sz w:val="20"/>
+      </w:rPr>
+    </w:lvl>
+    <w:lvl w:ilvl="5" w:tentative="1">
+      <w:start w:val="1"/>
+      <w:numFmt w:val="bullet"/>
+      <w:lvlText w:val=""/>
+      <w:lvlJc w:val="left"/>
+      <w:pPr>
+        <w:tabs>
+          <w:tab w:val="num" w:pos="4320"/>
+        </w:tabs>
+        <w:ind w:left="4320" w:hanging="360"/>
+      </w:pPr>
+      <w:rPr>
+        <w:rFonts w:ascii="Wingdings" w:hAnsi="Wingdings" w:hint="default"/>
+        <w:sz w:val="20"/>
+      </w:rPr>
+    </w:lvl>
+    <w:lvl w:ilvl="6" w:tentative="1">
+      <w:start w:val="1"/>
+      <w:numFmt w:val="bullet"/>
+      <w:lvlText w:val=""/>
+      <w:lvlJc w:val="left"/>
+      <w:pPr>
+        <w:tabs>
+          <w:tab w:val="num" w:pos="5040"/>
+        </w:tabs>
+        <w:ind w:left="5040" w:hanging="360"/>
+      </w:pPr>
+      <w:rPr>
+        <w:rFonts w:ascii="Wingdings" w:hAnsi="Wingdings" w:hint="default"/>
+        <w:sz w:val="20"/>
+      </w:rPr>
+    </w:lvl>
+    <w:lvl w:ilvl="7" w:tentative="1">
+      <w:start w:val="1"/>
+      <w:numFmt w:val="bullet"/>
+      <w:lvlText w:val=""/>
+      <w:lvlJc w:val="left"/>
+      <w:pPr>
+        <w:tabs>
+          <w:tab w:val="num" w:pos="5760"/>
+        </w:tabs>
+        <w:ind w:left="5760" w:hanging="360"/>
+      </w:pPr>
+      <w:rPr>
+        <w:rFonts w:ascii="Wingdings" w:hAnsi="Wingdings" w:hint="default"/>
+        <w:sz w:val="20"/>
+      </w:rPr>
+    </w:lvl>
+    <w:lvl w:ilvl="8" w:tentative="1">
+      <w:start w:val="1"/>
+      <w:numFmt w:val="bullet"/>
+      <w:lvlText w:val=""/>
+      <w:lvlJc w:val="left"/>
+      <w:pPr>
+        <w:tabs>
+          <w:tab w:val="num" w:pos="6480"/>
+        </w:tabs>
+        <w:ind w:left="6480" w:hanging="360"/>
+      </w:pPr>
+      <w:rPr>
+        <w:rFonts w:ascii="Wingdings" w:hAnsi="Wingdings" w:hint="default"/>
+        <w:sz w:val="20"/>
+      </w:rPr>
+    </w:lvl>
+  </w:abstractNum>
+  <w:abstractNum w:abstractNumId="13" w15:restartNumberingAfterBreak="0">
+    <w:nsid w:val="4A7E755F"/>
+    <w:multiLevelType w:val="multilevel"/>
+    <w:tmpl w:val="014E55C8"/>
+    <w:lvl w:ilvl="0">
+      <w:start w:val="1"/>
+      <w:numFmt w:val="bullet"/>
+      <w:lvlText w:val=""/>
+      <w:lvlJc w:val="left"/>
+      <w:pPr>
+        <w:tabs>
+          <w:tab w:val="num" w:pos="720"/>
+        </w:tabs>
+        <w:ind w:left="720" w:hanging="360"/>
+      </w:pPr>
+      <w:rPr>
+        <w:rFonts w:ascii="Symbol" w:hAnsi="Symbol" w:hint="default"/>
+        <w:sz w:val="20"/>
+      </w:rPr>
+    </w:lvl>
+    <w:lvl w:ilvl="1" w:tentative="1">
+      <w:start w:val="1"/>
+      <w:numFmt w:val="bullet"/>
+      <w:lvlText w:val="o"/>
+      <w:lvlJc w:val="left"/>
+      <w:pPr>
+        <w:tabs>
+          <w:tab w:val="num" w:pos="1440"/>
+        </w:tabs>
+        <w:ind w:left="1440" w:hanging="360"/>
+      </w:pPr>
+      <w:rPr>
+        <w:rFonts w:ascii="Courier New" w:hAnsi="Courier New" w:hint="default"/>
+        <w:sz w:val="20"/>
+      </w:rPr>
+    </w:lvl>
+    <w:lvl w:ilvl="2" w:tentative="1">
+      <w:start w:val="1"/>
+      <w:numFmt w:val="bullet"/>
+      <w:lvlText w:val=""/>
+      <w:lvlJc w:val="left"/>
+      <w:pPr>
+        <w:tabs>
+          <w:tab w:val="num" w:pos="2160"/>
+        </w:tabs>
+        <w:ind w:left="2160" w:hanging="360"/>
+      </w:pPr>
+      <w:rPr>
+        <w:rFonts w:ascii="Wingdings" w:hAnsi="Wingdings" w:hint="default"/>
+        <w:sz w:val="20"/>
+      </w:rPr>
+    </w:lvl>
+    <w:lvl w:ilvl="3" w:tentative="1">
+      <w:start w:val="1"/>
+      <w:numFmt w:val="bullet"/>
+      <w:lvlText w:val=""/>
+      <w:lvlJc w:val="left"/>
+      <w:pPr>
+        <w:tabs>
+          <w:tab w:val="num" w:pos="2880"/>
+        </w:tabs>
+        <w:ind w:left="2880" w:hanging="360"/>
+      </w:pPr>
+      <w:rPr>
+        <w:rFonts w:ascii="Wingdings" w:hAnsi="Wingdings" w:hint="default"/>
+        <w:sz w:val="20"/>
+      </w:rPr>
+    </w:lvl>
+    <w:lvl w:ilvl="4" w:tentative="1">
+      <w:start w:val="1"/>
+      <w:numFmt w:val="bullet"/>
+      <w:lvlText w:val=""/>
+      <w:lvlJc w:val="left"/>
+      <w:pPr>
+        <w:tabs>
+          <w:tab w:val="num" w:pos="3600"/>
+        </w:tabs>
+        <w:ind w:left="3600" w:hanging="360"/>
+      </w:pPr>
+      <w:rPr>
+        <w:rFonts w:ascii="Wingdings" w:hAnsi="Wingdings" w:hint="default"/>
+        <w:sz w:val="20"/>
+      </w:rPr>
+    </w:lvl>
+    <w:lvl w:ilvl="5" w:tentative="1">
+      <w:start w:val="1"/>
+      <w:numFmt w:val="bullet"/>
+      <w:lvlText w:val=""/>
+      <w:lvlJc w:val="left"/>
+      <w:pPr>
+        <w:tabs>
+          <w:tab w:val="num" w:pos="4320"/>
+        </w:tabs>
+        <w:ind w:left="4320" w:hanging="360"/>
+      </w:pPr>
+      <w:rPr>
+        <w:rFonts w:ascii="Wingdings" w:hAnsi="Wingdings" w:hint="default"/>
+        <w:sz w:val="20"/>
+      </w:rPr>
+    </w:lvl>
+    <w:lvl w:ilvl="6" w:tentative="1">
+      <w:start w:val="1"/>
+      <w:numFmt w:val="bullet"/>
+      <w:lvlText w:val=""/>
+      <w:lvlJc w:val="left"/>
+      <w:pPr>
+        <w:tabs>
+          <w:tab w:val="num" w:pos="5040"/>
+        </w:tabs>
+        <w:ind w:left="5040" w:hanging="360"/>
+      </w:pPr>
+      <w:rPr>
+        <w:rFonts w:ascii="Wingdings" w:hAnsi="Wingdings" w:hint="default"/>
+        <w:sz w:val="20"/>
+      </w:rPr>
+    </w:lvl>
+    <w:lvl w:ilvl="7" w:tentative="1">
+      <w:start w:val="1"/>
+      <w:numFmt w:val="bullet"/>
+      <w:lvlText w:val=""/>
+      <w:lvlJc w:val="left"/>
+      <w:pPr>
+        <w:tabs>
+          <w:tab w:val="num" w:pos="5760"/>
+        </w:tabs>
+        <w:ind w:left="5760" w:hanging="360"/>
+      </w:pPr>
+      <w:rPr>
+        <w:rFonts w:ascii="Wingdings" w:hAnsi="Wingdings" w:hint="default"/>
+        <w:sz w:val="20"/>
+      </w:rPr>
+    </w:lvl>
+    <w:lvl w:ilvl="8" w:tentative="1">
+      <w:start w:val="1"/>
+      <w:numFmt w:val="bullet"/>
+      <w:lvlText w:val=""/>
+      <w:lvlJc w:val="left"/>
+      <w:pPr>
+        <w:tabs>
+          <w:tab w:val="num" w:pos="6480"/>
+        </w:tabs>
+        <w:ind w:left="6480" w:hanging="360"/>
+      </w:pPr>
+      <w:rPr>
+        <w:rFonts w:ascii="Wingdings" w:hAnsi="Wingdings" w:hint="default"/>
+        <w:sz w:val="20"/>
+      </w:rPr>
+    </w:lvl>
+  </w:abstractNum>
+  <w:abstractNum w:abstractNumId="14" w15:restartNumberingAfterBreak="0">
     <w:nsid w:val="4AAA30F2"/>
     <w:multiLevelType w:val="multilevel"/>
     <w:tmpl w:val="EEB08D22"/>
@@ -2227,7 +5572,7 @@
       </w:rPr>
     </w:lvl>
   </w:abstractNum>
-  <w:abstractNum w:abstractNumId="6" w15:restartNumberingAfterBreak="0">
+  <w:abstractNum w:abstractNumId="15" w15:restartNumberingAfterBreak="0">
     <w:nsid w:val="51282E29"/>
     <w:multiLevelType w:val="multilevel"/>
     <w:tmpl w:val="1BA04C48"/>
@@ -2376,7 +5721,7 @@
       </w:rPr>
     </w:lvl>
   </w:abstractNum>
-  <w:abstractNum w:abstractNumId="7" w15:restartNumberingAfterBreak="0">
+  <w:abstractNum w:abstractNumId="16" w15:restartNumberingAfterBreak="0">
     <w:nsid w:val="58E6304B"/>
     <w:multiLevelType w:val="multilevel"/>
     <w:tmpl w:val="B950B58E"/>
@@ -2525,7 +5870,156 @@
       </w:rPr>
     </w:lvl>
   </w:abstractNum>
-  <w:abstractNum w:abstractNumId="8" w15:restartNumberingAfterBreak="0">
+  <w:abstractNum w:abstractNumId="17" w15:restartNumberingAfterBreak="0">
+    <w:nsid w:val="623C64DB"/>
+    <w:multiLevelType w:val="multilevel"/>
+    <w:tmpl w:val="E0965F42"/>
+    <w:lvl w:ilvl="0">
+      <w:start w:val="1"/>
+      <w:numFmt w:val="bullet"/>
+      <w:lvlText w:val=""/>
+      <w:lvlJc w:val="left"/>
+      <w:pPr>
+        <w:tabs>
+          <w:tab w:val="num" w:pos="720"/>
+        </w:tabs>
+        <w:ind w:left="720" w:hanging="360"/>
+      </w:pPr>
+      <w:rPr>
+        <w:rFonts w:ascii="Symbol" w:hAnsi="Symbol" w:hint="default"/>
+        <w:sz w:val="20"/>
+      </w:rPr>
+    </w:lvl>
+    <w:lvl w:ilvl="1" w:tentative="1">
+      <w:start w:val="1"/>
+      <w:numFmt w:val="bullet"/>
+      <w:lvlText w:val="o"/>
+      <w:lvlJc w:val="left"/>
+      <w:pPr>
+        <w:tabs>
+          <w:tab w:val="num" w:pos="1440"/>
+        </w:tabs>
+        <w:ind w:left="1440" w:hanging="360"/>
+      </w:pPr>
+      <w:rPr>
+        <w:rFonts w:ascii="Courier New" w:hAnsi="Courier New" w:hint="default"/>
+        <w:sz w:val="20"/>
+      </w:rPr>
+    </w:lvl>
+    <w:lvl w:ilvl="2" w:tentative="1">
+      <w:start w:val="1"/>
+      <w:numFmt w:val="bullet"/>
+      <w:lvlText w:val=""/>
+      <w:lvlJc w:val="left"/>
+      <w:pPr>
+        <w:tabs>
+          <w:tab w:val="num" w:pos="2160"/>
+        </w:tabs>
+        <w:ind w:left="2160" w:hanging="360"/>
+      </w:pPr>
+      <w:rPr>
+        <w:rFonts w:ascii="Wingdings" w:hAnsi="Wingdings" w:hint="default"/>
+        <w:sz w:val="20"/>
+      </w:rPr>
+    </w:lvl>
+    <w:lvl w:ilvl="3" w:tentative="1">
+      <w:start w:val="1"/>
+      <w:numFmt w:val="bullet"/>
+      <w:lvlText w:val=""/>
+      <w:lvlJc w:val="left"/>
+      <w:pPr>
+        <w:tabs>
+          <w:tab w:val="num" w:pos="2880"/>
+        </w:tabs>
+        <w:ind w:left="2880" w:hanging="360"/>
+      </w:pPr>
+      <w:rPr>
+        <w:rFonts w:ascii="Wingdings" w:hAnsi="Wingdings" w:hint="default"/>
+        <w:sz w:val="20"/>
+      </w:rPr>
+    </w:lvl>
+    <w:lvl w:ilvl="4" w:tentative="1">
+      <w:start w:val="1"/>
+      <w:numFmt w:val="bullet"/>
+      <w:lvlText w:val=""/>
+      <w:lvlJc w:val="left"/>
+      <w:pPr>
+        <w:tabs>
+          <w:tab w:val="num" w:pos="3600"/>
+        </w:tabs>
+        <w:ind w:left="3600" w:hanging="360"/>
+      </w:pPr>
+      <w:rPr>
+        <w:rFonts w:ascii="Wingdings" w:hAnsi="Wingdings" w:hint="default"/>
+        <w:sz w:val="20"/>
+      </w:rPr>
+    </w:lvl>
+    <w:lvl w:ilvl="5" w:tentative="1">
+      <w:start w:val="1"/>
+      <w:numFmt w:val="bullet"/>
+      <w:lvlText w:val=""/>
+      <w:lvlJc w:val="left"/>
+      <w:pPr>
+        <w:tabs>
+          <w:tab w:val="num" w:pos="4320"/>
+        </w:tabs>
+        <w:ind w:left="4320" w:hanging="360"/>
+      </w:pPr>
+      <w:rPr>
+        <w:rFonts w:ascii="Wingdings" w:hAnsi="Wingdings" w:hint="default"/>
+        <w:sz w:val="20"/>
+      </w:rPr>
+    </w:lvl>
+    <w:lvl w:ilvl="6" w:tentative="1">
+      <w:start w:val="1"/>
+      <w:numFmt w:val="bullet"/>
+      <w:lvlText w:val=""/>
+      <w:lvlJc w:val="left"/>
+      <w:pPr>
+        <w:tabs>
+          <w:tab w:val="num" w:pos="5040"/>
+        </w:tabs>
+        <w:ind w:left="5040" w:hanging="360"/>
+      </w:pPr>
+      <w:rPr>
+        <w:rFonts w:ascii="Wingdings" w:hAnsi="Wingdings" w:hint="default"/>
+        <w:sz w:val="20"/>
+      </w:rPr>
+    </w:lvl>
+    <w:lvl w:ilvl="7" w:tentative="1">
+      <w:start w:val="1"/>
+      <w:numFmt w:val="bullet"/>
+      <w:lvlText w:val=""/>
+      <w:lvlJc w:val="left"/>
+      <w:pPr>
+        <w:tabs>
+          <w:tab w:val="num" w:pos="5760"/>
+        </w:tabs>
+        <w:ind w:left="5760" w:hanging="360"/>
+      </w:pPr>
+      <w:rPr>
+        <w:rFonts w:ascii="Wingdings" w:hAnsi="Wingdings" w:hint="default"/>
+        <w:sz w:val="20"/>
+      </w:rPr>
+    </w:lvl>
+    <w:lvl w:ilvl="8" w:tentative="1">
+      <w:start w:val="1"/>
+      <w:numFmt w:val="bullet"/>
+      <w:lvlText w:val=""/>
+      <w:lvlJc w:val="left"/>
+      <w:pPr>
+        <w:tabs>
+          <w:tab w:val="num" w:pos="6480"/>
+        </w:tabs>
+        <w:ind w:left="6480" w:hanging="360"/>
+      </w:pPr>
+      <w:rPr>
+        <w:rFonts w:ascii="Wingdings" w:hAnsi="Wingdings" w:hint="default"/>
+        <w:sz w:val="20"/>
+      </w:rPr>
+    </w:lvl>
+  </w:abstractNum>
+  <w:abstractNum w:abstractNumId="18" w15:restartNumberingAfterBreak="0">
     <w:nsid w:val="6AC00F3B"/>
     <w:multiLevelType w:val="multilevel"/>
     <w:tmpl w:val="1BD65F90"/>
@@ -2674,7 +6168,454 @@
       </w:rPr>
     </w:lvl>
   </w:abstractNum>
-  <w:abstractNum w:abstractNumId="9" w15:restartNumberingAfterBreak="0">
+  <w:abstractNum w:abstractNumId="19" w15:restartNumberingAfterBreak="0">
+    <w:nsid w:val="70931288"/>
+    <w:multiLevelType w:val="multilevel"/>
+    <w:tmpl w:val="246A4804"/>
+    <w:lvl w:ilvl="0">
+      <w:start w:val="1"/>
+      <w:numFmt w:val="bullet"/>
+      <w:lvlText w:val=""/>
+      <w:lvlJc w:val="left"/>
+      <w:pPr>
+        <w:tabs>
+          <w:tab w:val="num" w:pos="720"/>
+        </w:tabs>
+        <w:ind w:left="720" w:hanging="360"/>
+      </w:pPr>
+      <w:rPr>
+        <w:rFonts w:ascii="Symbol" w:hAnsi="Symbol" w:hint="default"/>
+        <w:sz w:val="20"/>
+      </w:rPr>
+    </w:lvl>
+    <w:lvl w:ilvl="1" w:tentative="1">
+      <w:start w:val="1"/>
+      <w:numFmt w:val="bullet"/>
+      <w:lvlText w:val="o"/>
+      <w:lvlJc w:val="left"/>
+      <w:pPr>
+        <w:tabs>
+          <w:tab w:val="num" w:pos="1440"/>
+        </w:tabs>
+        <w:ind w:left="1440" w:hanging="360"/>
+      </w:pPr>
+      <w:rPr>
+        <w:rFonts w:ascii="Courier New" w:hAnsi="Courier New" w:hint="default"/>
+        <w:sz w:val="20"/>
+      </w:rPr>
+    </w:lvl>
+    <w:lvl w:ilvl="2" w:tentative="1">
+      <w:start w:val="1"/>
+      <w:numFmt w:val="bullet"/>
+      <w:lvlText w:val=""/>
+      <w:lvlJc w:val="left"/>
+      <w:pPr>
+        <w:tabs>
+          <w:tab w:val="num" w:pos="2160"/>
+        </w:tabs>
+        <w:ind w:left="2160" w:hanging="360"/>
+      </w:pPr>
+      <w:rPr>
+        <w:rFonts w:ascii="Wingdings" w:hAnsi="Wingdings" w:hint="default"/>
+        <w:sz w:val="20"/>
+      </w:rPr>
+    </w:lvl>
+    <w:lvl w:ilvl="3" w:tentative="1">
+      <w:start w:val="1"/>
+      <w:numFmt w:val="bullet"/>
+      <w:lvlText w:val=""/>
+      <w:lvlJc w:val="left"/>
+      <w:pPr>
+        <w:tabs>
+          <w:tab w:val="num" w:pos="2880"/>
+        </w:tabs>
+        <w:ind w:left="2880" w:hanging="360"/>
+      </w:pPr>
+      <w:rPr>
+        <w:rFonts w:ascii="Wingdings" w:hAnsi="Wingdings" w:hint="default"/>
+        <w:sz w:val="20"/>
+      </w:rPr>
+    </w:lvl>
+    <w:lvl w:ilvl="4" w:tentative="1">
+      <w:start w:val="1"/>
+      <w:numFmt w:val="bullet"/>
+      <w:lvlText w:val=""/>
+      <w:lvlJc w:val="left"/>
+      <w:pPr>
+        <w:tabs>
+          <w:tab w:val="num" w:pos="3600"/>
+        </w:tabs>
+        <w:ind w:left="3600" w:hanging="360"/>
+      </w:pPr>
+      <w:rPr>
+        <w:rFonts w:ascii="Wingdings" w:hAnsi="Wingdings" w:hint="default"/>
+        <w:sz w:val="20"/>
+      </w:rPr>
+    </w:lvl>
+    <w:lvl w:ilvl="5" w:tentative="1">
+      <w:start w:val="1"/>
+      <w:numFmt w:val="bullet"/>
+      <w:lvlText w:val=""/>
+      <w:lvlJc w:val="left"/>
+      <w:pPr>
+        <w:tabs>
+          <w:tab w:val="num" w:pos="4320"/>
+        </w:tabs>
+        <w:ind w:left="4320" w:hanging="360"/>
+      </w:pPr>
+      <w:rPr>
+        <w:rFonts w:ascii="Wingdings" w:hAnsi="Wingdings" w:hint="default"/>
+        <w:sz w:val="20"/>
+      </w:rPr>
+    </w:lvl>
+    <w:lvl w:ilvl="6" w:tentative="1">
+      <w:start w:val="1"/>
+      <w:numFmt w:val="bullet"/>
+      <w:lvlText w:val=""/>
+      <w:lvlJc w:val="left"/>
+      <w:pPr>
+        <w:tabs>
+          <w:tab w:val="num" w:pos="5040"/>
+        </w:tabs>
+        <w:ind w:left="5040" w:hanging="360"/>
+      </w:pPr>
+      <w:rPr>
+        <w:rFonts w:ascii="Wingdings" w:hAnsi="Wingdings" w:hint="default"/>
+        <w:sz w:val="20"/>
+      </w:rPr>
+    </w:lvl>
+    <w:lvl w:ilvl="7" w:tentative="1">
+      <w:start w:val="1"/>
+      <w:numFmt w:val="bullet"/>
+      <w:lvlText w:val=""/>
+      <w:lvlJc w:val="left"/>
+      <w:pPr>
+        <w:tabs>
+          <w:tab w:val="num" w:pos="5760"/>
+        </w:tabs>
+        <w:ind w:left="5760" w:hanging="360"/>
+      </w:pPr>
+      <w:rPr>
+        <w:rFonts w:ascii="Wingdings" w:hAnsi="Wingdings" w:hint="default"/>
+        <w:sz w:val="20"/>
+      </w:rPr>
+    </w:lvl>
+    <w:lvl w:ilvl="8" w:tentative="1">
+      <w:start w:val="1"/>
+      <w:numFmt w:val="bullet"/>
+      <w:lvlText w:val=""/>
+      <w:lvlJc w:val="left"/>
+      <w:pPr>
+        <w:tabs>
+          <w:tab w:val="num" w:pos="6480"/>
+        </w:tabs>
+        <w:ind w:left="6480" w:hanging="360"/>
+      </w:pPr>
+      <w:rPr>
+        <w:rFonts w:ascii="Wingdings" w:hAnsi="Wingdings" w:hint="default"/>
+        <w:sz w:val="20"/>
+      </w:rPr>
+    </w:lvl>
+  </w:abstractNum>
+  <w:abstractNum w:abstractNumId="20" w15:restartNumberingAfterBreak="0">
+    <w:nsid w:val="74A4067D"/>
+    <w:multiLevelType w:val="multilevel"/>
+    <w:tmpl w:val="4F9A16B8"/>
+    <w:lvl w:ilvl="0">
+      <w:start w:val="1"/>
+      <w:numFmt w:val="bullet"/>
+      <w:lvlText w:val=""/>
+      <w:lvlJc w:val="left"/>
+      <w:pPr>
+        <w:tabs>
+          <w:tab w:val="num" w:pos="720"/>
+        </w:tabs>
+        <w:ind w:left="720" w:hanging="360"/>
+      </w:pPr>
+      <w:rPr>
+        <w:rFonts w:ascii="Symbol" w:hAnsi="Symbol" w:hint="default"/>
+        <w:sz w:val="20"/>
+      </w:rPr>
+    </w:lvl>
+    <w:lvl w:ilvl="1" w:tentative="1">
+      <w:start w:val="1"/>
+      <w:numFmt w:val="bullet"/>
+      <w:lvlText w:val="o"/>
+      <w:lvlJc w:val="left"/>
+      <w:pPr>
+        <w:tabs>
+          <w:tab w:val="num" w:pos="1440"/>
+        </w:tabs>
+        <w:ind w:left="1440" w:hanging="360"/>
+      </w:pPr>
+      <w:rPr>
+        <w:rFonts w:ascii="Courier New" w:hAnsi="Courier New" w:hint="default"/>
+        <w:sz w:val="20"/>
+      </w:rPr>
+    </w:lvl>
+    <w:lvl w:ilvl="2" w:tentative="1">
+      <w:start w:val="1"/>
+      <w:numFmt w:val="bullet"/>
+      <w:lvlText w:val=""/>
+      <w:lvlJc w:val="left"/>
+      <w:pPr>
+        <w:tabs>
+          <w:tab w:val="num" w:pos="2160"/>
+        </w:tabs>
+        <w:ind w:left="2160" w:hanging="360"/>
+      </w:pPr>
+      <w:rPr>
+        <w:rFonts w:ascii="Wingdings" w:hAnsi="Wingdings" w:hint="default"/>
+        <w:sz w:val="20"/>
+      </w:rPr>
+    </w:lvl>
+    <w:lvl w:ilvl="3" w:tentative="1">
+      <w:start w:val="1"/>
+      <w:numFmt w:val="bullet"/>
+      <w:lvlText w:val=""/>
+      <w:lvlJc w:val="left"/>
+      <w:pPr>
+        <w:tabs>
+          <w:tab w:val="num" w:pos="2880"/>
+        </w:tabs>
+        <w:ind w:left="2880" w:hanging="360"/>
+      </w:pPr>
+      <w:rPr>
+        <w:rFonts w:ascii="Wingdings" w:hAnsi="Wingdings" w:hint="default"/>
+        <w:sz w:val="20"/>
+      </w:rPr>
+    </w:lvl>
+    <w:lvl w:ilvl="4" w:tentative="1">
+      <w:start w:val="1"/>
+      <w:numFmt w:val="bullet"/>
+      <w:lvlText w:val=""/>
+      <w:lvlJc w:val="left"/>
+      <w:pPr>
+        <w:tabs>
+          <w:tab w:val="num" w:pos="3600"/>
+        </w:tabs>
+        <w:ind w:left="3600" w:hanging="360"/>
+      </w:pPr>
+      <w:rPr>
+        <w:rFonts w:ascii="Wingdings" w:hAnsi="Wingdings" w:hint="default"/>
+        <w:sz w:val="20"/>
+      </w:rPr>
+    </w:lvl>
+    <w:lvl w:ilvl="5" w:tentative="1">
+      <w:start w:val="1"/>
+      <w:numFmt w:val="bullet"/>
+      <w:lvlText w:val=""/>
+      <w:lvlJc w:val="left"/>
+      <w:pPr>
+        <w:tabs>
+          <w:tab w:val="num" w:pos="4320"/>
+        </w:tabs>
+        <w:ind w:left="4320" w:hanging="360"/>
+      </w:pPr>
+      <w:rPr>
+        <w:rFonts w:ascii="Wingdings" w:hAnsi="Wingdings" w:hint="default"/>
+        <w:sz w:val="20"/>
+      </w:rPr>
+    </w:lvl>
+    <w:lvl w:ilvl="6" w:tentative="1">
+      <w:start w:val="1"/>
+      <w:numFmt w:val="bullet"/>
+      <w:lvlText w:val=""/>
+      <w:lvlJc w:val="left"/>
+      <w:pPr>
+        <w:tabs>
+          <w:tab w:val="num" w:pos="5040"/>
+        </w:tabs>
+        <w:ind w:left="5040" w:hanging="360"/>
+      </w:pPr>
+      <w:rPr>
+        <w:rFonts w:ascii="Wingdings" w:hAnsi="Wingdings" w:hint="default"/>
+        <w:sz w:val="20"/>
+      </w:rPr>
+    </w:lvl>
+    <w:lvl w:ilvl="7" w:tentative="1">
+      <w:start w:val="1"/>
+      <w:numFmt w:val="bullet"/>
+      <w:lvlText w:val=""/>
+      <w:lvlJc w:val="left"/>
+      <w:pPr>
+        <w:tabs>
+          <w:tab w:val="num" w:pos="5760"/>
+        </w:tabs>
+        <w:ind w:left="5760" w:hanging="360"/>
+      </w:pPr>
+      <w:rPr>
+        <w:rFonts w:ascii="Wingdings" w:hAnsi="Wingdings" w:hint="default"/>
+        <w:sz w:val="20"/>
+      </w:rPr>
+    </w:lvl>
+    <w:lvl w:ilvl="8" w:tentative="1">
+      <w:start w:val="1"/>
+      <w:numFmt w:val="bullet"/>
+      <w:lvlText w:val=""/>
+      <w:lvlJc w:val="left"/>
+      <w:pPr>
+        <w:tabs>
+          <w:tab w:val="num" w:pos="6480"/>
+        </w:tabs>
+        <w:ind w:left="6480" w:hanging="360"/>
+      </w:pPr>
+      <w:rPr>
+        <w:rFonts w:ascii="Wingdings" w:hAnsi="Wingdings" w:hint="default"/>
+        <w:sz w:val="20"/>
+      </w:rPr>
+    </w:lvl>
+  </w:abstractNum>
+  <w:abstractNum w:abstractNumId="21" w15:restartNumberingAfterBreak="0">
+    <w:nsid w:val="74F35C60"/>
+    <w:multiLevelType w:val="multilevel"/>
+    <w:tmpl w:val="4418B526"/>
+    <w:lvl w:ilvl="0">
+      <w:start w:val="1"/>
+      <w:numFmt w:val="bullet"/>
+      <w:lvlText w:val=""/>
+      <w:lvlJc w:val="left"/>
+      <w:pPr>
+        <w:tabs>
+          <w:tab w:val="num" w:pos="720"/>
+        </w:tabs>
+        <w:ind w:left="720" w:hanging="360"/>
+      </w:pPr>
+      <w:rPr>
+        <w:rFonts w:ascii="Symbol" w:hAnsi="Symbol" w:hint="default"/>
+        <w:sz w:val="20"/>
+      </w:rPr>
+    </w:lvl>
+    <w:lvl w:ilvl="1" w:tentative="1">
+      <w:start w:val="1"/>
+      <w:numFmt w:val="bullet"/>
+      <w:lvlText w:val="o"/>
+      <w:lvlJc w:val="left"/>
+      <w:pPr>
+        <w:tabs>
+          <w:tab w:val="num" w:pos="1440"/>
+        </w:tabs>
+        <w:ind w:left="1440" w:hanging="360"/>
+      </w:pPr>
+      <w:rPr>
+        <w:rFonts w:ascii="Courier New" w:hAnsi="Courier New" w:hint="default"/>
+        <w:sz w:val="20"/>
+      </w:rPr>
+    </w:lvl>
+    <w:lvl w:ilvl="2" w:tentative="1">
+      <w:start w:val="1"/>
+      <w:numFmt w:val="bullet"/>
+      <w:lvlText w:val=""/>
+      <w:lvlJc w:val="left"/>
+      <w:pPr>
+        <w:tabs>
+          <w:tab w:val="num" w:pos="2160"/>
+        </w:tabs>
+        <w:ind w:left="2160" w:hanging="360"/>
+      </w:pPr>
+      <w:rPr>
+        <w:rFonts w:ascii="Wingdings" w:hAnsi="Wingdings" w:hint="default"/>
+        <w:sz w:val="20"/>
+      </w:rPr>
+    </w:lvl>
+    <w:lvl w:ilvl="3" w:tentative="1">
+      <w:start w:val="1"/>
+      <w:numFmt w:val="bullet"/>
+      <w:lvlText w:val=""/>
+      <w:lvlJc w:val="left"/>
+      <w:pPr>
+        <w:tabs>
+          <w:tab w:val="num" w:pos="2880"/>
+        </w:tabs>
+        <w:ind w:left="2880" w:hanging="360"/>
+      </w:pPr>
+      <w:rPr>
+        <w:rFonts w:ascii="Wingdings" w:hAnsi="Wingdings" w:hint="default"/>
+        <w:sz w:val="20"/>
+      </w:rPr>
+    </w:lvl>
+    <w:lvl w:ilvl="4" w:tentative="1">
+      <w:start w:val="1"/>
+      <w:numFmt w:val="bullet"/>
+      <w:lvlText w:val=""/>
+      <w:lvlJc w:val="left"/>
+      <w:pPr>
+        <w:tabs>
+          <w:tab w:val="num" w:pos="3600"/>
+        </w:tabs>
+        <w:ind w:left="3600" w:hanging="360"/>
+      </w:pPr>
+      <w:rPr>
+        <w:rFonts w:ascii="Wingdings" w:hAnsi="Wingdings" w:hint="default"/>
+        <w:sz w:val="20"/>
+      </w:rPr>
+    </w:lvl>
+    <w:lvl w:ilvl="5" w:tentative="1">
+      <w:start w:val="1"/>
+      <w:numFmt w:val="bullet"/>
+      <w:lvlText w:val=""/>
+      <w:lvlJc w:val="left"/>
+      <w:pPr>
+        <w:tabs>
+          <w:tab w:val="num" w:pos="4320"/>
+        </w:tabs>
+        <w:ind w:left="4320" w:hanging="360"/>
+      </w:pPr>
+      <w:rPr>
+        <w:rFonts w:ascii="Wingdings" w:hAnsi="Wingdings" w:hint="default"/>
+        <w:sz w:val="20"/>
+      </w:rPr>
+    </w:lvl>
+    <w:lvl w:ilvl="6" w:tentative="1">
+      <w:start w:val="1"/>
+      <w:numFmt w:val="bullet"/>
+      <w:lvlText w:val=""/>
+      <w:lvlJc w:val="left"/>
+      <w:pPr>
+        <w:tabs>
+          <w:tab w:val="num" w:pos="5040"/>
+        </w:tabs>
+        <w:ind w:left="5040" w:hanging="360"/>
+      </w:pPr>
+      <w:rPr>
+        <w:rFonts w:ascii="Wingdings" w:hAnsi="Wingdings" w:hint="default"/>
+        <w:sz w:val="20"/>
+      </w:rPr>
+    </w:lvl>
+    <w:lvl w:ilvl="7" w:tentative="1">
+      <w:start w:val="1"/>
+      <w:numFmt w:val="bullet"/>
+      <w:lvlText w:val=""/>
+      <w:lvlJc w:val="left"/>
+      <w:pPr>
+        <w:tabs>
+          <w:tab w:val="num" w:pos="5760"/>
+        </w:tabs>
+        <w:ind w:left="5760" w:hanging="360"/>
+      </w:pPr>
+      <w:rPr>
+        <w:rFonts w:ascii="Wingdings" w:hAnsi="Wingdings" w:hint="default"/>
+        <w:sz w:val="20"/>
+      </w:rPr>
+    </w:lvl>
+    <w:lvl w:ilvl="8" w:tentative="1">
+      <w:start w:val="1"/>
+      <w:numFmt w:val="bullet"/>
+      <w:lvlText w:val=""/>
+      <w:lvlJc w:val="left"/>
+      <w:pPr>
+        <w:tabs>
+          <w:tab w:val="num" w:pos="6480"/>
+        </w:tabs>
+        <w:ind w:left="6480" w:hanging="360"/>
+      </w:pPr>
+      <w:rPr>
+        <w:rFonts w:ascii="Wingdings" w:hAnsi="Wingdings" w:hint="default"/>
+        <w:sz w:val="20"/>
+      </w:rPr>
+    </w:lvl>
+  </w:abstractNum>
+  <w:abstractNum w:abstractNumId="22" w15:restartNumberingAfterBreak="0">
     <w:nsid w:val="7C103F19"/>
     <w:multiLevelType w:val="multilevel"/>
     <w:tmpl w:val="DAC8B860"/>
@@ -2823,35 +6764,226 @@
       </w:rPr>
     </w:lvl>
   </w:abstractNum>
-  <w:num w:numId="1" w16cid:durableId="1260405704">
+  <w:abstractNum w:abstractNumId="23" w15:restartNumberingAfterBreak="0">
+    <w:nsid w:val="7EDF045B"/>
+    <w:multiLevelType w:val="multilevel"/>
+    <w:tmpl w:val="772A1BBA"/>
+    <w:lvl w:ilvl="0">
+      <w:start w:val="1"/>
+      <w:numFmt w:val="bullet"/>
+      <w:lvlText w:val=""/>
+      <w:lvlJc w:val="left"/>
+      <w:pPr>
+        <w:tabs>
+          <w:tab w:val="num" w:pos="720"/>
+        </w:tabs>
+        <w:ind w:left="720" w:hanging="360"/>
+      </w:pPr>
+      <w:rPr>
+        <w:rFonts w:ascii="Symbol" w:hAnsi="Symbol" w:hint="default"/>
+        <w:sz w:val="20"/>
+      </w:rPr>
+    </w:lvl>
+    <w:lvl w:ilvl="1" w:tentative="1">
+      <w:start w:val="1"/>
+      <w:numFmt w:val="bullet"/>
+      <w:lvlText w:val="o"/>
+      <w:lvlJc w:val="left"/>
+      <w:pPr>
+        <w:tabs>
+          <w:tab w:val="num" w:pos="1440"/>
+        </w:tabs>
+        <w:ind w:left="1440" w:hanging="360"/>
+      </w:pPr>
+      <w:rPr>
+        <w:rFonts w:ascii="Courier New" w:hAnsi="Courier New" w:hint="default"/>
+        <w:sz w:val="20"/>
+      </w:rPr>
+    </w:lvl>
+    <w:lvl w:ilvl="2" w:tentative="1">
+      <w:start w:val="1"/>
+      <w:numFmt w:val="bullet"/>
+      <w:lvlText w:val=""/>
+      <w:lvlJc w:val="left"/>
+      <w:pPr>
+        <w:tabs>
+          <w:tab w:val="num" w:pos="2160"/>
+        </w:tabs>
+        <w:ind w:left="2160" w:hanging="360"/>
+      </w:pPr>
+      <w:rPr>
+        <w:rFonts w:ascii="Wingdings" w:hAnsi="Wingdings" w:hint="default"/>
+        <w:sz w:val="20"/>
+      </w:rPr>
+    </w:lvl>
+    <w:lvl w:ilvl="3" w:tentative="1">
+      <w:start w:val="1"/>
+      <w:numFmt w:val="bullet"/>
+      <w:lvlText w:val=""/>
+      <w:lvlJc w:val="left"/>
+      <w:pPr>
+        <w:tabs>
+          <w:tab w:val="num" w:pos="2880"/>
+        </w:tabs>
+        <w:ind w:left="2880" w:hanging="360"/>
+      </w:pPr>
+      <w:rPr>
+        <w:rFonts w:ascii="Wingdings" w:hAnsi="Wingdings" w:hint="default"/>
+        <w:sz w:val="20"/>
+      </w:rPr>
+    </w:lvl>
+    <w:lvl w:ilvl="4" w:tentative="1">
+      <w:start w:val="1"/>
+      <w:numFmt w:val="bullet"/>
+      <w:lvlText w:val=""/>
+      <w:lvlJc w:val="left"/>
+      <w:pPr>
+        <w:tabs>
+          <w:tab w:val="num" w:pos="3600"/>
+        </w:tabs>
+        <w:ind w:left="3600" w:hanging="360"/>
+      </w:pPr>
+      <w:rPr>
+        <w:rFonts w:ascii="Wingdings" w:hAnsi="Wingdings" w:hint="default"/>
+        <w:sz w:val="20"/>
+      </w:rPr>
+    </w:lvl>
+    <w:lvl w:ilvl="5" w:tentative="1">
+      <w:start w:val="1"/>
+      <w:numFmt w:val="bullet"/>
+      <w:lvlText w:val=""/>
+      <w:lvlJc w:val="left"/>
+      <w:pPr>
+        <w:tabs>
+          <w:tab w:val="num" w:pos="4320"/>
+        </w:tabs>
+        <w:ind w:left="4320" w:hanging="360"/>
+      </w:pPr>
+      <w:rPr>
+        <w:rFonts w:ascii="Wingdings" w:hAnsi="Wingdings" w:hint="default"/>
+        <w:sz w:val="20"/>
+      </w:rPr>
+    </w:lvl>
+    <w:lvl w:ilvl="6" w:tentative="1">
+      <w:start w:val="1"/>
+      <w:numFmt w:val="bullet"/>
+      <w:lvlText w:val=""/>
+      <w:lvlJc w:val="left"/>
+      <w:pPr>
+        <w:tabs>
+          <w:tab w:val="num" w:pos="5040"/>
+        </w:tabs>
+        <w:ind w:left="5040" w:hanging="360"/>
+      </w:pPr>
+      <w:rPr>
+        <w:rFonts w:ascii="Wingdings" w:hAnsi="Wingdings" w:hint="default"/>
+        <w:sz w:val="20"/>
+      </w:rPr>
+    </w:lvl>
+    <w:lvl w:ilvl="7" w:tentative="1">
+      <w:start w:val="1"/>
+      <w:numFmt w:val="bullet"/>
+      <w:lvlText w:val=""/>
+      <w:lvlJc w:val="left"/>
+      <w:pPr>
+        <w:tabs>
+          <w:tab w:val="num" w:pos="5760"/>
+        </w:tabs>
+        <w:ind w:left="5760" w:hanging="360"/>
+      </w:pPr>
+      <w:rPr>
+        <w:rFonts w:ascii="Wingdings" w:hAnsi="Wingdings" w:hint="default"/>
+        <w:sz w:val="20"/>
+      </w:rPr>
+    </w:lvl>
+    <w:lvl w:ilvl="8" w:tentative="1">
+      <w:start w:val="1"/>
+      <w:numFmt w:val="bullet"/>
+      <w:lvlText w:val=""/>
+      <w:lvlJc w:val="left"/>
+      <w:pPr>
+        <w:tabs>
+          <w:tab w:val="num" w:pos="6480"/>
+        </w:tabs>
+        <w:ind w:left="6480" w:hanging="360"/>
+      </w:pPr>
+      <w:rPr>
+        <w:rFonts w:ascii="Wingdings" w:hAnsi="Wingdings" w:hint="default"/>
+        <w:sz w:val="20"/>
+      </w:rPr>
+    </w:lvl>
+  </w:abstractNum>
+  <w:num w:numId="1">
+    <w:abstractNumId w:val="18"/>
+  </w:num>
+  <w:num w:numId="2">
     <w:abstractNumId w:val="8"/>
   </w:num>
-  <w:num w:numId="2" w16cid:durableId="1862666163">
+  <w:num w:numId="3">
+    <w:abstractNumId w:val="4"/>
+  </w:num>
+  <w:num w:numId="4">
+    <w:abstractNumId w:val="15"/>
+  </w:num>
+  <w:num w:numId="5">
+    <w:abstractNumId w:val="14"/>
+  </w:num>
+  <w:num w:numId="6">
+    <w:abstractNumId w:val="7"/>
+  </w:num>
+  <w:num w:numId="7">
+    <w:abstractNumId w:val="10"/>
+  </w:num>
+  <w:num w:numId="8">
+    <w:abstractNumId w:val="5"/>
+  </w:num>
+  <w:num w:numId="9">
+    <w:abstractNumId w:val="16"/>
+  </w:num>
+  <w:num w:numId="10">
+    <w:abstractNumId w:val="22"/>
+  </w:num>
+  <w:num w:numId="11">
+    <w:abstractNumId w:val="19"/>
+  </w:num>
+  <w:num w:numId="12">
+    <w:abstractNumId w:val="12"/>
+  </w:num>
+  <w:num w:numId="13">
+    <w:abstractNumId w:val="2"/>
+  </w:num>
+  <w:num w:numId="14">
+    <w:abstractNumId w:val="13"/>
+  </w:num>
+  <w:num w:numId="15">
     <w:abstractNumId w:val="3"/>
   </w:num>
-  <w:num w:numId="3" w16cid:durableId="1232960708">
-    <w:abstractNumId w:val="0"/>
+  <w:num w:numId="16">
+    <w:abstractNumId w:val="1"/>
   </w:num>
-  <w:num w:numId="4" w16cid:durableId="1904755731">
+  <w:num w:numId="17">
+    <w:abstractNumId w:val="11"/>
+  </w:num>
+  <w:num w:numId="18">
     <w:abstractNumId w:val="6"/>
   </w:num>
-  <w:num w:numId="5" w16cid:durableId="1841039046">
-    <w:abstractNumId w:val="5"/>
+  <w:num w:numId="19">
+    <w:abstractNumId w:val="9"/>
   </w:num>
-  <w:num w:numId="6" w16cid:durableId="1648974007">
-    <w:abstractNumId w:val="2"/>
+  <w:num w:numId="20">
+    <w:abstractNumId w:val="17"/>
   </w:num>
-  <w:num w:numId="7" w16cid:durableId="2107995867">
-    <w:abstractNumId w:val="4"/>
+  <w:num w:numId="21">
+    <w:abstractNumId w:val="20"/>
   </w:num>
-  <w:num w:numId="8" w16cid:durableId="1010959188">
-    <w:abstractNumId w:val="1"/>
+  <w:num w:numId="22">
+    <w:abstractNumId w:val="21"/>
   </w:num>
-  <w:num w:numId="9" w16cid:durableId="1400592716">
-    <w:abstractNumId w:val="7"/>
+  <w:num w:numId="23">
+    <w:abstractNumId w:val="23"/>
   </w:num>
-  <w:num w:numId="10" w16cid:durableId="1717124659">
-    <w:abstractNumId w:val="9"/>
+  <w:num w:numId="24">
+    <w:abstractNumId w:val="0"/>
   </w:num>
 </w:numbering>
 </file>
@@ -3459,6 +7591,7 @@
   <w:style w:type="character" w:default="1" w:styleId="a0">
     <w:name w:val="Default Paragraph Font"/>
     <w:uiPriority w:val="1"/>
+    <w:semiHidden/>
     <w:unhideWhenUsed/>
   </w:style>
   <w:style w:type="table" w:default="1" w:styleId="a1">
@@ -3795,6 +7928,33 @@
       <w:shd w:val="clear" w:color="auto" w:fill="E1DFDD"/>
     </w:rPr>
   </w:style>
+  <w:style w:type="character" w:styleId="ae">
+    <w:name w:val="Strong"/>
+    <w:basedOn w:val="a0"/>
+    <w:uiPriority w:val="22"/>
+    <w:qFormat/>
+    <w:rsid w:val="008061E4"/>
+    <w:rPr>
+      <w:b/>
+      <w:bCs/>
+    </w:rPr>
+  </w:style>
+  <w:style w:type="paragraph" w:customStyle="1" w:styleId="whitespace-normal">
+    <w:name w:val="whitespace-normal"/>
+    <w:basedOn w:val="a"/>
+    <w:rsid w:val="008061E4"/>
+    <w:pPr>
+      <w:spacing w:before="100" w:beforeAutospacing="1" w:after="100" w:afterAutospacing="1" w:line="240" w:lineRule="auto"/>
+    </w:pPr>
+    <w:rPr>
+      <w:rFonts w:ascii="Times New Roman" w:eastAsia="Times New Roman" w:hAnsi="Times New Roman" w:cs="Times New Roman"/>
+      <w:kern w:val="0"/>
+      <w:sz w:val="24"/>
+      <w:szCs w:val="24"/>
+      <w:lang w:eastAsia="ru-RU"/>
+      <w14:ligatures w14:val="none"/>
+    </w:rPr>
+  </w:style>
 </w:styles>
 </file>
 

--- a/RESEARCH/Подготовка к постеру.docx
+++ b/RESEARCH/Подготовка к постеру.docx
@@ -34,7 +34,25 @@
           <w:bCs/>
           <w:lang w:val="en-US"/>
         </w:rPr>
-        <w:t>1. Kernel density estimation on the rotation group SO(3) for crystallographic texture analysis</w:t>
+        <w:t xml:space="preserve">1. Kernel density estimation on the rotation group </w:t>
+      </w:r>
+      <w:proofErr w:type="gramStart"/>
+      <w:r>
+        <w:rPr>
+          <w:b/>
+          <w:bCs/>
+          <w:lang w:val="en-US"/>
+        </w:rPr>
+        <w:t>SO(</w:t>
+      </w:r>
+      <w:proofErr w:type="gramEnd"/>
+      <w:r>
+        <w:rPr>
+          <w:b/>
+          <w:bCs/>
+          <w:lang w:val="en-US"/>
+        </w:rPr>
+        <w:t>3) for crystallographic texture analysis</w:t>
       </w:r>
     </w:p>
     <w:p>
@@ -78,7 +96,15 @@
         <w:t>Краткое описание:</w:t>
       </w:r>
       <w:r>
-        <w:t xml:space="preserve"> Применение KDE на группе вращений SO(3) для анализа кристаллографической текстуры. Доказаны асимптотически оптимальные скорости сходимости для различных классов функций. Включает быстрый алгоритм для больших выборок и бенчмарк различных семейств ядерных функций.</w:t>
+        <w:t xml:space="preserve"> Применение KDE на группе вращений </w:t>
+      </w:r>
+      <w:proofErr w:type="gramStart"/>
+      <w:r>
+        <w:t>SO(</w:t>
+      </w:r>
+      <w:proofErr w:type="gramEnd"/>
+      <w:r>
+        <w:t>3) для анализа кристаллографической текстуры. Доказаны асимптотически оптимальные скорости сходимости для различных классов функций. Включает быстрый алгоритм для больших выборок и бенчмарк различных семейств ядерных функций.</w:t>
       </w:r>
     </w:p>
     <w:p>
@@ -2663,7 +2689,15 @@
       </w:r>
       <w:proofErr w:type="spellEnd"/>
       <w:r>
-        <w:t xml:space="preserve"> ML фреймворк для классификации атомов по кристаллическим структурам из молекулярной динамики. Превосходит традиционные эвристические методы (CNA, PTM) особенно при высоких температурах когда решетки деформированы. Первый публичный бенчмарк для алгоритмов структурной классификации.</w:t>
+        <w:t xml:space="preserve"> ML фреймворк для классификации атомов по кристаллическим структурам из молекулярной динамики. Превосходит традиционные эвристические методы (CNA, PTM) особенно при высоких </w:t>
+      </w:r>
+      <w:proofErr w:type="gramStart"/>
+      <w:r>
+        <w:t>температурах</w:t>
+      </w:r>
+      <w:proofErr w:type="gramEnd"/>
+      <w:r>
+        <w:t xml:space="preserve"> когда решетки деформированы. Первый публичный бенчмарк для алгоритмов структурной классификации.</w:t>
       </w:r>
     </w:p>
     <w:p>
@@ -3318,13 +3352,1393 @@
           <w:lang w:val="en-US"/>
         </w:rPr>
       </w:pPr>
-      <w:r>
-        <w:rPr>
-          <w:lang w:val="en-US"/>
-        </w:rPr>
-        <w:t>https://www.sciencedirect.com/science/article/pii/S1359645422007327</w:t>
-      </w:r>
-    </w:p>
+      <w:hyperlink r:id="rId22" w:history="1">
+        <w:r>
+          <w:rPr>
+            <w:rStyle w:val="ac"/>
+            <w:lang w:val="en-US"/>
+          </w:rPr>
+          <w:t>https://www.sciencedirect.com/science/article/pii/S1359645422007327</w:t>
+        </w:r>
+      </w:hyperlink>
+    </w:p>
+    <w:p>
+      <w:pPr>
+        <w:rPr>
+          <w:lang w:val="en-US"/>
+        </w:rPr>
+      </w:pPr>
+    </w:p>
+    <w:p>
+      <w:pPr>
+        <w:rPr>
+          <w:lang w:val="en-US"/>
+        </w:rPr>
+      </w:pPr>
+      <w:r>
+        <w:rPr>
+          <w:lang w:val="en-US"/>
+        </w:rPr>
+        <w:br w:type="page"/>
+      </w:r>
+    </w:p>
+    <w:p>
+      <w:pPr>
+        <w:pStyle w:val="2"/>
+      </w:pPr>
+      <w:r>
+        <w:lastRenderedPageBreak/>
+        <w:t>Научные статьи</w:t>
+      </w:r>
+    </w:p>
+    <w:p>
+      <w:pPr>
+        <w:pStyle w:val="3"/>
+      </w:pPr>
+      <w:r>
+        <w:t>По спектральному анализу и ядерному сглаживанию:</w:t>
+      </w:r>
+    </w:p>
+    <w:p>
+      <w:pPr>
+        <w:pStyle w:val="whitespace-normal"/>
+      </w:pPr>
+      <w:proofErr w:type="spellStart"/>
+      <w:r>
+        <w:rPr>
+          <w:rStyle w:val="ae"/>
+          <w:rFonts w:eastAsiaTheme="majorEastAsia"/>
+        </w:rPr>
+        <w:t>Zhu</w:t>
+      </w:r>
+      <w:proofErr w:type="spellEnd"/>
+      <w:r>
+        <w:rPr>
+          <w:rStyle w:val="ae"/>
+          <w:rFonts w:eastAsiaTheme="majorEastAsia"/>
+        </w:rPr>
+        <w:t xml:space="preserve"> &amp; </w:t>
+      </w:r>
+      <w:proofErr w:type="spellStart"/>
+      <w:r>
+        <w:rPr>
+          <w:rStyle w:val="ae"/>
+          <w:rFonts w:eastAsiaTheme="majorEastAsia"/>
+        </w:rPr>
+        <w:t>Wathen</w:t>
+      </w:r>
+      <w:proofErr w:type="spellEnd"/>
+      <w:r>
+        <w:rPr>
+          <w:rStyle w:val="ae"/>
+          <w:rFonts w:eastAsiaTheme="majorEastAsia"/>
+        </w:rPr>
+        <w:t xml:space="preserve"> (2015)</w:t>
+      </w:r>
+      <w:r>
+        <w:t xml:space="preserve"> - "On </w:t>
+      </w:r>
+      <w:proofErr w:type="spellStart"/>
+      <w:r>
+        <w:t>spectral</w:t>
+      </w:r>
+      <w:proofErr w:type="spellEnd"/>
+      <w:r>
+        <w:t xml:space="preserve"> </w:t>
+      </w:r>
+      <w:proofErr w:type="spellStart"/>
+      <w:r>
+        <w:t>distribution</w:t>
+      </w:r>
+      <w:proofErr w:type="spellEnd"/>
+      <w:r>
+        <w:t xml:space="preserve"> </w:t>
+      </w:r>
+      <w:proofErr w:type="spellStart"/>
+      <w:r>
+        <w:t>of</w:t>
+      </w:r>
+      <w:proofErr w:type="spellEnd"/>
+      <w:r>
+        <w:t xml:space="preserve"> </w:t>
+      </w:r>
+      <w:proofErr w:type="spellStart"/>
+      <w:r>
+        <w:t>kernel</w:t>
+      </w:r>
+      <w:proofErr w:type="spellEnd"/>
+      <w:r>
+        <w:t xml:space="preserve"> </w:t>
+      </w:r>
+      <w:proofErr w:type="spellStart"/>
+      <w:r>
+        <w:t>matrices</w:t>
+      </w:r>
+      <w:proofErr w:type="spellEnd"/>
+      <w:r>
+        <w:t xml:space="preserve"> </w:t>
+      </w:r>
+      <w:proofErr w:type="spellStart"/>
+      <w:r>
+        <w:t>related</w:t>
+      </w:r>
+      <w:proofErr w:type="spellEnd"/>
+      <w:r>
+        <w:t xml:space="preserve"> </w:t>
+      </w:r>
+      <w:proofErr w:type="spellStart"/>
+      <w:r>
+        <w:t>to</w:t>
+      </w:r>
+      <w:proofErr w:type="spellEnd"/>
+      <w:r>
+        <w:t xml:space="preserve"> </w:t>
+      </w:r>
+      <w:proofErr w:type="spellStart"/>
+      <w:r>
+        <w:t>radial</w:t>
+      </w:r>
+      <w:proofErr w:type="spellEnd"/>
+      <w:r>
+        <w:t xml:space="preserve"> </w:t>
+      </w:r>
+      <w:proofErr w:type="spellStart"/>
+      <w:r>
+        <w:t>basis</w:t>
+      </w:r>
+      <w:proofErr w:type="spellEnd"/>
+      <w:r>
+        <w:t xml:space="preserve"> </w:t>
+      </w:r>
+      <w:proofErr w:type="spellStart"/>
+      <w:r>
+        <w:t>functions</w:t>
+      </w:r>
+      <w:proofErr w:type="spellEnd"/>
+      <w:r>
+        <w:t xml:space="preserve">" - исследование спектрального распределения матриц ядер, связанных с радиальными базисными функциями, включая аналитическое распределение собственных значений гауссовских ядер </w:t>
+      </w:r>
+      <w:hyperlink r:id="rId23" w:tgtFrame="_blank" w:history="1">
+        <w:r>
+          <w:rPr>
+            <w:rStyle w:val="text-nowrap"/>
+            <w:color w:val="0000FF"/>
+            <w:u w:val="single"/>
+          </w:rPr>
+          <w:t>Springer</w:t>
+        </w:r>
+      </w:hyperlink>
+    </w:p>
+    <w:p>
+      <w:pPr>
+        <w:pStyle w:val="whitespace-normal"/>
+      </w:pPr>
+      <w:proofErr w:type="spellStart"/>
+      <w:r>
+        <w:rPr>
+          <w:rStyle w:val="ae"/>
+          <w:rFonts w:eastAsiaTheme="majorEastAsia"/>
+        </w:rPr>
+        <w:t>Gaussian</w:t>
+      </w:r>
+      <w:proofErr w:type="spellEnd"/>
+      <w:r>
+        <w:rPr>
+          <w:rStyle w:val="ae"/>
+          <w:rFonts w:eastAsiaTheme="majorEastAsia"/>
+        </w:rPr>
+        <w:t xml:space="preserve"> Process </w:t>
+      </w:r>
+      <w:proofErr w:type="spellStart"/>
+      <w:r>
+        <w:rPr>
+          <w:rStyle w:val="ae"/>
+          <w:rFonts w:eastAsiaTheme="majorEastAsia"/>
+        </w:rPr>
+        <w:t>Kernels</w:t>
+      </w:r>
+      <w:proofErr w:type="spellEnd"/>
+      <w:r>
+        <w:rPr>
+          <w:rStyle w:val="ae"/>
+          <w:rFonts w:eastAsiaTheme="majorEastAsia"/>
+        </w:rPr>
+        <w:t xml:space="preserve"> </w:t>
+      </w:r>
+      <w:proofErr w:type="spellStart"/>
+      <w:r>
+        <w:rPr>
+          <w:rStyle w:val="ae"/>
+          <w:rFonts w:eastAsiaTheme="majorEastAsia"/>
+        </w:rPr>
+        <w:t>for</w:t>
+      </w:r>
+      <w:proofErr w:type="spellEnd"/>
+      <w:r>
+        <w:rPr>
+          <w:rStyle w:val="ae"/>
+          <w:rFonts w:eastAsiaTheme="majorEastAsia"/>
+        </w:rPr>
+        <w:t xml:space="preserve"> </w:t>
+      </w:r>
+      <w:proofErr w:type="spellStart"/>
+      <w:r>
+        <w:rPr>
+          <w:rStyle w:val="ae"/>
+          <w:rFonts w:eastAsiaTheme="majorEastAsia"/>
+        </w:rPr>
+        <w:t>Pattern</w:t>
+      </w:r>
+      <w:proofErr w:type="spellEnd"/>
+      <w:r>
+        <w:rPr>
+          <w:rStyle w:val="ae"/>
+          <w:rFonts w:eastAsiaTheme="majorEastAsia"/>
+        </w:rPr>
+        <w:t xml:space="preserve"> Discovery</w:t>
+      </w:r>
+      <w:r>
+        <w:t xml:space="preserve"> - работа по использованию гауссовских процессов со спектральной плотностью, моделируемой гауссовской смесью, для анализа паттернов в данных </w:t>
+      </w:r>
+      <w:hyperlink r:id="rId24" w:tgtFrame="_blank" w:history="1">
+        <w:proofErr w:type="spellStart"/>
+        <w:r>
+          <w:rPr>
+            <w:rStyle w:val="text-nowrap"/>
+            <w:color w:val="0000FF"/>
+            <w:u w:val="single"/>
+          </w:rPr>
+          <w:t>arXiv</w:t>
+        </w:r>
+        <w:proofErr w:type="spellEnd"/>
+      </w:hyperlink>
+    </w:p>
+    <w:p>
+      <w:pPr>
+        <w:pStyle w:val="whitespace-normal"/>
+      </w:pPr>
+      <w:proofErr w:type="spellStart"/>
+      <w:r>
+        <w:rPr>
+          <w:rStyle w:val="ae"/>
+          <w:rFonts w:eastAsiaTheme="majorEastAsia"/>
+        </w:rPr>
+        <w:t>Gaussian</w:t>
+      </w:r>
+      <w:proofErr w:type="spellEnd"/>
+      <w:r>
+        <w:rPr>
+          <w:rStyle w:val="ae"/>
+          <w:rFonts w:eastAsiaTheme="majorEastAsia"/>
+        </w:rPr>
+        <w:t xml:space="preserve"> </w:t>
+      </w:r>
+      <w:proofErr w:type="spellStart"/>
+      <w:r>
+        <w:rPr>
+          <w:rStyle w:val="ae"/>
+          <w:rFonts w:eastAsiaTheme="majorEastAsia"/>
+        </w:rPr>
+        <w:t>process</w:t>
+      </w:r>
+      <w:proofErr w:type="spellEnd"/>
+      <w:r>
+        <w:rPr>
+          <w:rStyle w:val="ae"/>
+          <w:rFonts w:eastAsiaTheme="majorEastAsia"/>
+        </w:rPr>
+        <w:t xml:space="preserve"> </w:t>
+      </w:r>
+      <w:proofErr w:type="spellStart"/>
+      <w:r>
+        <w:rPr>
+          <w:rStyle w:val="ae"/>
+          <w:rFonts w:eastAsiaTheme="majorEastAsia"/>
+        </w:rPr>
+        <w:t>analysis</w:t>
+      </w:r>
+      <w:proofErr w:type="spellEnd"/>
+      <w:r>
+        <w:rPr>
+          <w:rStyle w:val="ae"/>
+          <w:rFonts w:eastAsiaTheme="majorEastAsia"/>
+        </w:rPr>
+        <w:t xml:space="preserve"> </w:t>
+      </w:r>
+      <w:proofErr w:type="spellStart"/>
+      <w:r>
+        <w:rPr>
+          <w:rStyle w:val="ae"/>
+          <w:rFonts w:eastAsiaTheme="majorEastAsia"/>
+        </w:rPr>
+        <w:t>of</w:t>
+      </w:r>
+      <w:proofErr w:type="spellEnd"/>
+      <w:r>
+        <w:rPr>
+          <w:rStyle w:val="ae"/>
+          <w:rFonts w:eastAsiaTheme="majorEastAsia"/>
+        </w:rPr>
+        <w:t xml:space="preserve"> </w:t>
+      </w:r>
+      <w:proofErr w:type="spellStart"/>
+      <w:r>
+        <w:rPr>
+          <w:rStyle w:val="ae"/>
+          <w:rFonts w:eastAsiaTheme="majorEastAsia"/>
+        </w:rPr>
+        <w:t>electron</w:t>
+      </w:r>
+      <w:proofErr w:type="spellEnd"/>
+      <w:r>
+        <w:rPr>
+          <w:rStyle w:val="ae"/>
+          <w:rFonts w:eastAsiaTheme="majorEastAsia"/>
+        </w:rPr>
+        <w:t xml:space="preserve"> </w:t>
+      </w:r>
+      <w:proofErr w:type="spellStart"/>
+      <w:r>
+        <w:rPr>
+          <w:rStyle w:val="ae"/>
+          <w:rFonts w:eastAsiaTheme="majorEastAsia"/>
+        </w:rPr>
+        <w:t>energy</w:t>
+      </w:r>
+      <w:proofErr w:type="spellEnd"/>
+      <w:r>
+        <w:rPr>
+          <w:rStyle w:val="ae"/>
+          <w:rFonts w:eastAsiaTheme="majorEastAsia"/>
+        </w:rPr>
+        <w:t xml:space="preserve"> </w:t>
+      </w:r>
+      <w:proofErr w:type="spellStart"/>
+      <w:r>
+        <w:rPr>
+          <w:rStyle w:val="ae"/>
+          <w:rFonts w:eastAsiaTheme="majorEastAsia"/>
+        </w:rPr>
+        <w:t>loss</w:t>
+      </w:r>
+      <w:proofErr w:type="spellEnd"/>
+      <w:r>
+        <w:rPr>
+          <w:rStyle w:val="ae"/>
+          <w:rFonts w:eastAsiaTheme="majorEastAsia"/>
+        </w:rPr>
+        <w:t xml:space="preserve"> </w:t>
+      </w:r>
+      <w:proofErr w:type="spellStart"/>
+      <w:r>
+        <w:rPr>
+          <w:rStyle w:val="ae"/>
+          <w:rFonts w:eastAsiaTheme="majorEastAsia"/>
+        </w:rPr>
+        <w:t>spectroscopy</w:t>
+      </w:r>
+      <w:proofErr w:type="spellEnd"/>
+      <w:r>
+        <w:t xml:space="preserve"> (</w:t>
+      </w:r>
+      <w:proofErr w:type="spellStart"/>
+      <w:r>
+        <w:t>npj</w:t>
+      </w:r>
+      <w:proofErr w:type="spellEnd"/>
+      <w:r>
+        <w:t xml:space="preserve"> </w:t>
+      </w:r>
+      <w:proofErr w:type="spellStart"/>
+      <w:r>
+        <w:t>Computational</w:t>
+      </w:r>
+      <w:proofErr w:type="spellEnd"/>
+      <w:r>
+        <w:t xml:space="preserve"> </w:t>
+      </w:r>
+      <w:proofErr w:type="spellStart"/>
+      <w:r>
+        <w:t>Materials</w:t>
+      </w:r>
+      <w:proofErr w:type="spellEnd"/>
+      <w:r>
+        <w:t xml:space="preserve">, 2021) - применение гауссовских процессов для анализа данных электронной энергетической потери спектроскопии с многомерной реконструкцией </w:t>
+      </w:r>
+      <w:hyperlink r:id="rId25" w:tgtFrame="_blank" w:history="1">
+        <w:r>
+          <w:rPr>
+            <w:rStyle w:val="text-nowrap"/>
+            <w:color w:val="0000FF"/>
+            <w:u w:val="single"/>
+          </w:rPr>
+          <w:t>Nature</w:t>
+        </w:r>
+      </w:hyperlink>
+    </w:p>
+    <w:p>
+      <w:pPr>
+        <w:pStyle w:val="3"/>
+      </w:pPr>
+      <w:r>
+        <w:t>По радиационной спектроскопии:</w:t>
+      </w:r>
+    </w:p>
+    <w:p>
+      <w:pPr>
+        <w:pStyle w:val="whitespace-normal"/>
+      </w:pPr>
+      <w:proofErr w:type="spellStart"/>
+      <w:r>
+        <w:rPr>
+          <w:rStyle w:val="ae"/>
+          <w:rFonts w:eastAsiaTheme="majorEastAsia"/>
+        </w:rPr>
+        <w:t>Мёссбауэровская</w:t>
+      </w:r>
+      <w:proofErr w:type="spellEnd"/>
+      <w:r>
+        <w:rPr>
+          <w:rStyle w:val="ae"/>
+          <w:rFonts w:eastAsiaTheme="majorEastAsia"/>
+        </w:rPr>
+        <w:t xml:space="preserve"> спектроскопия</w:t>
+      </w:r>
+      <w:r>
+        <w:t xml:space="preserve"> - разработано программное обеспечение, включающее гауссовское ядро сглаживания в статистику фильтрации Калмана для уменьшения шума в реальном времени, с улучшением отношения сигнал/шум до 51.1% </w:t>
+      </w:r>
+      <w:hyperlink r:id="rId26" w:tgtFrame="_blank" w:history="1">
+        <w:proofErr w:type="spellStart"/>
+        <w:r>
+          <w:rPr>
+            <w:rStyle w:val="text-nowrap"/>
+            <w:color w:val="0000FF"/>
+            <w:u w:val="single"/>
+          </w:rPr>
+          <w:t>ScienceDirect</w:t>
+        </w:r>
+        <w:proofErr w:type="spellEnd"/>
+      </w:hyperlink>
+    </w:p>
+    <w:p>
+      <w:pPr>
+        <w:pStyle w:val="whitespace-normal"/>
+      </w:pPr>
+      <w:proofErr w:type="spellStart"/>
+      <w:r>
+        <w:rPr>
+          <w:rStyle w:val="ae"/>
+          <w:rFonts w:eastAsiaTheme="majorEastAsia"/>
+        </w:rPr>
+        <w:t>Gaussian</w:t>
+      </w:r>
+      <w:proofErr w:type="spellEnd"/>
+      <w:r>
+        <w:rPr>
+          <w:rStyle w:val="ae"/>
+          <w:rFonts w:eastAsiaTheme="majorEastAsia"/>
+        </w:rPr>
+        <w:t xml:space="preserve"> </w:t>
+      </w:r>
+      <w:proofErr w:type="spellStart"/>
+      <w:r>
+        <w:rPr>
+          <w:rStyle w:val="ae"/>
+          <w:rFonts w:eastAsiaTheme="majorEastAsia"/>
+        </w:rPr>
+        <w:t>Generalized</w:t>
+      </w:r>
+      <w:proofErr w:type="spellEnd"/>
+      <w:r>
+        <w:rPr>
+          <w:rStyle w:val="ae"/>
+          <w:rFonts w:eastAsiaTheme="majorEastAsia"/>
+        </w:rPr>
+        <w:t xml:space="preserve"> </w:t>
+      </w:r>
+      <w:proofErr w:type="spellStart"/>
+      <w:r>
+        <w:rPr>
+          <w:rStyle w:val="ae"/>
+          <w:rFonts w:eastAsiaTheme="majorEastAsia"/>
+        </w:rPr>
+        <w:t>Diffraction</w:t>
+      </w:r>
+      <w:proofErr w:type="spellEnd"/>
+      <w:r>
+        <w:rPr>
+          <w:rStyle w:val="ae"/>
+          <w:rFonts w:eastAsiaTheme="majorEastAsia"/>
+        </w:rPr>
+        <w:t xml:space="preserve"> Enhanced </w:t>
+      </w:r>
+      <w:proofErr w:type="spellStart"/>
+      <w:r>
+        <w:rPr>
+          <w:rStyle w:val="ae"/>
+          <w:rFonts w:eastAsiaTheme="majorEastAsia"/>
+        </w:rPr>
+        <w:t>Imaging</w:t>
+      </w:r>
+      <w:proofErr w:type="spellEnd"/>
+      <w:r>
+        <w:rPr>
+          <w:rStyle w:val="ae"/>
+          <w:rFonts w:eastAsiaTheme="majorEastAsia"/>
+        </w:rPr>
+        <w:t xml:space="preserve"> (G2DEI)</w:t>
+      </w:r>
+      <w:r>
+        <w:t xml:space="preserve"> (Scientific </w:t>
+      </w:r>
+      <w:proofErr w:type="spellStart"/>
+      <w:r>
+        <w:t>Reports</w:t>
+      </w:r>
+      <w:proofErr w:type="spellEnd"/>
+      <w:r>
+        <w:t xml:space="preserve">, 2018) - новый аналитический алгоритм на основе гауссовского описания для фазово-контрастной рентгеновской визуализации </w:t>
+      </w:r>
+      <w:hyperlink r:id="rId27" w:tgtFrame="_blank" w:history="1">
+        <w:r>
+          <w:rPr>
+            <w:rStyle w:val="text-nowrap"/>
+            <w:color w:val="0000FF"/>
+            <w:u w:val="single"/>
+          </w:rPr>
+          <w:t>Nature</w:t>
+        </w:r>
+      </w:hyperlink>
+    </w:p>
+    <w:p>
+      <w:pPr>
+        <w:pStyle w:val="whitespace-normal"/>
+      </w:pPr>
+      <w:r>
+        <w:rPr>
+          <w:rStyle w:val="ae"/>
+          <w:rFonts w:eastAsiaTheme="majorEastAsia"/>
+        </w:rPr>
+        <w:t>Трансмиссионная спектроскопия</w:t>
+      </w:r>
+      <w:r>
+        <w:t xml:space="preserve"> - применение гауссовских процессов для моделирования инструментальных систематических ошибок в трансмиссионной спектроскопии экзопланет </w:t>
+      </w:r>
+      <w:hyperlink r:id="rId28" w:tgtFrame="_blank" w:history="1">
+        <w:proofErr w:type="spellStart"/>
+        <w:r>
+          <w:rPr>
+            <w:rStyle w:val="text-nowrap"/>
+            <w:color w:val="0000FF"/>
+            <w:u w:val="single"/>
+          </w:rPr>
+          <w:t>ResearchGate</w:t>
+        </w:r>
+        <w:proofErr w:type="spellEnd"/>
+      </w:hyperlink>
+    </w:p>
+    <w:p>
+      <w:pPr>
+        <w:pStyle w:val="3"/>
+      </w:pPr>
+      <w:proofErr w:type="gramStart"/>
+      <w:r>
+        <w:t xml:space="preserve">По ядерной оценке </w:t>
+      </w:r>
+      <w:proofErr w:type="gramEnd"/>
+      <w:r>
+        <w:t>плотности для спектроскопии:</w:t>
+      </w:r>
+    </w:p>
+    <w:p>
+      <w:pPr>
+        <w:pStyle w:val="whitespace-normal"/>
+      </w:pPr>
+      <w:r>
+        <w:rPr>
+          <w:rStyle w:val="ae"/>
+          <w:rFonts w:eastAsiaTheme="majorEastAsia"/>
+        </w:rPr>
+        <w:t xml:space="preserve">"A Unified View </w:t>
+      </w:r>
+      <w:proofErr w:type="spellStart"/>
+      <w:r>
+        <w:rPr>
+          <w:rStyle w:val="ae"/>
+          <w:rFonts w:eastAsiaTheme="majorEastAsia"/>
+        </w:rPr>
+        <w:t>of</w:t>
+      </w:r>
+      <w:proofErr w:type="spellEnd"/>
+      <w:r>
+        <w:rPr>
+          <w:rStyle w:val="ae"/>
+          <w:rFonts w:eastAsiaTheme="majorEastAsia"/>
+        </w:rPr>
+        <w:t xml:space="preserve"> </w:t>
+      </w:r>
+      <w:proofErr w:type="spellStart"/>
+      <w:r>
+        <w:rPr>
+          <w:rStyle w:val="ae"/>
+          <w:rFonts w:eastAsiaTheme="majorEastAsia"/>
+        </w:rPr>
+        <w:t>Vibrational</w:t>
+      </w:r>
+      <w:proofErr w:type="spellEnd"/>
+      <w:r>
+        <w:rPr>
+          <w:rStyle w:val="ae"/>
+          <w:rFonts w:eastAsiaTheme="majorEastAsia"/>
+        </w:rPr>
+        <w:t xml:space="preserve"> </w:t>
+      </w:r>
+      <w:proofErr w:type="spellStart"/>
+      <w:r>
+        <w:rPr>
+          <w:rStyle w:val="ae"/>
+          <w:rFonts w:eastAsiaTheme="majorEastAsia"/>
+        </w:rPr>
+        <w:t>Spectroscopy</w:t>
+      </w:r>
+      <w:proofErr w:type="spellEnd"/>
+      <w:r>
+        <w:rPr>
+          <w:rStyle w:val="ae"/>
+          <w:rFonts w:eastAsiaTheme="majorEastAsia"/>
+        </w:rPr>
+        <w:t xml:space="preserve"> </w:t>
+      </w:r>
+      <w:proofErr w:type="spellStart"/>
+      <w:r>
+        <w:rPr>
+          <w:rStyle w:val="ae"/>
+          <w:rFonts w:eastAsiaTheme="majorEastAsia"/>
+        </w:rPr>
+        <w:t>Simulation</w:t>
+      </w:r>
+      <w:proofErr w:type="spellEnd"/>
+      <w:r>
+        <w:rPr>
+          <w:rStyle w:val="ae"/>
+          <w:rFonts w:eastAsiaTheme="majorEastAsia"/>
+        </w:rPr>
+        <w:t xml:space="preserve"> </w:t>
+      </w:r>
+      <w:proofErr w:type="spellStart"/>
+      <w:r>
+        <w:rPr>
+          <w:rStyle w:val="ae"/>
+          <w:rFonts w:eastAsiaTheme="majorEastAsia"/>
+        </w:rPr>
+        <w:t>through</w:t>
+      </w:r>
+      <w:proofErr w:type="spellEnd"/>
+      <w:r>
+        <w:rPr>
+          <w:rStyle w:val="ae"/>
+          <w:rFonts w:eastAsiaTheme="majorEastAsia"/>
+        </w:rPr>
+        <w:t xml:space="preserve"> </w:t>
+      </w:r>
+      <w:proofErr w:type="spellStart"/>
+      <w:r>
+        <w:rPr>
+          <w:rStyle w:val="ae"/>
+          <w:rFonts w:eastAsiaTheme="majorEastAsia"/>
+        </w:rPr>
+        <w:t>Kernel</w:t>
+      </w:r>
+      <w:proofErr w:type="spellEnd"/>
+      <w:r>
+        <w:rPr>
+          <w:rStyle w:val="ae"/>
+          <w:rFonts w:eastAsiaTheme="majorEastAsia"/>
+        </w:rPr>
+        <w:t xml:space="preserve"> </w:t>
+      </w:r>
+      <w:proofErr w:type="spellStart"/>
+      <w:r>
+        <w:rPr>
+          <w:rStyle w:val="ae"/>
+          <w:rFonts w:eastAsiaTheme="majorEastAsia"/>
+        </w:rPr>
+        <w:t>Density</w:t>
+      </w:r>
+      <w:proofErr w:type="spellEnd"/>
+      <w:r>
+        <w:rPr>
+          <w:rStyle w:val="ae"/>
+          <w:rFonts w:eastAsiaTheme="majorEastAsia"/>
+        </w:rPr>
+        <w:t xml:space="preserve"> </w:t>
+      </w:r>
+      <w:proofErr w:type="spellStart"/>
+      <w:r>
+        <w:rPr>
+          <w:rStyle w:val="ae"/>
+          <w:rFonts w:eastAsiaTheme="majorEastAsia"/>
+        </w:rPr>
+        <w:t>Estimations</w:t>
+      </w:r>
+      <w:proofErr w:type="spellEnd"/>
+      <w:r>
+        <w:rPr>
+          <w:rStyle w:val="ae"/>
+          <w:rFonts w:eastAsiaTheme="majorEastAsia"/>
+        </w:rPr>
+        <w:t>"</w:t>
+      </w:r>
+      <w:r>
+        <w:t xml:space="preserve"> - использование алгоритма KDE с гауссовским ядром для симуляции вибрационных спектров и сравнения с экспериментальными данными </w:t>
+      </w:r>
+      <w:hyperlink r:id="rId29" w:tgtFrame="_blank" w:history="1">
+        <w:proofErr w:type="spellStart"/>
+        <w:r>
+          <w:rPr>
+            <w:rStyle w:val="text-nowrap"/>
+            <w:color w:val="0000FF"/>
+            <w:u w:val="single"/>
+          </w:rPr>
+          <w:t>PubMed</w:t>
+        </w:r>
+        <w:proofErr w:type="spellEnd"/>
+        <w:r>
+          <w:rPr>
+            <w:rStyle w:val="text-nowrap"/>
+            <w:color w:val="0000FF"/>
+            <w:u w:val="single"/>
+          </w:rPr>
+          <w:t xml:space="preserve"> Central</w:t>
+        </w:r>
+      </w:hyperlink>
+    </w:p>
+    <w:p>
+      <w:pPr>
+        <w:pStyle w:val="whitespace-normal"/>
+      </w:pPr>
+      <w:r>
+        <w:rPr>
+          <w:rStyle w:val="ae"/>
+          <w:rFonts w:eastAsiaTheme="majorEastAsia"/>
+        </w:rPr>
+        <w:t>Фурье-спектральное сглаживание</w:t>
+      </w:r>
+      <w:r>
+        <w:t xml:space="preserve"> - метод использования гауссовского множителя в области Фурье для сглаживания спектров </w:t>
+      </w:r>
+      <w:hyperlink r:id="rId30" w:tgtFrame="_blank" w:history="1">
+        <w:r>
+          <w:rPr>
+            <w:rStyle w:val="text-nowrap"/>
+            <w:color w:val="0000FF"/>
+            <w:u w:val="single"/>
+          </w:rPr>
+          <w:t>NIRPY Research</w:t>
+        </w:r>
+      </w:hyperlink>
+    </w:p>
+    <w:p>
+      <w:pPr>
+        <w:pStyle w:val="2"/>
+      </w:pPr>
+      <w:r>
+        <w:t>Патенты</w:t>
+      </w:r>
+    </w:p>
+    <w:p>
+      <w:pPr>
+        <w:pStyle w:val="whitespace-normal"/>
+      </w:pPr>
+      <w:r>
+        <w:rPr>
+          <w:rStyle w:val="ae"/>
+          <w:rFonts w:eastAsiaTheme="majorEastAsia"/>
+        </w:rPr>
+        <w:t>US8269962B2</w:t>
+      </w:r>
+      <w:r>
+        <w:t xml:space="preserve"> - "Enhanced </w:t>
+      </w:r>
+      <w:proofErr w:type="spellStart"/>
+      <w:r>
+        <w:t>spectroscopic</w:t>
+      </w:r>
+      <w:proofErr w:type="spellEnd"/>
+      <w:r>
+        <w:t xml:space="preserve"> </w:t>
+      </w:r>
+      <w:proofErr w:type="spellStart"/>
+      <w:r>
+        <w:t>techniques</w:t>
+      </w:r>
+      <w:proofErr w:type="spellEnd"/>
+      <w:r>
+        <w:t xml:space="preserve"> </w:t>
+      </w:r>
+      <w:proofErr w:type="spellStart"/>
+      <w:r>
+        <w:t>using</w:t>
+      </w:r>
+      <w:proofErr w:type="spellEnd"/>
+      <w:r>
+        <w:t xml:space="preserve"> </w:t>
+      </w:r>
+      <w:proofErr w:type="spellStart"/>
+      <w:r>
+        <w:t>spatial</w:t>
+      </w:r>
+      <w:proofErr w:type="spellEnd"/>
+      <w:r>
+        <w:t xml:space="preserve"> </w:t>
+      </w:r>
+      <w:proofErr w:type="spellStart"/>
+      <w:r>
+        <w:t>beam</w:t>
+      </w:r>
+      <w:proofErr w:type="spellEnd"/>
+      <w:r>
+        <w:t xml:space="preserve"> </w:t>
+      </w:r>
+      <w:proofErr w:type="spellStart"/>
+      <w:r>
+        <w:t>shaping</w:t>
+      </w:r>
+      <w:proofErr w:type="spellEnd"/>
+      <w:r>
+        <w:t>" - патент на использование гауссовских пучков (</w:t>
+      </w:r>
+      <w:proofErr w:type="spellStart"/>
+      <w:r>
+        <w:t>Laguerre</w:t>
+      </w:r>
+      <w:proofErr w:type="spellEnd"/>
+      <w:r>
+        <w:t xml:space="preserve"> </w:t>
+      </w:r>
+      <w:proofErr w:type="spellStart"/>
+      <w:r>
+        <w:t>Gaussian</w:t>
+      </w:r>
+      <w:proofErr w:type="spellEnd"/>
+      <w:r>
+        <w:t xml:space="preserve">, </w:t>
+      </w:r>
+      <w:proofErr w:type="spellStart"/>
+      <w:r>
+        <w:t>Hermite-Gaussian</w:t>
+      </w:r>
+      <w:proofErr w:type="spellEnd"/>
+      <w:r>
+        <w:t xml:space="preserve">) для </w:t>
+      </w:r>
+      <w:proofErr w:type="spellStart"/>
+      <w:r>
+        <w:t>рамановской</w:t>
+      </w:r>
+      <w:proofErr w:type="spellEnd"/>
+      <w:r>
+        <w:t xml:space="preserve"> спектроскопии </w:t>
+      </w:r>
+      <w:hyperlink r:id="rId31" w:tgtFrame="_blank" w:history="1">
+        <w:r>
+          <w:rPr>
+            <w:rStyle w:val="text-nowrap"/>
+            <w:color w:val="0000FF"/>
+            <w:u w:val="single"/>
+          </w:rPr>
+          <w:t xml:space="preserve">Google </w:t>
+        </w:r>
+        <w:proofErr w:type="spellStart"/>
+        <w:r>
+          <w:rPr>
+            <w:rStyle w:val="text-nowrap"/>
+            <w:color w:val="0000FF"/>
+            <w:u w:val="single"/>
+          </w:rPr>
+          <w:t>Patents</w:t>
+        </w:r>
+        <w:proofErr w:type="spellEnd"/>
+      </w:hyperlink>
+    </w:p>
+    <w:p>
+      <w:pPr>
+        <w:pStyle w:val="2"/>
+      </w:pPr>
+      <w:r>
+        <w:lastRenderedPageBreak/>
+        <w:t>Основные применения в кристаллографии</w:t>
+      </w:r>
+    </w:p>
+    <w:p>
+      <w:pPr>
+        <w:pStyle w:val="3"/>
+      </w:pPr>
+      <w:r>
+        <w:t>1. Обработка дифракционных пиков</w:t>
+      </w:r>
+    </w:p>
+    <w:p>
+      <w:pPr>
+        <w:pStyle w:val="whitespace-normal"/>
+      </w:pPr>
+      <w:r>
+        <w:rPr>
+          <w:rStyle w:val="ae"/>
+          <w:rFonts w:eastAsiaTheme="majorEastAsia"/>
+        </w:rPr>
+        <w:t>Сглаживание рентгеновских дифракционных пиков</w:t>
+      </w:r>
+      <w:r>
+        <w:t xml:space="preserve"> - разработана общая модель искажений пиков рентгеновской дифракции (XRD), основанная на свёртке фильтра Савицкого-Голая с гауссовскими, </w:t>
+      </w:r>
+      <w:proofErr w:type="spellStart"/>
+      <w:r>
+        <w:t>лоренцевскими</w:t>
+      </w:r>
+      <w:proofErr w:type="spellEnd"/>
+      <w:r>
+        <w:t xml:space="preserve"> и псевдо-</w:t>
+      </w:r>
+      <w:proofErr w:type="spellStart"/>
+      <w:r>
+        <w:t>Войгтовскими</w:t>
+      </w:r>
+      <w:proofErr w:type="spellEnd"/>
+      <w:r>
+        <w:t xml:space="preserve"> кривыми </w:t>
+      </w:r>
+      <w:hyperlink r:id="rId32" w:tgtFrame="_blank" w:history="1">
+        <w:proofErr w:type="spellStart"/>
+        <w:r>
+          <w:rPr>
+            <w:rStyle w:val="text-nowrap"/>
+            <w:color w:val="0000FF"/>
+            <w:u w:val="single"/>
+          </w:rPr>
+          <w:t>IUCr</w:t>
+        </w:r>
+      </w:hyperlink>
+      <w:hyperlink r:id="rId33" w:tgtFrame="_blank" w:history="1">
+        <w:r>
+          <w:rPr>
+            <w:rStyle w:val="text-nowrap"/>
+            <w:color w:val="0000FF"/>
+            <w:u w:val="single"/>
+          </w:rPr>
+          <w:t>ResearchGate</w:t>
+        </w:r>
+        <w:proofErr w:type="spellEnd"/>
+      </w:hyperlink>
+    </w:p>
+    <w:p>
+      <w:pPr>
+        <w:pStyle w:val="whitespace-normal"/>
+      </w:pPr>
+      <w:proofErr w:type="spellStart"/>
+      <w:r>
+        <w:rPr>
+          <w:rStyle w:val="ae"/>
+          <w:rFonts w:eastAsiaTheme="majorEastAsia"/>
+        </w:rPr>
+        <w:t>Деконволюция</w:t>
+      </w:r>
+      <w:proofErr w:type="spellEnd"/>
+      <w:r>
+        <w:rPr>
+          <w:rStyle w:val="ae"/>
+          <w:rFonts w:eastAsiaTheme="majorEastAsia"/>
+        </w:rPr>
+        <w:t xml:space="preserve"> в рентгеновском дифракционном анализе</w:t>
+      </w:r>
+      <w:r>
+        <w:t xml:space="preserve"> - если экспериментальные данные и инструментальный профиль сглажены гауссовскими функциями, то </w:t>
+      </w:r>
+      <w:proofErr w:type="spellStart"/>
+      <w:r>
+        <w:t>деконволютированный</w:t>
+      </w:r>
+      <w:proofErr w:type="spellEnd"/>
+      <w:r>
+        <w:t xml:space="preserve"> профиль автоматически сглаживается гауссовской функцией </w:t>
+      </w:r>
+      <w:hyperlink r:id="rId34" w:tgtFrame="_blank" w:history="1">
+        <w:proofErr w:type="spellStart"/>
+        <w:r>
+          <w:rPr>
+            <w:rStyle w:val="text-nowrap"/>
+            <w:color w:val="0000FF"/>
+            <w:u w:val="single"/>
+          </w:rPr>
+          <w:t>Humusoft</w:t>
+        </w:r>
+        <w:proofErr w:type="spellEnd"/>
+      </w:hyperlink>
+    </w:p>
+    <w:p>
+      <w:pPr>
+        <w:pStyle w:val="whitespace-normal"/>
+      </w:pPr>
+      <w:r>
+        <w:rPr>
+          <w:rStyle w:val="ae"/>
+          <w:rFonts w:eastAsiaTheme="majorEastAsia"/>
+        </w:rPr>
+        <w:t>Гауссовская аппроксимация пиков XRD</w:t>
+      </w:r>
+      <w:r>
+        <w:t xml:space="preserve"> - используется для более точного измерения положения пиков, особенно когда пики находятся очень близко и частично перекрываются </w:t>
+      </w:r>
+      <w:hyperlink r:id="rId35" w:tgtFrame="_blank" w:history="1">
+        <w:proofErr w:type="spellStart"/>
+        <w:r>
+          <w:rPr>
+            <w:rStyle w:val="text-nowrap"/>
+            <w:color w:val="0000FF"/>
+            <w:u w:val="single"/>
+          </w:rPr>
+          <w:t>Stack</w:t>
+        </w:r>
+        <w:proofErr w:type="spellEnd"/>
+        <w:r>
+          <w:rPr>
+            <w:rStyle w:val="text-nowrap"/>
+            <w:color w:val="0000FF"/>
+            <w:u w:val="single"/>
+          </w:rPr>
+          <w:t xml:space="preserve"> Exchange</w:t>
+        </w:r>
+      </w:hyperlink>
+    </w:p>
+    <w:p>
+      <w:pPr>
+        <w:pStyle w:val="3"/>
+      </w:pPr>
+      <w:r>
+        <w:t>2. Гауссовские процессы в кристаллографии</w:t>
+      </w:r>
+    </w:p>
+    <w:p>
+      <w:pPr>
+        <w:pStyle w:val="whitespace-normal"/>
+      </w:pPr>
+      <w:r>
+        <w:rPr>
+          <w:rStyle w:val="ae"/>
+          <w:rFonts w:eastAsiaTheme="majorEastAsia"/>
+        </w:rPr>
+        <w:t xml:space="preserve">Оценка </w:t>
+      </w:r>
+      <w:proofErr w:type="spellStart"/>
+      <w:r>
+        <w:rPr>
+          <w:rStyle w:val="ae"/>
+          <w:rFonts w:eastAsiaTheme="majorEastAsia"/>
+        </w:rPr>
+        <w:t>внутризёренной</w:t>
+      </w:r>
+      <w:proofErr w:type="spellEnd"/>
+      <w:r>
+        <w:rPr>
+          <w:rStyle w:val="ae"/>
+          <w:rFonts w:eastAsiaTheme="majorEastAsia"/>
+        </w:rPr>
+        <w:t xml:space="preserve"> деформации</w:t>
+      </w:r>
+      <w:r>
+        <w:t xml:space="preserve"> - новый метод регрессии на основе гауссовских процессов для оценки полей деформации в поликристаллических материалах на основе данных трёхмерной рентгеновской дифракции (3DXRD), с естественной оценкой пространственной неопределённости </w:t>
+      </w:r>
+      <w:hyperlink r:id="rId36" w:tgtFrame="_blank" w:history="1">
+        <w:proofErr w:type="spellStart"/>
+        <w:r>
+          <w:rPr>
+            <w:rStyle w:val="text-nowrap"/>
+            <w:color w:val="0000FF"/>
+            <w:u w:val="single"/>
+          </w:rPr>
+          <w:t>Wiley</w:t>
+        </w:r>
+        <w:proofErr w:type="spellEnd"/>
+        <w:r>
+          <w:rPr>
+            <w:rStyle w:val="text-nowrap"/>
+            <w:color w:val="0000FF"/>
+            <w:u w:val="single"/>
+          </w:rPr>
+          <w:t xml:space="preserve"> Online Library</w:t>
+        </w:r>
+      </w:hyperlink>
+    </w:p>
+    <w:p>
+      <w:pPr>
+        <w:pStyle w:val="3"/>
+      </w:pPr>
+      <w:r>
+        <w:t>3. Моделирование дифракции с гауссовскими базисными функциями</w:t>
+      </w:r>
+    </w:p>
+    <w:p>
+      <w:pPr>
+        <w:pStyle w:val="whitespace-normal"/>
+      </w:pPr>
+      <w:r>
+        <w:rPr>
+          <w:rStyle w:val="ae"/>
+          <w:rFonts w:eastAsiaTheme="majorEastAsia"/>
+        </w:rPr>
+        <w:t>Предсказание кристаллической дифракции</w:t>
+      </w:r>
+      <w:r>
+        <w:t xml:space="preserve"> - использование гауссовских базисных функций для моделирования положения, размера и формы отражений, а также для оценки частичности дифракции кристаллов, что улучшает обработку данных интегрированных интенсивностей пиков </w:t>
+      </w:r>
+      <w:hyperlink r:id="rId37" w:tgtFrame="_blank" w:history="1">
+        <w:r>
+          <w:rPr>
+            <w:rStyle w:val="text-nowrap"/>
+            <w:color w:val="0000FF"/>
+            <w:u w:val="single"/>
+          </w:rPr>
+          <w:t>NCBI</w:t>
+        </w:r>
+      </w:hyperlink>
+    </w:p>
+    <w:p>
+      <w:pPr>
+        <w:pStyle w:val="whitespace-normal"/>
+      </w:pPr>
+      <w:r>
+        <w:rPr>
+          <w:rStyle w:val="ae"/>
+          <w:rFonts w:eastAsiaTheme="majorEastAsia"/>
+        </w:rPr>
+        <w:t>1D гауссовские атомы в структурной кристаллографии</w:t>
+      </w:r>
+      <w:r>
+        <w:t xml:space="preserve"> - кристаллическая структура получается, когда один или более гауссовских атомов населяют элементарную ячейку; электронная плотность кристаллической структуры аппроксимируется суммой электронной плотности всех атомов </w:t>
+      </w:r>
+      <w:hyperlink r:id="rId38" w:tgtFrame="_blank" w:history="1">
+        <w:proofErr w:type="spellStart"/>
+        <w:r>
+          <w:rPr>
+            <w:rStyle w:val="text-nowrap"/>
+            <w:color w:val="0000FF"/>
+            <w:u w:val="single"/>
+          </w:rPr>
+          <w:t>PubMed</w:t>
+        </w:r>
+        <w:proofErr w:type="spellEnd"/>
+        <w:r>
+          <w:rPr>
+            <w:rStyle w:val="text-nowrap"/>
+            <w:color w:val="0000FF"/>
+            <w:u w:val="single"/>
+          </w:rPr>
+          <w:t xml:space="preserve"> Central</w:t>
+        </w:r>
+      </w:hyperlink>
+    </w:p>
+    <w:p>
+      <w:pPr>
+        <w:pStyle w:val="3"/>
+      </w:pPr>
+      <w:r>
+        <w:t>4. Автоматизированный сбор данных</w:t>
+      </w:r>
+    </w:p>
+    <w:p>
+      <w:pPr>
+        <w:pStyle w:val="whitespace-normal"/>
+      </w:pPr>
+      <w:r>
+        <w:rPr>
+          <w:rStyle w:val="ae"/>
+          <w:rFonts w:eastAsiaTheme="majorEastAsia"/>
+        </w:rPr>
+        <w:t>Обработка изображений кристаллов</w:t>
+      </w:r>
+      <w:r>
+        <w:t xml:space="preserve"> - применение гауссовского сглаживания для обработки изображений при автоматическом определении области сканирования кристаллов, включая вычитание фона и применение порогового значения для поиска контура </w:t>
+      </w:r>
+      <w:hyperlink r:id="rId39" w:tgtFrame="_blank" w:history="1">
+        <w:r>
+          <w:rPr>
+            <w:rStyle w:val="text-nowrap"/>
+            <w:color w:val="0000FF"/>
+            <w:u w:val="single"/>
+          </w:rPr>
+          <w:t>ESRF</w:t>
+        </w:r>
+      </w:hyperlink>
+    </w:p>
+    <w:p>
+      <w:pPr>
+        <w:pStyle w:val="3"/>
+      </w:pPr>
+      <w:r>
+        <w:t>5. Диффузное рассеяние</w:t>
+      </w:r>
+    </w:p>
+    <w:p>
+      <w:pPr>
+        <w:pStyle w:val="whitespace-normal"/>
+      </w:pPr>
+      <w:proofErr w:type="spellStart"/>
+      <w:r>
+        <w:rPr>
+          <w:rStyle w:val="ae"/>
+          <w:rFonts w:eastAsiaTheme="majorEastAsia"/>
+        </w:rPr>
+        <w:t>Брэгговские</w:t>
+      </w:r>
+      <w:proofErr w:type="spellEnd"/>
+      <w:r>
+        <w:rPr>
+          <w:rStyle w:val="ae"/>
+          <w:rFonts w:eastAsiaTheme="majorEastAsia"/>
+        </w:rPr>
+        <w:t xml:space="preserve"> пики</w:t>
+      </w:r>
+      <w:r>
+        <w:t xml:space="preserve"> - низкая мозаичность позволяет чётко различать острые гауссовской формы </w:t>
+      </w:r>
+      <w:proofErr w:type="spellStart"/>
+      <w:r>
+        <w:t>брэгговские</w:t>
+      </w:r>
+      <w:proofErr w:type="spellEnd"/>
+      <w:r>
+        <w:t xml:space="preserve"> пики от лежащего в их основе диффузного рассеяния </w:t>
+      </w:r>
+      <w:hyperlink r:id="rId40" w:tgtFrame="_blank" w:history="1">
+        <w:r>
+          <w:rPr>
+            <w:rStyle w:val="text-nowrap"/>
+            <w:color w:val="0000FF"/>
+            <w:u w:val="single"/>
+          </w:rPr>
+          <w:t>Nature</w:t>
+        </w:r>
+      </w:hyperlink>
+    </w:p>
+    <w:p>
+      <w:pPr>
+        <w:pStyle w:val="3"/>
+      </w:pPr>
+      <w:r>
+        <w:lastRenderedPageBreak/>
+        <w:t>6. Ядерный метод энергии (</w:t>
+      </w:r>
+      <w:proofErr w:type="spellStart"/>
+      <w:r>
+        <w:t>Kernel</w:t>
+      </w:r>
+      <w:proofErr w:type="spellEnd"/>
+      <w:r>
+        <w:t xml:space="preserve"> Energy </w:t>
+      </w:r>
+      <w:proofErr w:type="spellStart"/>
+      <w:r>
+        <w:t>Method</w:t>
+      </w:r>
+      <w:proofErr w:type="spellEnd"/>
+      <w:r>
+        <w:t>)</w:t>
+      </w:r>
+    </w:p>
+    <w:p>
+      <w:pPr>
+        <w:pStyle w:val="whitespace-normal"/>
+      </w:pPr>
+      <w:r>
+        <w:rPr>
+          <w:rStyle w:val="ae"/>
+          <w:rFonts w:eastAsiaTheme="majorEastAsia"/>
+        </w:rPr>
+        <w:t>Квантовая кристаллография</w:t>
+      </w:r>
+      <w:r>
+        <w:t xml:space="preserve"> - применение метода ядерной энергии (KEM) для больших молекул, который учитывает взаимодействия между всеми фрагментами для извлечения свойств теории функционала плотности из экспериментальных структурных факторов </w:t>
+      </w:r>
+      <w:hyperlink r:id="rId41" w:tgtFrame="_blank" w:history="1">
+        <w:proofErr w:type="spellStart"/>
+        <w:r>
+          <w:rPr>
+            <w:rStyle w:val="text-nowrap"/>
+            <w:color w:val="0000FF"/>
+            <w:u w:val="single"/>
+          </w:rPr>
+          <w:t>PubMed</w:t>
+        </w:r>
+        <w:proofErr w:type="spellEnd"/>
+      </w:hyperlink>
+    </w:p>
+    <w:p/>
+    <w:p>
+      <w:r>
+        <w:t>Вот эти важные:</w:t>
+      </w:r>
+    </w:p>
+    <w:p>
+      <w:hyperlink r:id="rId42" w:history="1">
+        <w:r>
+          <w:rPr>
+            <w:rStyle w:val="ac"/>
+          </w:rPr>
+          <w:t>https://www.researchgate.net/publication/221453292_Automated_Gaussian_Smoothing_and_Peak_Detection_Based_on_Repeated_Averaging_and_Properties_of_a_Spectrum%27s_Curvature</w:t>
+        </w:r>
+      </w:hyperlink>
+    </w:p>
+    <w:p>
+      <w:hyperlink r:id="rId43" w:history="1">
+        <w:r>
+          <w:rPr>
+            <w:rStyle w:val="ac"/>
+          </w:rPr>
+          <w:t>https://pubs.acs.org/doi/10.1021/acs.jpclett.3c00665</w:t>
+        </w:r>
+      </w:hyperlink>
+    </w:p>
+    <w:p>
+      <w:hyperlink r:id="rId44" w:history="1">
+        <w:r>
+          <w:rPr>
+            <w:rStyle w:val="ac"/>
+          </w:rPr>
+          <w:t>https://arxiv.org/abs/2112.07590</w:t>
+        </w:r>
+      </w:hyperlink>
+    </w:p>
+    <w:p>
+      <w:hyperlink r:id="rId45" w:history="1">
+        <w:r>
+          <w:rPr>
+            <w:rStyle w:val="ac"/>
+          </w:rPr>
+          <w:t>https://journals.aps.org/prd/abstract/10.1103/PhysRevD.104.076011</w:t>
+        </w:r>
+      </w:hyperlink>
+    </w:p>
+    <w:p>
+      <w:hyperlink r:id="rId46" w:history="1">
+        <w:r>
+          <w:rPr>
+            <w:rStyle w:val="ac"/>
+          </w:rPr>
+          <w:t>https://www.sciencedirect.com/science/article/pii/S1687850724002589</w:t>
+        </w:r>
+      </w:hyperlink>
+    </w:p>
+    <w:p>
+      <w:hyperlink r:id="rId47" w:history="1">
+        <w:r>
+          <w:rPr>
+            <w:rStyle w:val="ac"/>
+          </w:rPr>
+          <w:t>https://arxiv.org/pdf/0808.0311</w:t>
+        </w:r>
+      </w:hyperlink>
+    </w:p>
+    <w:p/>
     <w:sectPr>
       <w:pgSz w:w="11906" w:h="16838"/>
       <w:pgMar w:top="1134" w:right="850" w:bottom="1134" w:left="1701" w:header="708" w:footer="708" w:gutter="0"/>
@@ -7955,6 +9369,16 @@
       <w14:ligatures w14:val="none"/>
     </w:rPr>
   </w:style>
+  <w:style w:type="character" w:customStyle="1" w:styleId="inline-flex">
+    <w:name w:val="inline-flex"/>
+    <w:basedOn w:val="a0"/>
+    <w:rsid w:val="005F502D"/>
+  </w:style>
+  <w:style w:type="character" w:customStyle="1" w:styleId="text-nowrap">
+    <w:name w:val="text-nowrap"/>
+    <w:basedOn w:val="a0"/>
+    <w:rsid w:val="005F502D"/>
+  </w:style>
 </w:styles>
 </file>
 
